--- a/05 Short term memory.docx
+++ b/05 Short term memory.docx
@@ -441,14 +441,15 @@
       </w:pPr>
       <w:r>
         <w:rPr>
+          <w:noProof/>
           <w:sz w:val="20"/>
           <w:szCs w:val="20"/>
         </w:rPr>
         <w:drawing>
-          <wp:inline distT="0" distB="0" distL="0" distR="0" wp14:anchorId="26F7D410" wp14:editId="0C8F32B9">
+          <wp:inline distT="0" distB="0" distL="0" distR="0" wp14:anchorId="1759164C" wp14:editId="4FB912FD">
             <wp:extent cx="4029637" cy="2200582"/>
             <wp:effectExtent l="0" t="0" r="9525" b="9525"/>
-            <wp:docPr id="1" name="Picture 1"/>
+            <wp:docPr id="1" name="Picture 1" descr="A diagram of a memory&#10;&#10;Description automatically generated"/>
             <wp:cNvGraphicFramePr>
               <a:graphicFrameLocks xmlns:a="http://schemas.openxmlformats.org/drawingml/2006/main" noChangeAspect="1"/>
             </wp:cNvGraphicFramePr>
@@ -456,11 +457,11 @@
               <a:graphicData uri="http://schemas.openxmlformats.org/drawingml/2006/picture">
                 <pic:pic xmlns:pic="http://schemas.openxmlformats.org/drawingml/2006/picture">
                   <pic:nvPicPr>
-                    <pic:cNvPr id="1" name=""/>
+                    <pic:cNvPr id="1" name="Picture 1" descr="A diagram of a memory&#10;&#10;Description automatically generated"/>
                     <pic:cNvPicPr/>
                   </pic:nvPicPr>
                   <pic:blipFill>
-                    <a:blip r:embed="rId5"/>
+                    <a:blip r:embed="rId4"/>
                     <a:stretch>
                       <a:fillRect/>
                     </a:stretch>
@@ -572,26 +573,20 @@
           <w:sz w:val="20"/>
           <w:szCs w:val="20"/>
         </w:rPr>
-        <w:t>itself</w:t>
-      </w:r>
-      <w:r>
-        <w:rPr>
-          <w:sz w:val="20"/>
-          <w:szCs w:val="20"/>
-        </w:rPr>
-        <w:t>ù</w:t>
+        <w:t>itselfù</w:t>
       </w:r>
       <w:proofErr w:type="spellEnd"/>
       <w:r>
         <w:rPr>
+          <w:noProof/>
           <w:sz w:val="20"/>
           <w:szCs w:val="20"/>
         </w:rPr>
         <w:drawing>
-          <wp:inline distT="0" distB="0" distL="0" distR="0" wp14:anchorId="3B02336B" wp14:editId="493E6E1F">
+          <wp:inline distT="0" distB="0" distL="0" distR="0" wp14:anchorId="0A1A424A" wp14:editId="2C6DC436">
             <wp:extent cx="3402419" cy="1907311"/>
             <wp:effectExtent l="0" t="0" r="7620" b="0"/>
-            <wp:docPr id="2" name="Picture 2"/>
+            <wp:docPr id="2" name="Picture 2" descr="A diagram of a person's face&#10;&#10;Description automatically generated"/>
             <wp:cNvGraphicFramePr>
               <a:graphicFrameLocks xmlns:a="http://schemas.openxmlformats.org/drawingml/2006/main" noChangeAspect="1"/>
             </wp:cNvGraphicFramePr>
@@ -599,11 +594,11 @@
               <a:graphicData uri="http://schemas.openxmlformats.org/drawingml/2006/picture">
                 <pic:pic xmlns:pic="http://schemas.openxmlformats.org/drawingml/2006/picture">
                   <pic:nvPicPr>
-                    <pic:cNvPr id="1" name=""/>
+                    <pic:cNvPr id="2" name="Picture 2" descr="A diagram of a person's face&#10;&#10;Description automatically generated"/>
                     <pic:cNvPicPr/>
                   </pic:nvPicPr>
                   <pic:blipFill>
-                    <a:blip r:embed="rId6"/>
+                    <a:blip r:embed="rId5"/>
                     <a:stretch>
                       <a:fillRect/>
                     </a:stretch>
@@ -873,14 +868,15 @@
       </w:pPr>
       <w:r>
         <w:rPr>
+          <w:noProof/>
           <w:sz w:val="20"/>
           <w:szCs w:val="20"/>
         </w:rPr>
         <w:drawing>
-          <wp:inline distT="0" distB="0" distL="0" distR="0" wp14:anchorId="0BF52B38" wp14:editId="48F50E14">
+          <wp:inline distT="0" distB="0" distL="0" distR="0" wp14:anchorId="0A0D0F5B" wp14:editId="3212D154">
             <wp:extent cx="2249071" cy="1584251"/>
             <wp:effectExtent l="0" t="0" r="0" b="0"/>
-            <wp:docPr id="3" name="Picture 3"/>
+            <wp:docPr id="3" name="Picture 3" descr="A graph with a line going up&#10;&#10;Description automatically generated"/>
             <wp:cNvGraphicFramePr>
               <a:graphicFrameLocks xmlns:a="http://schemas.openxmlformats.org/drawingml/2006/main" noChangeAspect="1"/>
             </wp:cNvGraphicFramePr>
@@ -888,11 +884,11 @@
               <a:graphicData uri="http://schemas.openxmlformats.org/drawingml/2006/picture">
                 <pic:pic xmlns:pic="http://schemas.openxmlformats.org/drawingml/2006/picture">
                   <pic:nvPicPr>
-                    <pic:cNvPr id="1" name=""/>
+                    <pic:cNvPr id="3" name="Picture 3" descr="A graph with a line going up&#10;&#10;Description automatically generated"/>
                     <pic:cNvPicPr/>
                   </pic:nvPicPr>
                   <pic:blipFill>
-                    <a:blip r:embed="rId7"/>
+                    <a:blip r:embed="rId6"/>
                     <a:stretch>
                       <a:fillRect/>
                     </a:stretch>
@@ -954,14 +950,15 @@
       </w:pPr>
       <w:r>
         <w:rPr>
+          <w:noProof/>
           <w:sz w:val="20"/>
           <w:szCs w:val="20"/>
         </w:rPr>
         <w:drawing>
-          <wp:inline distT="0" distB="0" distL="0" distR="0" wp14:anchorId="76960417" wp14:editId="7427EC79">
-            <wp:extent cx="2857899" cy="2534004"/>
-            <wp:effectExtent l="0" t="0" r="0" b="0"/>
-            <wp:docPr id="4" name="Picture 4"/>
+          <wp:inline distT="0" distB="0" distL="0" distR="0" wp14:anchorId="16F550FF" wp14:editId="124D538F">
+            <wp:extent cx="2626242" cy="2328601"/>
+            <wp:effectExtent l="0" t="0" r="3175" b="0"/>
+            <wp:docPr id="4" name="Picture 4" descr="A graph with blue and purple lines&#10;&#10;Description automatically generated"/>
             <wp:cNvGraphicFramePr>
               <a:graphicFrameLocks xmlns:a="http://schemas.openxmlformats.org/drawingml/2006/main" noChangeAspect="1"/>
             </wp:cNvGraphicFramePr>
@@ -969,11 +966,11 @@
               <a:graphicData uri="http://schemas.openxmlformats.org/drawingml/2006/picture">
                 <pic:pic xmlns:pic="http://schemas.openxmlformats.org/drawingml/2006/picture">
                   <pic:nvPicPr>
-                    <pic:cNvPr id="1" name=""/>
+                    <pic:cNvPr id="4" name="Picture 4" descr="A graph with blue and purple lines&#10;&#10;Description automatically generated"/>
                     <pic:cNvPicPr/>
                   </pic:nvPicPr>
                   <pic:blipFill>
-                    <a:blip r:embed="rId8"/>
+                    <a:blip r:embed="rId7"/>
                     <a:stretch>
                       <a:fillRect/>
                     </a:stretch>
@@ -981,7 +978,7 @@
                   <pic:spPr>
                     <a:xfrm>
                       <a:off x="0" y="0"/>
-                      <a:ext cx="2857899" cy="2534004"/>
+                      <a:ext cx="2628672" cy="2330756"/>
                     </a:xfrm>
                     <a:prstGeom prst="rect">
                       <a:avLst/>
@@ -1142,34 +1139,28 @@
           <w:sz w:val="20"/>
           <w:szCs w:val="20"/>
         </w:rPr>
-        <w:t xml:space="preserve">The results obtained that </w:t>
-      </w:r>
-      <w:r>
-        <w:rPr>
-          <w:sz w:val="20"/>
-          <w:szCs w:val="20"/>
-        </w:rPr>
-        <w:t>the test items are forgotten very rapidly, mostly within 5 to 10 seconds</w:t>
-      </w:r>
-    </w:p>
-    <w:p>
-      <w:pPr>
-        <w:ind w:left="720" w:hanging="720"/>
-        <w:rPr>
-          <w:sz w:val="20"/>
-          <w:szCs w:val="20"/>
-        </w:rPr>
-      </w:pPr>
-      <w:r>
-        <w:rPr>
+        <w:t>The results obtained that the test items are forgotten very rapidly, mostly within 5 to 10 seconds</w:t>
+      </w:r>
+    </w:p>
+    <w:p>
+      <w:pPr>
+        <w:ind w:left="720" w:hanging="720"/>
+        <w:rPr>
+          <w:sz w:val="20"/>
+          <w:szCs w:val="20"/>
+        </w:rPr>
+      </w:pPr>
+      <w:r>
+        <w:rPr>
+          <w:noProof/>
           <w:sz w:val="20"/>
           <w:szCs w:val="20"/>
         </w:rPr>
         <w:drawing>
-          <wp:inline distT="0" distB="0" distL="0" distR="0" wp14:anchorId="534277DD" wp14:editId="37FD45B5">
+          <wp:inline distT="0" distB="0" distL="0" distR="0" wp14:anchorId="5CE9C85D" wp14:editId="0FB874ED">
             <wp:extent cx="2210108" cy="2391109"/>
             <wp:effectExtent l="0" t="0" r="0" b="9525"/>
-            <wp:docPr id="6" name="Picture 6"/>
+            <wp:docPr id="6" name="Picture 6" descr="A graph with a line&#10;&#10;Description automatically generated"/>
             <wp:cNvGraphicFramePr>
               <a:graphicFrameLocks xmlns:a="http://schemas.openxmlformats.org/drawingml/2006/main" noChangeAspect="1"/>
             </wp:cNvGraphicFramePr>
@@ -1177,11 +1168,11 @@
               <a:graphicData uri="http://schemas.openxmlformats.org/drawingml/2006/picture">
                 <pic:pic xmlns:pic="http://schemas.openxmlformats.org/drawingml/2006/picture">
                   <pic:nvPicPr>
-                    <pic:cNvPr id="1" name=""/>
+                    <pic:cNvPr id="6" name="Picture 6" descr="A graph with a line&#10;&#10;Description automatically generated"/>
                     <pic:cNvPicPr/>
                   </pic:nvPicPr>
                   <pic:blipFill>
-                    <a:blip r:embed="rId9"/>
+                    <a:blip r:embed="rId8"/>
                     <a:stretch>
                       <a:fillRect/>
                     </a:stretch>
@@ -1215,23 +1206,23 @@
           <w:sz w:val="20"/>
           <w:szCs w:val="20"/>
         </w:rPr>
+        <w:t xml:space="preserve">Therefore STM does require rehearsal to keep an items in consciousness. </w:t>
+      </w:r>
+    </w:p>
+    <w:p>
+      <w:pPr>
+        <w:ind w:left="720" w:hanging="720"/>
+        <w:rPr>
+          <w:sz w:val="20"/>
+          <w:szCs w:val="20"/>
+        </w:rPr>
+      </w:pPr>
+      <w:r>
+        <w:rPr>
+          <w:sz w:val="20"/>
+          <w:szCs w:val="20"/>
+        </w:rPr>
         <w:lastRenderedPageBreak/>
-        <w:t xml:space="preserve">Therefore STM does require rehearsal to keep an items in consciousness. </w:t>
-      </w:r>
-    </w:p>
-    <w:p>
-      <w:pPr>
-        <w:ind w:left="720" w:hanging="720"/>
-        <w:rPr>
-          <w:sz w:val="20"/>
-          <w:szCs w:val="20"/>
-        </w:rPr>
-      </w:pPr>
-      <w:r>
-        <w:rPr>
-          <w:sz w:val="20"/>
-          <w:szCs w:val="20"/>
-        </w:rPr>
         <w:t xml:space="preserve">One popular test is the </w:t>
       </w:r>
       <w:r>
@@ -1261,14 +1252,15 @@
       </w:pPr>
       <w:r>
         <w:rPr>
+          <w:noProof/>
           <w:sz w:val="20"/>
           <w:szCs w:val="20"/>
         </w:rPr>
         <w:drawing>
-          <wp:inline distT="0" distB="0" distL="0" distR="0" wp14:anchorId="5451D2EB" wp14:editId="62157608">
+          <wp:inline distT="0" distB="0" distL="0" distR="0" wp14:anchorId="326A531C" wp14:editId="340316B0">
             <wp:extent cx="1352739" cy="1467055"/>
             <wp:effectExtent l="0" t="0" r="0" b="0"/>
-            <wp:docPr id="7" name="Picture 7"/>
+            <wp:docPr id="7" name="Picture 7" descr="A number on a white background&#10;&#10;Description automatically generated"/>
             <wp:cNvGraphicFramePr>
               <a:graphicFrameLocks xmlns:a="http://schemas.openxmlformats.org/drawingml/2006/main" noChangeAspect="1"/>
             </wp:cNvGraphicFramePr>
@@ -1276,11 +1268,11 @@
               <a:graphicData uri="http://schemas.openxmlformats.org/drawingml/2006/picture">
                 <pic:pic xmlns:pic="http://schemas.openxmlformats.org/drawingml/2006/picture">
                   <pic:nvPicPr>
-                    <pic:cNvPr id="1" name=""/>
+                    <pic:cNvPr id="7" name="Picture 7" descr="A number on a white background&#10;&#10;Description automatically generated"/>
                     <pic:cNvPicPr/>
                   </pic:nvPicPr>
                   <pic:blipFill>
-                    <a:blip r:embed="rId10"/>
+                    <a:blip r:embed="rId9"/>
                     <a:stretch>
                       <a:fillRect/>
                     </a:stretch>
@@ -1366,15 +1358,6 @@
           <w:szCs w:val="20"/>
         </w:rPr>
       </w:pPr>
-    </w:p>
-    <w:p>
-      <w:pPr>
-        <w:ind w:left="720" w:hanging="720"/>
-        <w:rPr>
-          <w:sz w:val="20"/>
-          <w:szCs w:val="20"/>
-        </w:rPr>
-      </w:pPr>
       <w:r>
         <w:rPr>
           <w:sz w:val="20"/>
@@ -1406,6 +1389,386 @@
           <w:sz w:val="20"/>
           <w:szCs w:val="20"/>
         </w:rPr>
+      </w:pPr>
+      <w:r>
+        <w:rPr>
+          <w:sz w:val="20"/>
+          <w:szCs w:val="20"/>
+        </w:rPr>
+        <w:t xml:space="preserve">Based on the items from the recency section of the serial position curve, </w:t>
+      </w:r>
+      <w:proofErr w:type="spellStart"/>
+      <w:r>
+        <w:rPr>
+          <w:sz w:val="20"/>
+          <w:szCs w:val="20"/>
+        </w:rPr>
+        <w:t>craik</w:t>
+      </w:r>
+      <w:proofErr w:type="spellEnd"/>
+      <w:r>
+        <w:rPr>
+          <w:sz w:val="20"/>
+          <w:szCs w:val="20"/>
+        </w:rPr>
+        <w:t xml:space="preserve"> </w:t>
+      </w:r>
+      <w:r>
+        <w:rPr>
+          <w:sz w:val="20"/>
+          <w:szCs w:val="20"/>
+        </w:rPr>
+        <w:t>estimate the capacity of the</w:t>
+      </w:r>
+    </w:p>
+    <w:p>
+      <w:pPr>
+        <w:ind w:left="720" w:hanging="720"/>
+        <w:rPr>
+          <w:sz w:val="20"/>
+          <w:szCs w:val="20"/>
+        </w:rPr>
+      </w:pPr>
+      <w:r>
+        <w:rPr>
+          <w:sz w:val="20"/>
+          <w:szCs w:val="20"/>
+        </w:rPr>
+        <w:t>STM</w:t>
+      </w:r>
+      <w:r>
+        <w:rPr>
+          <w:sz w:val="20"/>
+          <w:szCs w:val="20"/>
+        </w:rPr>
+        <w:t xml:space="preserve"> to be three to four digits</w:t>
+      </w:r>
+    </w:p>
+    <w:p>
+      <w:pPr>
+        <w:ind w:left="720" w:hanging="720"/>
+        <w:rPr>
+          <w:sz w:val="20"/>
+          <w:szCs w:val="20"/>
+        </w:rPr>
+      </w:pPr>
+    </w:p>
+    <w:p>
+      <w:pPr>
+        <w:ind w:left="720" w:hanging="720"/>
+        <w:rPr>
+          <w:sz w:val="20"/>
+          <w:szCs w:val="20"/>
+        </w:rPr>
+      </w:pPr>
+      <w:r>
+        <w:rPr>
+          <w:sz w:val="20"/>
+          <w:szCs w:val="20"/>
+        </w:rPr>
+        <w:t>Another measure of the STM capacity : Running memory task</w:t>
+      </w:r>
+    </w:p>
+    <w:p>
+      <w:pPr>
+        <w:ind w:left="720" w:hanging="720"/>
+        <w:rPr>
+          <w:sz w:val="20"/>
+          <w:szCs w:val="20"/>
+        </w:rPr>
+      </w:pPr>
+      <w:r>
+        <w:rPr>
+          <w:sz w:val="20"/>
+          <w:szCs w:val="20"/>
+        </w:rPr>
+        <w:t>This involves listening to a sequence of digits which is suddenly ended at which participants must try to remember as many digits as possible. Cowan found that only about four digits would typically be recalled</w:t>
+      </w:r>
+    </w:p>
+    <w:p>
+      <w:pPr>
+        <w:ind w:left="720" w:hanging="720"/>
+        <w:rPr>
+          <w:sz w:val="20"/>
+          <w:szCs w:val="20"/>
+        </w:rPr>
+      </w:pPr>
+      <w:r>
+        <w:rPr>
+          <w:sz w:val="20"/>
+          <w:szCs w:val="20"/>
+        </w:rPr>
+        <w:t>However the capacity of working memory is not fixed or permanent, changes throughout life, significantly through childhood and school years</w:t>
+      </w:r>
+    </w:p>
+    <w:p>
+      <w:pPr>
+        <w:ind w:left="720" w:hanging="720"/>
+        <w:rPr>
+          <w:sz w:val="20"/>
+          <w:szCs w:val="20"/>
+        </w:rPr>
+      </w:pPr>
+      <w:r>
+        <w:rPr>
+          <w:sz w:val="20"/>
+          <w:szCs w:val="20"/>
+        </w:rPr>
+        <w:t>We can also measure STM capacity for visually presented items. The identity and names comes from LTM</w:t>
+      </w:r>
+    </w:p>
+    <w:p>
+      <w:pPr>
+        <w:ind w:left="720" w:hanging="720"/>
+        <w:rPr>
+          <w:sz w:val="20"/>
+          <w:szCs w:val="20"/>
+        </w:rPr>
+      </w:pPr>
+      <w:r>
+        <w:rPr>
+          <w:sz w:val="20"/>
+          <w:szCs w:val="20"/>
+        </w:rPr>
+        <w:t>Storage, however we require a lot of STM</w:t>
+      </w:r>
+    </w:p>
+    <w:p>
+      <w:pPr>
+        <w:ind w:left="720" w:hanging="720"/>
+        <w:rPr>
+          <w:sz w:val="20"/>
+          <w:szCs w:val="20"/>
+        </w:rPr>
+      </w:pPr>
+    </w:p>
+    <w:p>
+      <w:pPr>
+        <w:ind w:left="720" w:hanging="720"/>
+        <w:rPr>
+          <w:b/>
+          <w:bCs/>
+          <w:sz w:val="20"/>
+          <w:szCs w:val="20"/>
+        </w:rPr>
+      </w:pPr>
+      <w:r>
+        <w:rPr>
+          <w:b/>
+          <w:bCs/>
+          <w:sz w:val="20"/>
+          <w:szCs w:val="20"/>
+        </w:rPr>
+        <w:t>Corsi block test</w:t>
+      </w:r>
+    </w:p>
+    <w:p>
+      <w:pPr>
+        <w:ind w:left="720" w:hanging="720"/>
+      </w:pPr>
+      <w:r>
+        <w:drawing>
+          <wp:inline distT="0" distB="0" distL="0" distR="0" wp14:anchorId="0E4F5F89" wp14:editId="208CEAFB">
+            <wp:extent cx="2913321" cy="1588527"/>
+            <wp:effectExtent l="0" t="0" r="1905" b="0"/>
+            <wp:docPr id="8" name="Picture 8" descr="A diagram of cubes with numbers&#10;&#10;Description automatically generated"/>
+            <wp:cNvGraphicFramePr>
+              <a:graphicFrameLocks xmlns:a="http://schemas.openxmlformats.org/drawingml/2006/main" noChangeAspect="1"/>
+            </wp:cNvGraphicFramePr>
+            <a:graphic xmlns:a="http://schemas.openxmlformats.org/drawingml/2006/main">
+              <a:graphicData uri="http://schemas.openxmlformats.org/drawingml/2006/picture">
+                <pic:pic xmlns:pic="http://schemas.openxmlformats.org/drawingml/2006/picture">
+                  <pic:nvPicPr>
+                    <pic:cNvPr id="8" name="Picture 8" descr="A diagram of cubes with numbers&#10;&#10;Description automatically generated"/>
+                    <pic:cNvPicPr/>
+                  </pic:nvPicPr>
+                  <pic:blipFill>
+                    <a:blip r:embed="rId10"/>
+                    <a:stretch>
+                      <a:fillRect/>
+                    </a:stretch>
+                  </pic:blipFill>
+                  <pic:spPr>
+                    <a:xfrm>
+                      <a:off x="0" y="0"/>
+                      <a:ext cx="2917621" cy="1590872"/>
+                    </a:xfrm>
+                    <a:prstGeom prst="rect">
+                      <a:avLst/>
+                    </a:prstGeom>
+                  </pic:spPr>
+                </pic:pic>
+              </a:graphicData>
+            </a:graphic>
+          </wp:inline>
+        </w:drawing>
+      </w:r>
+    </w:p>
+    <w:p>
+      <w:pPr>
+        <w:ind w:left="720" w:hanging="720"/>
+      </w:pPr>
+    </w:p>
+    <w:p>
+      <w:pPr>
+        <w:ind w:left="720" w:hanging="720"/>
+        <w:rPr>
+          <w:b/>
+          <w:bCs/>
+          <w:sz w:val="20"/>
+          <w:szCs w:val="20"/>
+          <w:shd w:val="clear" w:color="auto" w:fill="FFFFFF"/>
+        </w:rPr>
+      </w:pPr>
+      <w:r>
+        <w:rPr>
+          <w:b/>
+          <w:bCs/>
+          <w:sz w:val="20"/>
+          <w:szCs w:val="20"/>
+          <w:shd w:val="clear" w:color="auto" w:fill="FFFFFF"/>
+        </w:rPr>
+        <w:lastRenderedPageBreak/>
+        <w:t>5.3 The working memory model</w:t>
+      </w:r>
+    </w:p>
+    <w:p>
+      <w:pPr>
+        <w:ind w:left="720" w:hanging="720"/>
+        <w:rPr>
+          <w:b/>
+          <w:bCs/>
+          <w:sz w:val="20"/>
+          <w:szCs w:val="20"/>
+          <w:shd w:val="clear" w:color="auto" w:fill="FFFFFF"/>
+        </w:rPr>
+      </w:pPr>
+    </w:p>
+    <w:p>
+      <w:pPr>
+        <w:ind w:left="720" w:hanging="720"/>
+        <w:rPr>
+          <w:b/>
+          <w:bCs/>
+          <w:sz w:val="20"/>
+          <w:szCs w:val="20"/>
+          <w:shd w:val="clear" w:color="auto" w:fill="FFFFFF"/>
+        </w:rPr>
+      </w:pPr>
+      <w:r>
+        <w:rPr>
+          <w:sz w:val="20"/>
+          <w:szCs w:val="20"/>
+          <w:shd w:val="clear" w:color="auto" w:fill="FFFFFF"/>
+        </w:rPr>
+        <w:t xml:space="preserve">STM and LTM stores differ mainly in their </w:t>
+      </w:r>
+      <w:r>
+        <w:rPr>
+          <w:b/>
+          <w:bCs/>
+          <w:sz w:val="20"/>
+          <w:szCs w:val="20"/>
+          <w:shd w:val="clear" w:color="auto" w:fill="FFFFFF"/>
+        </w:rPr>
+        <w:t>Duration</w:t>
+      </w:r>
+    </w:p>
+    <w:p>
+      <w:pPr>
+        <w:ind w:left="720" w:hanging="720"/>
+        <w:rPr>
+          <w:b/>
+          <w:bCs/>
+          <w:sz w:val="20"/>
+          <w:szCs w:val="20"/>
+          <w:shd w:val="clear" w:color="auto" w:fill="FFFFFF"/>
+        </w:rPr>
+      </w:pPr>
+      <w:r>
+        <w:rPr>
+          <w:b/>
+          <w:bCs/>
+          <w:sz w:val="20"/>
+          <w:szCs w:val="20"/>
+          <w:shd w:val="clear" w:color="auto" w:fill="FFFFFF"/>
+        </w:rPr>
+        <w:t xml:space="preserve">STM performs functions beyond storage, most probably involving the processing of information that it </w:t>
+      </w:r>
+    </w:p>
+    <w:p>
+      <w:pPr>
+        <w:ind w:left="720" w:hanging="720"/>
+        <w:rPr>
+          <w:b/>
+          <w:bCs/>
+          <w:sz w:val="20"/>
+          <w:szCs w:val="20"/>
+          <w:shd w:val="clear" w:color="auto" w:fill="FFFFFF"/>
+        </w:rPr>
+      </w:pPr>
+      <w:r>
+        <w:rPr>
+          <w:b/>
+          <w:bCs/>
+          <w:sz w:val="20"/>
+          <w:szCs w:val="20"/>
+          <w:shd w:val="clear" w:color="auto" w:fill="FFFFFF"/>
+        </w:rPr>
+        <w:t>Holds.</w:t>
+      </w:r>
+    </w:p>
+    <w:p>
+      <w:pPr>
+        <w:ind w:left="720" w:hanging="720"/>
+        <w:rPr>
+          <w:b/>
+          <w:bCs/>
+          <w:sz w:val="20"/>
+          <w:szCs w:val="20"/>
+          <w:shd w:val="clear" w:color="auto" w:fill="FFFFFF"/>
+        </w:rPr>
+      </w:pPr>
+    </w:p>
+    <w:p>
+      <w:pPr>
+        <w:ind w:left="720" w:hanging="720"/>
+        <w:rPr>
+          <w:sz w:val="20"/>
+          <w:szCs w:val="20"/>
+          <w:shd w:val="clear" w:color="auto" w:fill="FFFFFF"/>
+        </w:rPr>
+      </w:pPr>
+      <w:r>
+        <w:rPr>
+          <w:sz w:val="20"/>
+          <w:szCs w:val="20"/>
+          <w:shd w:val="clear" w:color="auto" w:fill="FFFFFF"/>
+        </w:rPr>
+        <w:t xml:space="preserve">STM is more than temporary storage space, its an active </w:t>
+      </w:r>
+      <w:r>
+        <w:rPr>
+          <w:b/>
+          <w:bCs/>
+          <w:sz w:val="20"/>
+          <w:szCs w:val="20"/>
+          <w:shd w:val="clear" w:color="auto" w:fill="FFFFFF"/>
+        </w:rPr>
+        <w:t xml:space="preserve"> working memory : </w:t>
+      </w:r>
+      <w:r>
+        <w:rPr>
+          <w:sz w:val="20"/>
+          <w:szCs w:val="20"/>
+          <w:shd w:val="clear" w:color="auto" w:fill="FFFFFF"/>
+        </w:rPr>
+        <w:t>a kind of mental workspace in which a variety of processing operations were carried out on both new and old memories</w:t>
+      </w:r>
+    </w:p>
+    <w:p>
+      <w:pPr>
+        <w:ind w:left="720" w:hanging="720"/>
       </w:pPr>
     </w:p>
     <w:p>
@@ -1825,11 +2188,11 @@
   <w:style w:type="paragraph" w:default="1" w:styleId="Normal">
     <w:name w:val="Normal"/>
     <w:qFormat/>
+    <w:rsid w:val="009B44B7"/>
   </w:style>
   <w:style w:type="character" w:default="1" w:styleId="DefaultParagraphFont">
     <w:name w:val="Default Paragraph Font"/>
     <w:uiPriority w:val="1"/>
-    <w:semiHidden/>
     <w:unhideWhenUsed/>
   </w:style>
   <w:style w:type="table" w:default="1" w:styleId="TableNormal">
@@ -2149,16 +2512,4 @@
     </a:ext>
   </a:extLst>
 </a:theme>
-</file>
-
-<file path=customXml/item1.xml><?xml version="1.0" encoding="utf-8"?>
-<b:Sources xmlns:b="http://schemas.openxmlformats.org/officeDocument/2006/bibliography" xmlns="http://schemas.openxmlformats.org/officeDocument/2006/bibliography" SelectedStyle="\APASixthEditionOfficeOnline.xsl" StyleName="APA" Version="6"/>
-</file>
-
-<file path=customXml/itemProps1.xml><?xml version="1.0" encoding="utf-8"?>
-<ds:datastoreItem xmlns:ds="http://schemas.openxmlformats.org/officeDocument/2006/customXml" ds:itemID="{7194652A-9A35-46CC-9AF3-8B7BEA0084F5}">
-  <ds:schemaRefs>
-    <ds:schemaRef ds:uri="http://schemas.openxmlformats.org/officeDocument/2006/bibliography"/>
-  </ds:schemaRefs>
-</ds:datastoreItem>
 </file>
--- a/05 Short term memory.docx
+++ b/05 Short term memory.docx
@@ -565,17 +565,8 @@
           <w:sz w:val="20"/>
           <w:szCs w:val="20"/>
         </w:rPr>
-        <w:t xml:space="preserve">which is a very brief preliminary store for unprocessed sensory info, an after image occurring in the sense organ </w:t>
-      </w:r>
-      <w:proofErr w:type="spellStart"/>
-      <w:r>
-        <w:rPr>
-          <w:sz w:val="20"/>
-          <w:szCs w:val="20"/>
-        </w:rPr>
-        <w:t>itselfù</w:t>
-      </w:r>
-      <w:proofErr w:type="spellEnd"/>
+        <w:t>which is a very brief preliminary store for unprocessed sensory info, an after image occurring in the sense organ itself</w:t>
+      </w:r>
       <w:r>
         <w:rPr>
           <w:noProof/>
@@ -1567,6 +1558,9 @@
         <w:ind w:left="720" w:hanging="720"/>
       </w:pPr>
       <w:r>
+        <w:rPr>
+          <w:noProof/>
+        </w:rPr>
         <w:drawing>
           <wp:inline distT="0" distB="0" distL="0" distR="0" wp14:anchorId="0E4F5F89" wp14:editId="208CEAFB">
             <wp:extent cx="2913321" cy="1588527"/>
@@ -1765,6 +1759,1328 @@
         </w:rPr>
         <w:t>a kind of mental workspace in which a variety of processing operations were carried out on both new and old memories</w:t>
       </w:r>
+    </w:p>
+    <w:p>
+      <w:pPr>
+        <w:ind w:left="720" w:hanging="720"/>
+        <w:rPr>
+          <w:sz w:val="20"/>
+          <w:szCs w:val="20"/>
+          <w:shd w:val="clear" w:color="auto" w:fill="FFFFFF"/>
+        </w:rPr>
+      </w:pPr>
+      <w:r>
+        <w:rPr>
+          <w:sz w:val="20"/>
+          <w:szCs w:val="20"/>
+          <w:shd w:val="clear" w:color="auto" w:fill="FFFFFF"/>
+        </w:rPr>
+        <w:t xml:space="preserve">In contrast LTM is seen as a </w:t>
+      </w:r>
+      <w:r>
+        <w:rPr>
+          <w:b/>
+          <w:bCs/>
+          <w:sz w:val="20"/>
+          <w:szCs w:val="20"/>
+          <w:shd w:val="clear" w:color="auto" w:fill="FFFFFF"/>
+        </w:rPr>
+        <w:t xml:space="preserve">storage memory </w:t>
+      </w:r>
+      <w:r>
+        <w:rPr>
+          <w:sz w:val="20"/>
+          <w:szCs w:val="20"/>
+          <w:shd w:val="clear" w:color="auto" w:fill="FFFFFF"/>
+        </w:rPr>
+        <w:t xml:space="preserve">maintaining information on </w:t>
+      </w:r>
+      <w:proofErr w:type="spellStart"/>
+      <w:r>
+        <w:rPr>
+          <w:sz w:val="20"/>
+          <w:szCs w:val="20"/>
+          <w:shd w:val="clear" w:color="auto" w:fill="FFFFFF"/>
+        </w:rPr>
+        <w:t>a</w:t>
+      </w:r>
+      <w:proofErr w:type="spellEnd"/>
+      <w:r>
+        <w:rPr>
+          <w:sz w:val="20"/>
+          <w:szCs w:val="20"/>
+          <w:shd w:val="clear" w:color="auto" w:fill="FFFFFF"/>
+        </w:rPr>
+        <w:t xml:space="preserve"> fairly passive state for possible future retrieval</w:t>
+      </w:r>
+    </w:p>
+    <w:p>
+      <w:pPr>
+        <w:ind w:left="720" w:hanging="720"/>
+        <w:rPr>
+          <w:sz w:val="20"/>
+          <w:szCs w:val="20"/>
+          <w:shd w:val="clear" w:color="auto" w:fill="FFFFFF"/>
+        </w:rPr>
+      </w:pPr>
+    </w:p>
+    <w:p>
+      <w:pPr>
+        <w:ind w:left="720" w:hanging="720"/>
+        <w:rPr>
+          <w:sz w:val="20"/>
+          <w:szCs w:val="20"/>
+          <w:shd w:val="clear" w:color="auto" w:fill="FFFFFF"/>
+        </w:rPr>
+      </w:pPr>
+      <w:r>
+        <w:rPr>
+          <w:b/>
+          <w:bCs/>
+          <w:sz w:val="20"/>
+          <w:szCs w:val="20"/>
+          <w:shd w:val="clear" w:color="auto" w:fill="FFFFFF"/>
+        </w:rPr>
+        <w:t xml:space="preserve">Working memory </w:t>
+      </w:r>
+      <w:r>
+        <w:rPr>
+          <w:b/>
+          <w:bCs/>
+          <w:sz w:val="20"/>
+          <w:szCs w:val="20"/>
+          <w:shd w:val="clear" w:color="auto" w:fill="FFFFFF"/>
+        </w:rPr>
+        <w:t xml:space="preserve">: </w:t>
+      </w:r>
+      <w:r>
+        <w:rPr>
+          <w:sz w:val="20"/>
+          <w:szCs w:val="20"/>
+          <w:shd w:val="clear" w:color="auto" w:fill="FFFFFF"/>
+        </w:rPr>
+        <w:t>A hypothetical s</w:t>
+      </w:r>
+      <w:r>
+        <w:rPr>
+          <w:sz w:val="20"/>
+          <w:szCs w:val="20"/>
+          <w:shd w:val="clear" w:color="auto" w:fill="FFFFFF"/>
+        </w:rPr>
+        <w:t>hort term memory system which serves as a mental workspace in which a variety of processing operations are carried out on new input and retrieved memories</w:t>
+      </w:r>
+    </w:p>
+    <w:p>
+      <w:pPr>
+        <w:ind w:left="720" w:hanging="720"/>
+        <w:rPr>
+          <w:sz w:val="20"/>
+          <w:szCs w:val="20"/>
+          <w:shd w:val="clear" w:color="auto" w:fill="FFFFFF"/>
+        </w:rPr>
+      </w:pPr>
+    </w:p>
+    <w:p>
+      <w:pPr>
+        <w:ind w:left="720" w:hanging="720"/>
+        <w:rPr>
+          <w:sz w:val="20"/>
+          <w:szCs w:val="20"/>
+          <w:shd w:val="clear" w:color="auto" w:fill="FFFFFF"/>
+        </w:rPr>
+      </w:pPr>
+      <w:r>
+        <w:rPr>
+          <w:sz w:val="20"/>
+          <w:szCs w:val="20"/>
+          <w:shd w:val="clear" w:color="auto" w:fill="FFFFFF"/>
+        </w:rPr>
+        <w:t>Baddeley and hitch working memory proposal :</w:t>
+      </w:r>
+    </w:p>
+    <w:p>
+      <w:pPr>
+        <w:ind w:left="720" w:hanging="720"/>
+        <w:rPr>
+          <w:sz w:val="20"/>
+          <w:szCs w:val="20"/>
+          <w:shd w:val="clear" w:color="auto" w:fill="FFFFFF"/>
+        </w:rPr>
+      </w:pPr>
+      <w:r>
+        <w:rPr>
+          <w:b/>
+          <w:bCs/>
+          <w:sz w:val="20"/>
+          <w:szCs w:val="20"/>
+          <w:shd w:val="clear" w:color="auto" w:fill="FFFFFF"/>
+        </w:rPr>
+        <w:t xml:space="preserve">Phonological loop : </w:t>
+      </w:r>
+      <w:r>
+        <w:rPr>
+          <w:sz w:val="20"/>
+          <w:szCs w:val="20"/>
+          <w:shd w:val="clear" w:color="auto" w:fill="FFFFFF"/>
+        </w:rPr>
+        <w:t>Assumed to provide brief storage for verbally presented items</w:t>
+      </w:r>
+    </w:p>
+    <w:p>
+      <w:pPr>
+        <w:ind w:left="720" w:hanging="720"/>
+        <w:rPr>
+          <w:sz w:val="20"/>
+          <w:szCs w:val="20"/>
+          <w:shd w:val="clear" w:color="auto" w:fill="FFFFFF"/>
+        </w:rPr>
+      </w:pPr>
+      <w:proofErr w:type="spellStart"/>
+      <w:r>
+        <w:rPr>
+          <w:b/>
+          <w:bCs/>
+          <w:sz w:val="20"/>
+          <w:szCs w:val="20"/>
+          <w:shd w:val="clear" w:color="auto" w:fill="FFFFFF"/>
+        </w:rPr>
+        <w:t>Visuo</w:t>
+      </w:r>
+      <w:proofErr w:type="spellEnd"/>
+      <w:r>
+        <w:rPr>
+          <w:b/>
+          <w:bCs/>
+          <w:sz w:val="20"/>
+          <w:szCs w:val="20"/>
+          <w:shd w:val="clear" w:color="auto" w:fill="FFFFFF"/>
+        </w:rPr>
+        <w:t xml:space="preserve"> spatial sketchpad : </w:t>
+      </w:r>
+      <w:r>
+        <w:rPr>
+          <w:sz w:val="20"/>
+          <w:szCs w:val="20"/>
+          <w:shd w:val="clear" w:color="auto" w:fill="FFFFFF"/>
+        </w:rPr>
+        <w:t>Brief storage for visually presented items</w:t>
+      </w:r>
+    </w:p>
+    <w:p>
+      <w:pPr>
+        <w:ind w:left="720" w:hanging="720"/>
+        <w:rPr>
+          <w:sz w:val="20"/>
+          <w:szCs w:val="20"/>
+          <w:shd w:val="clear" w:color="auto" w:fill="FFFFFF"/>
+        </w:rPr>
+      </w:pPr>
+      <w:r>
+        <w:rPr>
+          <w:b/>
+          <w:bCs/>
+          <w:sz w:val="20"/>
+          <w:szCs w:val="20"/>
+          <w:shd w:val="clear" w:color="auto" w:fill="FFFFFF"/>
+        </w:rPr>
+        <w:t xml:space="preserve">Central executive : </w:t>
+      </w:r>
+      <w:r>
+        <w:rPr>
+          <w:sz w:val="20"/>
+          <w:szCs w:val="20"/>
+          <w:shd w:val="clear" w:color="auto" w:fill="FFFFFF"/>
+        </w:rPr>
+        <w:t>overall control of the working memory, served by two short term stores, assumed to control a variety of tasks such as decision making, problem solving and selective attention</w:t>
+      </w:r>
+    </w:p>
+    <w:p>
+      <w:pPr>
+        <w:ind w:left="720" w:hanging="720"/>
+        <w:rPr>
+          <w:sz w:val="20"/>
+          <w:szCs w:val="20"/>
+          <w:shd w:val="clear" w:color="auto" w:fill="FFFFFF"/>
+        </w:rPr>
+      </w:pPr>
+      <w:r>
+        <w:rPr>
+          <w:sz w:val="20"/>
+          <w:szCs w:val="20"/>
+          <w:shd w:val="clear" w:color="auto" w:fill="FFFFFF"/>
+        </w:rPr>
+        <w:drawing>
+          <wp:inline distT="0" distB="0" distL="0" distR="0" wp14:anchorId="0D50925B" wp14:editId="670B5C43">
+            <wp:extent cx="5496692" cy="1457528"/>
+            <wp:effectExtent l="0" t="0" r="8890" b="9525"/>
+            <wp:docPr id="5" name="Picture 5" descr="A screen shot of a computer&#10;&#10;Description automatically generated"/>
+            <wp:cNvGraphicFramePr>
+              <a:graphicFrameLocks xmlns:a="http://schemas.openxmlformats.org/drawingml/2006/main" noChangeAspect="1"/>
+            </wp:cNvGraphicFramePr>
+            <a:graphic xmlns:a="http://schemas.openxmlformats.org/drawingml/2006/main">
+              <a:graphicData uri="http://schemas.openxmlformats.org/drawingml/2006/picture">
+                <pic:pic xmlns:pic="http://schemas.openxmlformats.org/drawingml/2006/picture">
+                  <pic:nvPicPr>
+                    <pic:cNvPr id="5" name="Picture 5" descr="A screen shot of a computer&#10;&#10;Description automatically generated"/>
+                    <pic:cNvPicPr/>
+                  </pic:nvPicPr>
+                  <pic:blipFill>
+                    <a:blip r:embed="rId11"/>
+                    <a:stretch>
+                      <a:fillRect/>
+                    </a:stretch>
+                  </pic:blipFill>
+                  <pic:spPr>
+                    <a:xfrm>
+                      <a:off x="0" y="0"/>
+                      <a:ext cx="5496692" cy="1457528"/>
+                    </a:xfrm>
+                    <a:prstGeom prst="rect">
+                      <a:avLst/>
+                    </a:prstGeom>
+                  </pic:spPr>
+                </pic:pic>
+              </a:graphicData>
+            </a:graphic>
+          </wp:inline>
+        </w:drawing>
+      </w:r>
+    </w:p>
+    <w:p>
+      <w:pPr>
+        <w:ind w:left="720" w:hanging="720"/>
+        <w:rPr>
+          <w:b/>
+          <w:bCs/>
+          <w:sz w:val="20"/>
+          <w:szCs w:val="20"/>
+          <w:shd w:val="clear" w:color="auto" w:fill="FFFFFF"/>
+        </w:rPr>
+      </w:pPr>
+      <w:r>
+        <w:rPr>
+          <w:sz w:val="20"/>
+          <w:szCs w:val="20"/>
+          <w:shd w:val="clear" w:color="auto" w:fill="FFFFFF"/>
+        </w:rPr>
+        <w:t xml:space="preserve">Experiment : </w:t>
+      </w:r>
+      <w:r>
+        <w:rPr>
+          <w:b/>
+          <w:bCs/>
+          <w:sz w:val="20"/>
+          <w:szCs w:val="20"/>
+          <w:shd w:val="clear" w:color="auto" w:fill="FFFFFF"/>
+        </w:rPr>
+        <w:t xml:space="preserve">Dual task paradigm </w:t>
+      </w:r>
+    </w:p>
+    <w:p>
+      <w:pPr>
+        <w:ind w:left="720" w:hanging="720"/>
+        <w:rPr>
+          <w:sz w:val="20"/>
+          <w:szCs w:val="20"/>
+          <w:shd w:val="clear" w:color="auto" w:fill="FFFFFF"/>
+        </w:rPr>
+      </w:pPr>
+      <w:r>
+        <w:rPr>
+          <w:sz w:val="20"/>
+          <w:szCs w:val="20"/>
+          <w:shd w:val="clear" w:color="auto" w:fill="FFFFFF"/>
+        </w:rPr>
+        <w:t xml:space="preserve">Subject has to carry two WM tasks at the same time, these </w:t>
+      </w:r>
+      <w:proofErr w:type="spellStart"/>
+      <w:r>
+        <w:rPr>
+          <w:sz w:val="20"/>
+          <w:szCs w:val="20"/>
+          <w:shd w:val="clear" w:color="auto" w:fill="FFFFFF"/>
+        </w:rPr>
+        <w:t>simulatenous</w:t>
+      </w:r>
+      <w:proofErr w:type="spellEnd"/>
+      <w:r>
+        <w:rPr>
+          <w:sz w:val="20"/>
+          <w:szCs w:val="20"/>
+          <w:shd w:val="clear" w:color="auto" w:fill="FFFFFF"/>
+        </w:rPr>
+        <w:t xml:space="preserve"> tasks will disrupt one another severely if both tasks involve the same store</w:t>
+      </w:r>
+    </w:p>
+    <w:p>
+      <w:pPr>
+        <w:ind w:left="720" w:hanging="720"/>
+        <w:rPr>
+          <w:sz w:val="20"/>
+          <w:szCs w:val="20"/>
+          <w:shd w:val="clear" w:color="auto" w:fill="FFFFFF"/>
+        </w:rPr>
+      </w:pPr>
+      <w:r>
+        <w:rPr>
+          <w:sz w:val="20"/>
+          <w:szCs w:val="20"/>
+          <w:shd w:val="clear" w:color="auto" w:fill="FFFFFF"/>
+        </w:rPr>
+        <w:t>But a visual and auditory WM task can be carried out simultaneously without disrupting one another</w:t>
+      </w:r>
+    </w:p>
+    <w:p>
+      <w:pPr>
+        <w:ind w:left="720" w:hanging="720"/>
+        <w:rPr>
+          <w:sz w:val="20"/>
+          <w:szCs w:val="20"/>
+          <w:shd w:val="clear" w:color="auto" w:fill="FFFFFF"/>
+        </w:rPr>
+      </w:pPr>
+      <w:r>
+        <w:rPr>
+          <w:sz w:val="20"/>
+          <w:szCs w:val="20"/>
+          <w:shd w:val="clear" w:color="auto" w:fill="FFFFFF"/>
+        </w:rPr>
+        <w:t>This suggests they use two different stores</w:t>
+      </w:r>
+    </w:p>
+    <w:p>
+      <w:pPr>
+        <w:ind w:left="720" w:hanging="720"/>
+        <w:rPr>
+          <w:sz w:val="20"/>
+          <w:szCs w:val="20"/>
+          <w:shd w:val="clear" w:color="auto" w:fill="FFFFFF"/>
+        </w:rPr>
+      </w:pPr>
+      <w:r>
+        <w:rPr>
+          <w:sz w:val="20"/>
+          <w:szCs w:val="20"/>
+          <w:shd w:val="clear" w:color="auto" w:fill="FFFFFF"/>
+        </w:rPr>
+        <w:t xml:space="preserve">Warrington and </w:t>
+      </w:r>
+      <w:proofErr w:type="spellStart"/>
+      <w:r>
+        <w:rPr>
+          <w:sz w:val="20"/>
+          <w:szCs w:val="20"/>
+          <w:shd w:val="clear" w:color="auto" w:fill="FFFFFF"/>
+        </w:rPr>
+        <w:t>shallice</w:t>
+      </w:r>
+      <w:proofErr w:type="spellEnd"/>
+      <w:r>
+        <w:rPr>
+          <w:sz w:val="20"/>
+          <w:szCs w:val="20"/>
+          <w:shd w:val="clear" w:color="auto" w:fill="FFFFFF"/>
+        </w:rPr>
+        <w:t xml:space="preserve"> reported that their patient showed severe impairment of recall of spoken items but performed well when items were presented visually</w:t>
+      </w:r>
+    </w:p>
+    <w:p>
+      <w:pPr>
+        <w:ind w:left="720" w:hanging="720"/>
+        <w:rPr>
+          <w:sz w:val="20"/>
+          <w:szCs w:val="20"/>
+          <w:shd w:val="clear" w:color="auto" w:fill="FFFFFF"/>
+        </w:rPr>
+      </w:pPr>
+    </w:p>
+    <w:p>
+      <w:pPr>
+        <w:ind w:left="720" w:hanging="720"/>
+        <w:rPr>
+          <w:sz w:val="20"/>
+          <w:szCs w:val="20"/>
+          <w:shd w:val="clear" w:color="auto" w:fill="FFFFFF"/>
+        </w:rPr>
+      </w:pPr>
+    </w:p>
+    <w:p>
+      <w:pPr>
+        <w:ind w:left="720" w:hanging="720"/>
+        <w:rPr>
+          <w:sz w:val="20"/>
+          <w:szCs w:val="20"/>
+          <w:shd w:val="clear" w:color="auto" w:fill="FFFFFF"/>
+        </w:rPr>
+      </w:pPr>
+    </w:p>
+    <w:p>
+      <w:pPr>
+        <w:ind w:left="720" w:hanging="720"/>
+        <w:rPr>
+          <w:sz w:val="20"/>
+          <w:szCs w:val="20"/>
+          <w:shd w:val="clear" w:color="auto" w:fill="FFFFFF"/>
+        </w:rPr>
+      </w:pPr>
+      <w:r>
+        <w:rPr>
+          <w:b/>
+          <w:bCs/>
+          <w:sz w:val="20"/>
+          <w:szCs w:val="20"/>
+          <w:shd w:val="clear" w:color="auto" w:fill="FFFFFF"/>
+        </w:rPr>
+        <w:lastRenderedPageBreak/>
+        <w:t xml:space="preserve">Articulatory suppression : </w:t>
+      </w:r>
+      <w:r>
+        <w:rPr>
+          <w:sz w:val="20"/>
+          <w:szCs w:val="20"/>
+          <w:shd w:val="clear" w:color="auto" w:fill="FFFFFF"/>
+        </w:rPr>
+        <w:t>A task used to occupy the articulatory control process of the working memory normally involving the repetition of a sound which requires articulation but little processing</w:t>
+      </w:r>
+    </w:p>
+    <w:p>
+      <w:pPr>
+        <w:ind w:left="720" w:hanging="720"/>
+        <w:rPr>
+          <w:sz w:val="20"/>
+          <w:szCs w:val="20"/>
+          <w:shd w:val="clear" w:color="auto" w:fill="FFFFFF"/>
+        </w:rPr>
+      </w:pPr>
+    </w:p>
+    <w:p>
+      <w:pPr>
+        <w:ind w:left="720" w:hanging="720"/>
+        <w:rPr>
+          <w:sz w:val="20"/>
+          <w:szCs w:val="20"/>
+          <w:shd w:val="clear" w:color="auto" w:fill="FFFFFF"/>
+        </w:rPr>
+      </w:pPr>
+      <w:r>
+        <w:rPr>
+          <w:b/>
+          <w:bCs/>
+          <w:sz w:val="20"/>
+          <w:szCs w:val="20"/>
+          <w:shd w:val="clear" w:color="auto" w:fill="FFFFFF"/>
+        </w:rPr>
+        <w:t xml:space="preserve">The word length effect : </w:t>
+      </w:r>
+      <w:r>
+        <w:rPr>
+          <w:sz w:val="20"/>
+          <w:szCs w:val="20"/>
+          <w:shd w:val="clear" w:color="auto" w:fill="FFFFFF"/>
+        </w:rPr>
+        <w:t xml:space="preserve">the phonological is the mechanism underlying processes such as digit span or </w:t>
+      </w:r>
+      <w:r>
+        <w:rPr>
+          <w:sz w:val="20"/>
+          <w:szCs w:val="20"/>
+          <w:shd w:val="clear" w:color="auto" w:fill="FFFFFF"/>
+        </w:rPr>
+        <w:t>Phonological loop is assumed as the mechanism underlying measures such as digit span or word span</w:t>
+      </w:r>
+    </w:p>
+    <w:p>
+      <w:pPr>
+        <w:ind w:left="720" w:hanging="720"/>
+        <w:rPr>
+          <w:b/>
+          <w:bCs/>
+          <w:sz w:val="20"/>
+          <w:szCs w:val="20"/>
+          <w:shd w:val="clear" w:color="auto" w:fill="FFFFFF"/>
+        </w:rPr>
+      </w:pPr>
+      <w:r>
+        <w:rPr>
+          <w:sz w:val="20"/>
+          <w:szCs w:val="20"/>
+          <w:shd w:val="clear" w:color="auto" w:fill="FFFFFF"/>
+        </w:rPr>
+        <w:t xml:space="preserve">However Baddeley found that word span limit is greater for shorter words, known as </w:t>
+      </w:r>
+      <w:r>
+        <w:rPr>
+          <w:b/>
+          <w:bCs/>
+          <w:sz w:val="20"/>
+          <w:szCs w:val="20"/>
+          <w:shd w:val="clear" w:color="auto" w:fill="FFFFFF"/>
+        </w:rPr>
+        <w:t>word length effect</w:t>
+      </w:r>
+    </w:p>
+    <w:p>
+      <w:pPr>
+        <w:ind w:left="720" w:hanging="720"/>
+        <w:rPr>
+          <w:sz w:val="20"/>
+          <w:szCs w:val="20"/>
+          <w:shd w:val="clear" w:color="auto" w:fill="FFFFFF"/>
+        </w:rPr>
+      </w:pPr>
+      <w:r>
+        <w:rPr>
+          <w:sz w:val="20"/>
+          <w:szCs w:val="20"/>
+          <w:shd w:val="clear" w:color="auto" w:fill="FFFFFF"/>
+        </w:rPr>
+        <w:t>WM does not have a fixed capacity and the number of items retained depends on their complexity</w:t>
+      </w:r>
+    </w:p>
+    <w:p>
+      <w:pPr>
+        <w:ind w:left="720" w:hanging="720"/>
+        <w:rPr>
+          <w:sz w:val="20"/>
+          <w:szCs w:val="20"/>
+          <w:shd w:val="clear" w:color="auto" w:fill="FFFFFF"/>
+        </w:rPr>
+      </w:pPr>
+    </w:p>
+    <w:p>
+      <w:pPr>
+        <w:ind w:left="720" w:hanging="720"/>
+        <w:rPr>
+          <w:sz w:val="20"/>
+          <w:szCs w:val="20"/>
+          <w:shd w:val="clear" w:color="auto" w:fill="FFFFFF"/>
+        </w:rPr>
+      </w:pPr>
+      <w:r>
+        <w:rPr>
+          <w:sz w:val="20"/>
+          <w:szCs w:val="20"/>
+          <w:shd w:val="clear" w:color="auto" w:fill="FFFFFF"/>
+        </w:rPr>
+        <w:t>While the phonological loop is assumed to hold verbal items there is some unce</w:t>
+      </w:r>
+      <w:r>
+        <w:rPr>
+          <w:sz w:val="20"/>
+          <w:szCs w:val="20"/>
+          <w:shd w:val="clear" w:color="auto" w:fill="FFFFFF"/>
+        </w:rPr>
+        <w:t xml:space="preserve">rtainty if it deals with </w:t>
+      </w:r>
+      <w:proofErr w:type="spellStart"/>
+      <w:r>
+        <w:rPr>
+          <w:sz w:val="20"/>
+          <w:szCs w:val="20"/>
+          <w:shd w:val="clear" w:color="auto" w:fill="FFFFFF"/>
+        </w:rPr>
+        <w:t>non speech</w:t>
+      </w:r>
+      <w:proofErr w:type="spellEnd"/>
+      <w:r>
+        <w:rPr>
+          <w:sz w:val="20"/>
+          <w:szCs w:val="20"/>
+          <w:shd w:val="clear" w:color="auto" w:fill="FFFFFF"/>
+        </w:rPr>
+        <w:t xml:space="preserve"> sounds such as ringing or barking</w:t>
+      </w:r>
+    </w:p>
+    <w:p>
+      <w:pPr>
+        <w:ind w:left="720" w:hanging="720"/>
+        <w:rPr>
+          <w:sz w:val="20"/>
+          <w:szCs w:val="20"/>
+          <w:shd w:val="clear" w:color="auto" w:fill="FFFFFF"/>
+        </w:rPr>
+      </w:pPr>
+      <w:r>
+        <w:rPr>
+          <w:b/>
+          <w:bCs/>
+          <w:sz w:val="20"/>
+          <w:szCs w:val="20"/>
+          <w:shd w:val="clear" w:color="auto" w:fill="FFFFFF"/>
+        </w:rPr>
+        <w:t xml:space="preserve">Irrelevant speech effect : </w:t>
+      </w:r>
+      <w:r>
+        <w:rPr>
+          <w:sz w:val="20"/>
+          <w:szCs w:val="20"/>
+          <w:shd w:val="clear" w:color="auto" w:fill="FFFFFF"/>
+        </w:rPr>
+        <w:t>Background speech cause disruption to verbal memory but non speech sounds did not cause such disruption. Verbal material enters the phonological loop but non speech sounds do not</w:t>
+      </w:r>
+    </w:p>
+    <w:p>
+      <w:pPr>
+        <w:ind w:left="720" w:hanging="720"/>
+        <w:rPr>
+          <w:sz w:val="20"/>
+          <w:szCs w:val="20"/>
+          <w:shd w:val="clear" w:color="auto" w:fill="FFFFFF"/>
+        </w:rPr>
+      </w:pPr>
+      <w:r>
+        <w:rPr>
+          <w:b/>
+          <w:bCs/>
+          <w:sz w:val="20"/>
+          <w:szCs w:val="20"/>
+          <w:shd w:val="clear" w:color="auto" w:fill="FFFFFF"/>
+        </w:rPr>
+        <w:t xml:space="preserve">However </w:t>
+      </w:r>
+      <w:r>
+        <w:rPr>
+          <w:sz w:val="20"/>
+          <w:szCs w:val="20"/>
+          <w:shd w:val="clear" w:color="auto" w:fill="FFFFFF"/>
+        </w:rPr>
+        <w:t xml:space="preserve">unattended non speech sounds did cause disruption </w:t>
+      </w:r>
+    </w:p>
+    <w:p>
+      <w:pPr>
+        <w:ind w:left="720" w:hanging="720"/>
+        <w:rPr>
+          <w:b/>
+          <w:bCs/>
+          <w:sz w:val="20"/>
+          <w:szCs w:val="20"/>
+          <w:shd w:val="clear" w:color="auto" w:fill="FFFFFF"/>
+        </w:rPr>
+      </w:pPr>
+      <w:r>
+        <w:rPr>
+          <w:b/>
+          <w:bCs/>
+          <w:sz w:val="20"/>
+          <w:szCs w:val="20"/>
+          <w:shd w:val="clear" w:color="auto" w:fill="FFFFFF"/>
+        </w:rPr>
+        <w:t xml:space="preserve">Conclusion is that the exact mechanism involving storage and retrieval of </w:t>
+      </w:r>
+      <w:proofErr w:type="spellStart"/>
+      <w:r>
+        <w:rPr>
+          <w:b/>
+          <w:bCs/>
+          <w:sz w:val="20"/>
+          <w:szCs w:val="20"/>
+          <w:shd w:val="clear" w:color="auto" w:fill="FFFFFF"/>
+        </w:rPr>
+        <w:t>non speech</w:t>
+      </w:r>
+      <w:proofErr w:type="spellEnd"/>
+      <w:r>
+        <w:rPr>
+          <w:b/>
+          <w:bCs/>
+          <w:sz w:val="20"/>
+          <w:szCs w:val="20"/>
+          <w:shd w:val="clear" w:color="auto" w:fill="FFFFFF"/>
+        </w:rPr>
+        <w:t xml:space="preserve"> sounds remain uncertain</w:t>
+      </w:r>
+    </w:p>
+    <w:p>
+      <w:pPr>
+        <w:ind w:left="720" w:hanging="720"/>
+        <w:rPr>
+          <w:b/>
+          <w:bCs/>
+          <w:sz w:val="20"/>
+          <w:szCs w:val="20"/>
+          <w:shd w:val="clear" w:color="auto" w:fill="FFFFFF"/>
+        </w:rPr>
+      </w:pPr>
+    </w:p>
+    <w:p>
+      <w:pPr>
+        <w:ind w:left="720" w:hanging="720"/>
+        <w:rPr>
+          <w:b/>
+          <w:bCs/>
+          <w:sz w:val="20"/>
+          <w:szCs w:val="20"/>
+          <w:shd w:val="clear" w:color="auto" w:fill="FFFFFF"/>
+        </w:rPr>
+      </w:pPr>
+      <w:r>
+        <w:rPr>
+          <w:b/>
+          <w:bCs/>
+          <w:sz w:val="20"/>
+          <w:szCs w:val="20"/>
+          <w:shd w:val="clear" w:color="auto" w:fill="FFFFFF"/>
+        </w:rPr>
+        <w:t>The phonological loop and language acquisition :</w:t>
+      </w:r>
+    </w:p>
+    <w:p>
+      <w:pPr>
+        <w:ind w:left="720" w:hanging="720"/>
+        <w:rPr>
+          <w:sz w:val="20"/>
+          <w:szCs w:val="20"/>
+          <w:shd w:val="clear" w:color="auto" w:fill="FFFFFF"/>
+        </w:rPr>
+      </w:pPr>
+      <w:r>
+        <w:rPr>
+          <w:sz w:val="20"/>
+          <w:szCs w:val="20"/>
+          <w:shd w:val="clear" w:color="auto" w:fill="FFFFFF"/>
+        </w:rPr>
+        <w:t xml:space="preserve">Baddeley and </w:t>
+      </w:r>
+      <w:proofErr w:type="spellStart"/>
+      <w:r>
+        <w:rPr>
+          <w:sz w:val="20"/>
+          <w:szCs w:val="20"/>
+          <w:shd w:val="clear" w:color="auto" w:fill="FFFFFF"/>
+        </w:rPr>
+        <w:t>lewis</w:t>
+      </w:r>
+      <w:proofErr w:type="spellEnd"/>
+      <w:r>
+        <w:rPr>
+          <w:sz w:val="20"/>
+          <w:szCs w:val="20"/>
+          <w:shd w:val="clear" w:color="auto" w:fill="FFFFFF"/>
+        </w:rPr>
+        <w:t xml:space="preserve"> found that articulatory suppression interfered with a subjects ability to detect errors of logic or word order in a sentence, suggestion that the function of the phonological loop may to be hold onto a sentence for long enough to analyse it for logic and meaning</w:t>
+      </w:r>
+    </w:p>
+    <w:p>
+      <w:pPr>
+        <w:ind w:left="720" w:hanging="720"/>
+        <w:rPr>
+          <w:sz w:val="20"/>
+          <w:szCs w:val="20"/>
+          <w:shd w:val="clear" w:color="auto" w:fill="FFFFFF"/>
+        </w:rPr>
+      </w:pPr>
+      <w:r>
+        <w:rPr>
+          <w:sz w:val="20"/>
+          <w:szCs w:val="20"/>
+          <w:shd w:val="clear" w:color="auto" w:fill="FFFFFF"/>
+        </w:rPr>
+        <w:t>Patients with severe impairment of the phonological loop have difficulty understanding long and complex sentences but don’t struggle with short and simple sentences</w:t>
+      </w:r>
+    </w:p>
+    <w:p>
+      <w:pPr>
+        <w:ind w:left="720" w:hanging="720"/>
+        <w:rPr>
+          <w:sz w:val="20"/>
+          <w:szCs w:val="20"/>
+          <w:shd w:val="clear" w:color="auto" w:fill="FFFFFF"/>
+        </w:rPr>
+      </w:pPr>
+      <w:r>
+        <w:rPr>
+          <w:sz w:val="20"/>
+          <w:szCs w:val="20"/>
+          <w:shd w:val="clear" w:color="auto" w:fill="FFFFFF"/>
+        </w:rPr>
+        <w:t>Reduced phonological memory performance in children with language problems and normal children with poor linguistic ability</w:t>
+      </w:r>
+    </w:p>
+    <w:p>
+      <w:pPr>
+        <w:ind w:left="720" w:hanging="720"/>
+        <w:rPr>
+          <w:sz w:val="20"/>
+          <w:szCs w:val="20"/>
+          <w:shd w:val="clear" w:color="auto" w:fill="FFFFFF"/>
+        </w:rPr>
+      </w:pPr>
+      <w:r>
+        <w:rPr>
+          <w:sz w:val="20"/>
+          <w:szCs w:val="20"/>
+          <w:shd w:val="clear" w:color="auto" w:fill="FFFFFF"/>
+        </w:rPr>
+        <w:t>A persons aptitude for learn</w:t>
+      </w:r>
+      <w:r>
+        <w:rPr>
+          <w:sz w:val="20"/>
+          <w:szCs w:val="20"/>
+          <w:shd w:val="clear" w:color="auto" w:fill="FFFFFF"/>
+        </w:rPr>
+        <w:t xml:space="preserve">ing a second language correlates with immediate memory span and vocabulary </w:t>
+      </w:r>
+      <w:r>
+        <w:rPr>
+          <w:sz w:val="20"/>
+          <w:szCs w:val="20"/>
+          <w:shd w:val="clear" w:color="auto" w:fill="FFFFFF"/>
+        </w:rPr>
+        <w:t>size depends on the capacity of the phonological loop</w:t>
+      </w:r>
+    </w:p>
+    <w:p>
+      <w:pPr>
+        <w:ind w:left="720" w:hanging="720"/>
+        <w:rPr>
+          <w:sz w:val="20"/>
+          <w:szCs w:val="20"/>
+          <w:shd w:val="clear" w:color="auto" w:fill="FFFFFF"/>
+        </w:rPr>
+      </w:pPr>
+      <w:r>
+        <w:rPr>
+          <w:sz w:val="20"/>
+          <w:szCs w:val="20"/>
+          <w:shd w:val="clear" w:color="auto" w:fill="FFFFFF"/>
+        </w:rPr>
+        <w:t>phonological loop may be more important for the</w:t>
+      </w:r>
+      <w:r>
+        <w:rPr>
+          <w:rFonts w:ascii="Arial" w:hAnsi="Arial" w:cs="Arial"/>
+          <w:sz w:val="20"/>
+          <w:szCs w:val="20"/>
+        </w:rPr>
+        <w:br/>
+      </w:r>
+      <w:r>
+        <w:rPr>
+          <w:sz w:val="20"/>
+          <w:szCs w:val="20"/>
+          <w:shd w:val="clear" w:color="auto" w:fill="FFFFFF"/>
+        </w:rPr>
+        <w:t>acquisition of language rather than for the subsequent</w:t>
+      </w:r>
+      <w:r>
+        <w:rPr>
+          <w:rFonts w:ascii="Arial" w:hAnsi="Arial" w:cs="Arial"/>
+          <w:sz w:val="20"/>
+          <w:szCs w:val="20"/>
+        </w:rPr>
+        <w:br/>
+      </w:r>
+      <w:r>
+        <w:rPr>
+          <w:sz w:val="20"/>
+          <w:szCs w:val="20"/>
+          <w:shd w:val="clear" w:color="auto" w:fill="FFFFFF"/>
+        </w:rPr>
+        <w:t>use of that language</w:t>
+      </w:r>
+    </w:p>
+    <w:p>
+      <w:pPr>
+        <w:ind w:left="720" w:hanging="720"/>
+        <w:rPr>
+          <w:sz w:val="20"/>
+          <w:szCs w:val="20"/>
+          <w:shd w:val="clear" w:color="auto" w:fill="FFFFFF"/>
+        </w:rPr>
+      </w:pPr>
+    </w:p>
+    <w:p>
+      <w:pPr>
+        <w:ind w:left="720" w:hanging="720"/>
+        <w:rPr>
+          <w:sz w:val="20"/>
+          <w:szCs w:val="20"/>
+          <w:shd w:val="clear" w:color="auto" w:fill="FFFFFF"/>
+        </w:rPr>
+      </w:pPr>
+      <w:r>
+        <w:rPr>
+          <w:b/>
+          <w:bCs/>
+          <w:sz w:val="20"/>
+          <w:szCs w:val="20"/>
+          <w:shd w:val="clear" w:color="auto" w:fill="FFFFFF"/>
+        </w:rPr>
+        <w:t xml:space="preserve">Evidence for the existence of the </w:t>
+      </w:r>
+      <w:proofErr w:type="spellStart"/>
+      <w:r>
+        <w:rPr>
+          <w:b/>
+          <w:bCs/>
+          <w:sz w:val="20"/>
+          <w:szCs w:val="20"/>
+          <w:shd w:val="clear" w:color="auto" w:fill="FFFFFF"/>
+        </w:rPr>
+        <w:t>visuo</w:t>
+      </w:r>
+      <w:proofErr w:type="spellEnd"/>
+      <w:r>
+        <w:rPr>
+          <w:b/>
+          <w:bCs/>
+          <w:sz w:val="20"/>
+          <w:szCs w:val="20"/>
+          <w:shd w:val="clear" w:color="auto" w:fill="FFFFFF"/>
+        </w:rPr>
+        <w:t xml:space="preserve"> spatial sketchpad </w:t>
+      </w:r>
+      <w:r>
+        <w:rPr>
+          <w:sz w:val="20"/>
+          <w:szCs w:val="20"/>
+          <w:shd w:val="clear" w:color="auto" w:fill="FFFFFF"/>
+        </w:rPr>
+        <w:t>comes mainly from the dual task paradigm</w:t>
+      </w:r>
+    </w:p>
+    <w:p>
+      <w:pPr>
+        <w:ind w:left="720" w:hanging="720"/>
+        <w:rPr>
+          <w:sz w:val="20"/>
+          <w:szCs w:val="20"/>
+          <w:shd w:val="clear" w:color="auto" w:fill="FFFFFF"/>
+        </w:rPr>
+      </w:pPr>
+      <w:r>
+        <w:rPr>
+          <w:sz w:val="20"/>
+          <w:szCs w:val="20"/>
+          <w:shd w:val="clear" w:color="auto" w:fill="FFFFFF"/>
+        </w:rPr>
+        <w:t xml:space="preserve">While driving the car, Baddeley noticed that his steering became erratic when he </w:t>
+      </w:r>
+      <w:proofErr w:type="spellStart"/>
+      <w:r>
+        <w:rPr>
+          <w:sz w:val="20"/>
+          <w:szCs w:val="20"/>
+          <w:shd w:val="clear" w:color="auto" w:fill="FFFFFF"/>
+        </w:rPr>
+        <w:t>attemped</w:t>
+      </w:r>
+      <w:proofErr w:type="spellEnd"/>
+      <w:r>
+        <w:rPr>
+          <w:sz w:val="20"/>
+          <w:szCs w:val="20"/>
+          <w:shd w:val="clear" w:color="auto" w:fill="FFFFFF"/>
+        </w:rPr>
+        <w:t xml:space="preserve"> the visualize the details of a game he was listening on the radio. He decides to switch to a music program</w:t>
+      </w:r>
+    </w:p>
+    <w:p>
+      <w:pPr>
+        <w:ind w:left="720" w:hanging="720"/>
+        <w:rPr>
+          <w:sz w:val="20"/>
+          <w:szCs w:val="20"/>
+          <w:shd w:val="clear" w:color="auto" w:fill="FFFFFF"/>
+        </w:rPr>
+      </w:pPr>
+      <w:r>
+        <w:rPr>
+          <w:shd w:val="clear" w:color="auto" w:fill="FFFFFF"/>
+        </w:rPr>
+        <w:br/>
+      </w:r>
+      <w:proofErr w:type="spellStart"/>
+      <w:r>
+        <w:rPr>
+          <w:sz w:val="20"/>
+          <w:szCs w:val="20"/>
+          <w:shd w:val="clear" w:color="auto" w:fill="FFFFFF"/>
+        </w:rPr>
+        <w:t>Logie</w:t>
+      </w:r>
+      <w:proofErr w:type="spellEnd"/>
+      <w:r>
+        <w:rPr>
+          <w:sz w:val="20"/>
+          <w:szCs w:val="20"/>
+          <w:shd w:val="clear" w:color="auto" w:fill="FFFFFF"/>
+        </w:rPr>
+        <w:t xml:space="preserve"> (1986) found that the ability to learn words by using</w:t>
+      </w:r>
+      <w:r>
+        <w:rPr>
+          <w:rFonts w:ascii="Arial" w:hAnsi="Arial" w:cs="Arial"/>
+          <w:sz w:val="20"/>
+          <w:szCs w:val="20"/>
+        </w:rPr>
+        <w:br/>
+      </w:r>
+      <w:r>
+        <w:rPr>
+          <w:sz w:val="20"/>
+          <w:szCs w:val="20"/>
+          <w:shd w:val="clear" w:color="auto" w:fill="FFFFFF"/>
+        </w:rPr>
+        <w:t>visual imagery was greatly disrupted by a second visual task,</w:t>
+      </w:r>
+      <w:r>
+        <w:rPr>
+          <w:rFonts w:ascii="Arial" w:hAnsi="Arial" w:cs="Arial"/>
+          <w:sz w:val="20"/>
+          <w:szCs w:val="20"/>
+        </w:rPr>
+        <w:br/>
+      </w:r>
+      <w:r>
+        <w:rPr>
+          <w:sz w:val="20"/>
+          <w:szCs w:val="20"/>
+          <w:shd w:val="clear" w:color="auto" w:fill="FFFFFF"/>
+        </w:rPr>
+        <w:t>but not by a speech task.</w:t>
+      </w:r>
+      <w:r>
+        <w:rPr>
+          <w:rFonts w:ascii="Arial" w:hAnsi="Arial" w:cs="Arial"/>
+          <w:sz w:val="20"/>
+          <w:szCs w:val="20"/>
+        </w:rPr>
+        <w:br/>
+      </w:r>
+      <w:r>
+        <w:rPr>
+          <w:sz w:val="20"/>
+          <w:szCs w:val="20"/>
+          <w:shd w:val="clear" w:color="auto" w:fill="FFFFFF"/>
+        </w:rPr>
+        <w:t xml:space="preserve">• </w:t>
+      </w:r>
+      <w:proofErr w:type="spellStart"/>
+      <w:r>
+        <w:rPr>
+          <w:sz w:val="20"/>
+          <w:szCs w:val="20"/>
+          <w:shd w:val="clear" w:color="auto" w:fill="FFFFFF"/>
+        </w:rPr>
+        <w:t>Logie</w:t>
+      </w:r>
+      <w:proofErr w:type="spellEnd"/>
+      <w:r>
+        <w:rPr>
+          <w:sz w:val="20"/>
+          <w:szCs w:val="20"/>
+          <w:shd w:val="clear" w:color="auto" w:fill="FFFFFF"/>
+        </w:rPr>
+        <w:t xml:space="preserve"> et al. (1989) reported that performance on a visual</w:t>
+      </w:r>
+      <w:r>
+        <w:rPr>
+          <w:rFonts w:ascii="Arial" w:hAnsi="Arial" w:cs="Arial"/>
+          <w:sz w:val="20"/>
+          <w:szCs w:val="20"/>
+        </w:rPr>
+        <w:br/>
+      </w:r>
+      <w:r>
+        <w:rPr>
+          <w:sz w:val="20"/>
+          <w:szCs w:val="20"/>
+          <w:shd w:val="clear" w:color="auto" w:fill="FFFFFF"/>
+        </w:rPr>
+        <w:t>computer game was disrupted by a second visuo-spatial task.</w:t>
+      </w:r>
+      <w:r>
+        <w:rPr>
+          <w:rFonts w:ascii="Arial" w:hAnsi="Arial" w:cs="Arial"/>
+          <w:sz w:val="20"/>
+          <w:szCs w:val="20"/>
+        </w:rPr>
+        <w:br/>
+      </w:r>
+      <w:r>
+        <w:rPr>
+          <w:sz w:val="20"/>
+          <w:szCs w:val="20"/>
+          <w:shd w:val="clear" w:color="auto" w:fill="FFFFFF"/>
+        </w:rPr>
+        <w:lastRenderedPageBreak/>
+        <w:t>• Robbins et al. (1996) found that the ability to recall positions</w:t>
+      </w:r>
+      <w:r>
+        <w:rPr>
+          <w:rFonts w:ascii="Arial" w:hAnsi="Arial" w:cs="Arial"/>
+          <w:sz w:val="20"/>
+          <w:szCs w:val="20"/>
+        </w:rPr>
+        <w:br/>
+      </w:r>
+      <w:r>
+        <w:rPr>
+          <w:sz w:val="20"/>
+          <w:szCs w:val="20"/>
+          <w:shd w:val="clear" w:color="auto" w:fill="FFFFFF"/>
+        </w:rPr>
+        <w:t>on a chess board was disrupted by a secondary spatial task</w:t>
+      </w:r>
+      <w:r>
+        <w:rPr>
+          <w:rFonts w:ascii="Arial" w:hAnsi="Arial" w:cs="Arial"/>
+          <w:sz w:val="20"/>
+          <w:szCs w:val="20"/>
+        </w:rPr>
+        <w:br/>
+      </w:r>
+      <w:r>
+        <w:rPr>
+          <w:sz w:val="20"/>
+          <w:szCs w:val="20"/>
+          <w:shd w:val="clear" w:color="auto" w:fill="FFFFFF"/>
+        </w:rPr>
+        <w:t>(manipulation of a keypad) but not by a task involving the</w:t>
+      </w:r>
+      <w:r>
+        <w:rPr>
+          <w:rFonts w:ascii="Arial" w:hAnsi="Arial" w:cs="Arial"/>
+          <w:sz w:val="20"/>
+          <w:szCs w:val="20"/>
+        </w:rPr>
+        <w:br/>
+      </w:r>
+      <w:r>
+        <w:rPr>
+          <w:sz w:val="20"/>
+          <w:szCs w:val="20"/>
+          <w:shd w:val="clear" w:color="auto" w:fill="FFFFFF"/>
+        </w:rPr>
+        <w:t>repetition of words.</w:t>
+      </w:r>
+    </w:p>
+    <w:p>
+      <w:pPr>
+        <w:ind w:left="720" w:hanging="720"/>
+        <w:rPr>
+          <w:sz w:val="20"/>
+          <w:szCs w:val="20"/>
+          <w:shd w:val="clear" w:color="auto" w:fill="FFFFFF"/>
+        </w:rPr>
+      </w:pPr>
+    </w:p>
+    <w:p>
+      <w:pPr>
+        <w:ind w:left="720" w:hanging="720"/>
+        <w:rPr>
+          <w:sz w:val="20"/>
+          <w:szCs w:val="20"/>
+          <w:shd w:val="clear" w:color="auto" w:fill="FFFFFF"/>
+        </w:rPr>
+      </w:pPr>
+      <w:r>
+        <w:rPr>
+          <w:sz w:val="20"/>
+          <w:szCs w:val="20"/>
+          <w:shd w:val="clear" w:color="auto" w:fill="FFFFFF"/>
+        </w:rPr>
+        <w:t xml:space="preserve">More evidence. </w:t>
+      </w:r>
+      <w:r>
+        <w:rPr>
+          <w:b/>
+          <w:bCs/>
+          <w:sz w:val="20"/>
+          <w:szCs w:val="20"/>
+          <w:shd w:val="clear" w:color="auto" w:fill="FFFFFF"/>
+        </w:rPr>
+        <w:t xml:space="preserve">Williams syndrome </w:t>
+      </w:r>
+      <w:r>
+        <w:rPr>
+          <w:sz w:val="20"/>
+          <w:szCs w:val="20"/>
+          <w:shd w:val="clear" w:color="auto" w:fill="FFFFFF"/>
+        </w:rPr>
+        <w:t xml:space="preserve">in which patient has an impairment of </w:t>
+      </w:r>
+      <w:proofErr w:type="spellStart"/>
+      <w:r>
+        <w:rPr>
+          <w:sz w:val="20"/>
+          <w:szCs w:val="20"/>
+          <w:shd w:val="clear" w:color="auto" w:fill="FFFFFF"/>
+        </w:rPr>
+        <w:t>visuo</w:t>
+      </w:r>
+      <w:proofErr w:type="spellEnd"/>
+      <w:r>
+        <w:rPr>
+          <w:sz w:val="20"/>
+          <w:szCs w:val="20"/>
+          <w:shd w:val="clear" w:color="auto" w:fill="FFFFFF"/>
+        </w:rPr>
+        <w:t xml:space="preserve"> spatial processing and </w:t>
+      </w:r>
+      <w:proofErr w:type="spellStart"/>
+      <w:r>
+        <w:rPr>
+          <w:sz w:val="20"/>
+          <w:szCs w:val="20"/>
+          <w:shd w:val="clear" w:color="auto" w:fill="FFFFFF"/>
+        </w:rPr>
+        <w:t>visuo</w:t>
+      </w:r>
+      <w:proofErr w:type="spellEnd"/>
+      <w:r>
+        <w:rPr>
+          <w:sz w:val="20"/>
+          <w:szCs w:val="20"/>
+          <w:shd w:val="clear" w:color="auto" w:fill="FFFFFF"/>
+        </w:rPr>
+        <w:t xml:space="preserve"> spatial loop but normal verbal processing. However they do process impairment of grammatical structure which denote spatial position such as above or below</w:t>
+      </w:r>
+    </w:p>
+    <w:p>
+      <w:pPr>
+        <w:ind w:left="720" w:hanging="720"/>
+        <w:rPr>
+          <w:sz w:val="20"/>
+          <w:szCs w:val="20"/>
+          <w:shd w:val="clear" w:color="auto" w:fill="FFFFFF"/>
+        </w:rPr>
+      </w:pPr>
+    </w:p>
+    <w:p>
+      <w:pPr>
+        <w:ind w:left="720" w:hanging="720"/>
+        <w:rPr>
+          <w:sz w:val="20"/>
+          <w:szCs w:val="20"/>
+          <w:shd w:val="clear" w:color="auto" w:fill="FFFFFF"/>
+        </w:rPr>
+      </w:pPr>
+    </w:p>
+    <w:p>
+      <w:pPr>
+        <w:ind w:left="720" w:hanging="720"/>
+        <w:rPr>
+          <w:b/>
+          <w:bCs/>
+          <w:sz w:val="20"/>
+          <w:szCs w:val="20"/>
+          <w:shd w:val="clear" w:color="auto" w:fill="FFFFFF"/>
+        </w:rPr>
+      </w:pPr>
+    </w:p>
+    <w:p>
+      <w:pPr>
+        <w:ind w:left="720" w:hanging="720"/>
+        <w:rPr>
+          <w:sz w:val="20"/>
+          <w:szCs w:val="20"/>
+          <w:shd w:val="clear" w:color="auto" w:fill="FFFFFF"/>
+        </w:rPr>
+      </w:pPr>
     </w:p>
     <w:p>
       <w:pPr>
@@ -2193,6 +3509,7 @@
   <w:style w:type="character" w:default="1" w:styleId="DefaultParagraphFont">
     <w:name w:val="Default Paragraph Font"/>
     <w:uiPriority w:val="1"/>
+    <w:semiHidden/>
     <w:unhideWhenUsed/>
   </w:style>
   <w:style w:type="table" w:default="1" w:styleId="TableNormal">

--- a/05 Short term memory.docx
+++ b/05 Short term memory.docx
@@ -1793,162 +1793,144 @@
           <w:szCs w:val="20"/>
           <w:shd w:val="clear" w:color="auto" w:fill="FFFFFF"/>
         </w:rPr>
-        <w:t xml:space="preserve">maintaining information on </w:t>
-      </w:r>
+        <w:t>maintaining information on a fairly passive state for possible future retrieval</w:t>
+      </w:r>
+    </w:p>
+    <w:p>
+      <w:pPr>
+        <w:ind w:left="720" w:hanging="720"/>
+        <w:rPr>
+          <w:sz w:val="20"/>
+          <w:szCs w:val="20"/>
+          <w:shd w:val="clear" w:color="auto" w:fill="FFFFFF"/>
+        </w:rPr>
+      </w:pPr>
+    </w:p>
+    <w:p>
+      <w:pPr>
+        <w:ind w:left="720" w:hanging="720"/>
+        <w:rPr>
+          <w:sz w:val="20"/>
+          <w:szCs w:val="20"/>
+          <w:shd w:val="clear" w:color="auto" w:fill="FFFFFF"/>
+        </w:rPr>
+      </w:pPr>
+      <w:r>
+        <w:rPr>
+          <w:b/>
+          <w:bCs/>
+          <w:sz w:val="20"/>
+          <w:szCs w:val="20"/>
+          <w:shd w:val="clear" w:color="auto" w:fill="FFFFFF"/>
+        </w:rPr>
+        <w:t xml:space="preserve">Working memory </w:t>
+      </w:r>
+      <w:r>
+        <w:rPr>
+          <w:b/>
+          <w:bCs/>
+          <w:sz w:val="20"/>
+          <w:szCs w:val="20"/>
+          <w:shd w:val="clear" w:color="auto" w:fill="FFFFFF"/>
+        </w:rPr>
+        <w:t xml:space="preserve">: </w:t>
+      </w:r>
+      <w:r>
+        <w:rPr>
+          <w:sz w:val="20"/>
+          <w:szCs w:val="20"/>
+          <w:shd w:val="clear" w:color="auto" w:fill="FFFFFF"/>
+        </w:rPr>
+        <w:t>A hypothetical s</w:t>
+      </w:r>
+      <w:r>
+        <w:rPr>
+          <w:sz w:val="20"/>
+          <w:szCs w:val="20"/>
+          <w:shd w:val="clear" w:color="auto" w:fill="FFFFFF"/>
+        </w:rPr>
+        <w:t>hort term memory system which serves as a mental workspace in which a variety of processing operations are carried out on new input and retrieved memories</w:t>
+      </w:r>
+    </w:p>
+    <w:p>
+      <w:pPr>
+        <w:ind w:left="720" w:hanging="720"/>
+        <w:rPr>
+          <w:sz w:val="20"/>
+          <w:szCs w:val="20"/>
+          <w:shd w:val="clear" w:color="auto" w:fill="FFFFFF"/>
+        </w:rPr>
+      </w:pPr>
+    </w:p>
+    <w:p>
+      <w:pPr>
+        <w:ind w:left="720" w:hanging="720"/>
+        <w:rPr>
+          <w:sz w:val="20"/>
+          <w:szCs w:val="20"/>
+          <w:shd w:val="clear" w:color="auto" w:fill="FFFFFF"/>
+        </w:rPr>
+      </w:pPr>
+      <w:r>
+        <w:rPr>
+          <w:sz w:val="20"/>
+          <w:szCs w:val="20"/>
+          <w:shd w:val="clear" w:color="auto" w:fill="FFFFFF"/>
+        </w:rPr>
+        <w:t>Baddeley and hitch working memory proposal :</w:t>
+      </w:r>
+    </w:p>
+    <w:p>
+      <w:pPr>
+        <w:ind w:left="720" w:hanging="720"/>
+        <w:rPr>
+          <w:sz w:val="20"/>
+          <w:szCs w:val="20"/>
+          <w:shd w:val="clear" w:color="auto" w:fill="FFFFFF"/>
+        </w:rPr>
+      </w:pPr>
+      <w:r>
+        <w:rPr>
+          <w:b/>
+          <w:bCs/>
+          <w:sz w:val="20"/>
+          <w:szCs w:val="20"/>
+          <w:shd w:val="clear" w:color="auto" w:fill="FFFFFF"/>
+        </w:rPr>
+        <w:t xml:space="preserve">Phonological loop : </w:t>
+      </w:r>
+      <w:r>
+        <w:rPr>
+          <w:sz w:val="20"/>
+          <w:szCs w:val="20"/>
+          <w:shd w:val="clear" w:color="auto" w:fill="FFFFFF"/>
+        </w:rPr>
+        <w:t>Assumed to provide brief storage for verbally presented items</w:t>
+      </w:r>
+    </w:p>
+    <w:p>
+      <w:pPr>
+        <w:ind w:left="720" w:hanging="720"/>
+        <w:rPr>
+          <w:sz w:val="20"/>
+          <w:szCs w:val="20"/>
+          <w:shd w:val="clear" w:color="auto" w:fill="FFFFFF"/>
+        </w:rPr>
+      </w:pPr>
       <w:proofErr w:type="spellStart"/>
       <w:r>
         <w:rPr>
-          <w:sz w:val="20"/>
-          <w:szCs w:val="20"/>
-          <w:shd w:val="clear" w:color="auto" w:fill="FFFFFF"/>
-        </w:rPr>
-        <w:t>a</w:t>
+          <w:b/>
+          <w:bCs/>
+          <w:sz w:val="20"/>
+          <w:szCs w:val="20"/>
+          <w:shd w:val="clear" w:color="auto" w:fill="FFFFFF"/>
+        </w:rPr>
+        <w:t>Visuo</w:t>
       </w:r>
       <w:proofErr w:type="spellEnd"/>
       <w:r>
         <w:rPr>
-          <w:sz w:val="20"/>
-          <w:szCs w:val="20"/>
-          <w:shd w:val="clear" w:color="auto" w:fill="FFFFFF"/>
-        </w:rPr>
-        <w:t xml:space="preserve"> fairly passive state for possible future retrieval</w:t>
-      </w:r>
-    </w:p>
-    <w:p>
-      <w:pPr>
-        <w:ind w:left="720" w:hanging="720"/>
-        <w:rPr>
-          <w:sz w:val="20"/>
-          <w:szCs w:val="20"/>
-          <w:shd w:val="clear" w:color="auto" w:fill="FFFFFF"/>
-        </w:rPr>
-      </w:pPr>
-    </w:p>
-    <w:p>
-      <w:pPr>
-        <w:ind w:left="720" w:hanging="720"/>
-        <w:rPr>
-          <w:sz w:val="20"/>
-          <w:szCs w:val="20"/>
-          <w:shd w:val="clear" w:color="auto" w:fill="FFFFFF"/>
-        </w:rPr>
-      </w:pPr>
-      <w:r>
-        <w:rPr>
-          <w:b/>
-          <w:bCs/>
-          <w:sz w:val="20"/>
-          <w:szCs w:val="20"/>
-          <w:shd w:val="clear" w:color="auto" w:fill="FFFFFF"/>
-        </w:rPr>
-        <w:t xml:space="preserve">Working memory </w:t>
-      </w:r>
-      <w:r>
-        <w:rPr>
-          <w:b/>
-          <w:bCs/>
-          <w:sz w:val="20"/>
-          <w:szCs w:val="20"/>
-          <w:shd w:val="clear" w:color="auto" w:fill="FFFFFF"/>
-        </w:rPr>
-        <w:t xml:space="preserve">: </w:t>
-      </w:r>
-      <w:r>
-        <w:rPr>
-          <w:sz w:val="20"/>
-          <w:szCs w:val="20"/>
-          <w:shd w:val="clear" w:color="auto" w:fill="FFFFFF"/>
-        </w:rPr>
-        <w:t>A hypothetical s</w:t>
-      </w:r>
-      <w:r>
-        <w:rPr>
-          <w:sz w:val="20"/>
-          <w:szCs w:val="20"/>
-          <w:shd w:val="clear" w:color="auto" w:fill="FFFFFF"/>
-        </w:rPr>
-        <w:t>hort term memory system which serves as a mental workspace in which a variety of processing operations are carried out on new input and retrieved memories</w:t>
-      </w:r>
-    </w:p>
-    <w:p>
-      <w:pPr>
-        <w:ind w:left="720" w:hanging="720"/>
-        <w:rPr>
-          <w:sz w:val="20"/>
-          <w:szCs w:val="20"/>
-          <w:shd w:val="clear" w:color="auto" w:fill="FFFFFF"/>
-        </w:rPr>
-      </w:pPr>
-    </w:p>
-    <w:p>
-      <w:pPr>
-        <w:ind w:left="720" w:hanging="720"/>
-        <w:rPr>
-          <w:sz w:val="20"/>
-          <w:szCs w:val="20"/>
-          <w:shd w:val="clear" w:color="auto" w:fill="FFFFFF"/>
-        </w:rPr>
-      </w:pPr>
-      <w:r>
-        <w:rPr>
-          <w:sz w:val="20"/>
-          <w:szCs w:val="20"/>
-          <w:shd w:val="clear" w:color="auto" w:fill="FFFFFF"/>
-        </w:rPr>
-        <w:t>Baddeley and hitch working memory proposal :</w:t>
-      </w:r>
-    </w:p>
-    <w:p>
-      <w:pPr>
-        <w:ind w:left="720" w:hanging="720"/>
-        <w:rPr>
-          <w:sz w:val="20"/>
-          <w:szCs w:val="20"/>
-          <w:shd w:val="clear" w:color="auto" w:fill="FFFFFF"/>
-        </w:rPr>
-      </w:pPr>
-      <w:r>
-        <w:rPr>
-          <w:b/>
-          <w:bCs/>
-          <w:sz w:val="20"/>
-          <w:szCs w:val="20"/>
-          <w:shd w:val="clear" w:color="auto" w:fill="FFFFFF"/>
-        </w:rPr>
-        <w:t xml:space="preserve">Phonological loop : </w:t>
-      </w:r>
-      <w:r>
-        <w:rPr>
-          <w:sz w:val="20"/>
-          <w:szCs w:val="20"/>
-          <w:shd w:val="clear" w:color="auto" w:fill="FFFFFF"/>
-        </w:rPr>
-        <w:t>Assumed to provide brief storage for verbally presented items</w:t>
-      </w:r>
-    </w:p>
-    <w:p>
-      <w:pPr>
-        <w:ind w:left="720" w:hanging="720"/>
-        <w:rPr>
-          <w:sz w:val="20"/>
-          <w:szCs w:val="20"/>
-          <w:shd w:val="clear" w:color="auto" w:fill="FFFFFF"/>
-        </w:rPr>
-      </w:pPr>
-      <w:proofErr w:type="spellStart"/>
-      <w:r>
-        <w:rPr>
-          <w:b/>
-          <w:bCs/>
-          <w:sz w:val="20"/>
-          <w:szCs w:val="20"/>
-          <w:shd w:val="clear" w:color="auto" w:fill="FFFFFF"/>
-        </w:rPr>
-        <w:t>Visuo</w:t>
-      </w:r>
-      <w:proofErr w:type="spellEnd"/>
-      <w:r>
-        <w:rPr>
           <w:b/>
           <w:bCs/>
           <w:sz w:val="20"/>
@@ -2005,6 +1987,7 @@
       </w:pPr>
       <w:r>
         <w:rPr>
+          <w:noProof/>
           <w:sz w:val="20"/>
           <w:szCs w:val="20"/>
           <w:shd w:val="clear" w:color="auto" w:fill="FFFFFF"/>
@@ -2278,15 +2261,7 @@
           <w:szCs w:val="20"/>
           <w:shd w:val="clear" w:color="auto" w:fill="FFFFFF"/>
         </w:rPr>
-        <w:t xml:space="preserve">the phonological is the mechanism underlying processes such as digit span or </w:t>
-      </w:r>
-      <w:r>
-        <w:rPr>
-          <w:sz w:val="20"/>
-          <w:szCs w:val="20"/>
-          <w:shd w:val="clear" w:color="auto" w:fill="FFFFFF"/>
-        </w:rPr>
-        <w:t>Phonological loop is assumed as the mechanism underlying measures such as digit span or word span</w:t>
+        <w:t>the phonological is the mechanism underlying processes such as digit span or Phonological loop is assumed as the mechanism underlying measures such as digit span or word span</w:t>
       </w:r>
     </w:p>
     <w:p>
@@ -3066,6 +3041,319 @@
         <w:rPr>
           <w:b/>
           <w:bCs/>
+          <w:sz w:val="20"/>
+          <w:szCs w:val="20"/>
+          <w:shd w:val="clear" w:color="auto" w:fill="FFFFFF"/>
+        </w:rPr>
+      </w:pPr>
+      <w:r>
+        <w:rPr>
+          <w:b/>
+          <w:bCs/>
+          <w:sz w:val="20"/>
+          <w:szCs w:val="20"/>
+          <w:shd w:val="clear" w:color="auto" w:fill="FFFFFF"/>
+        </w:rPr>
+        <w:t>• 5.4 Later revisions of the working memory model</w:t>
+      </w:r>
+    </w:p>
+    <w:p>
+      <w:pPr>
+        <w:ind w:left="720" w:hanging="720"/>
+        <w:rPr>
+          <w:sz w:val="20"/>
+          <w:szCs w:val="20"/>
+          <w:shd w:val="clear" w:color="auto" w:fill="FFFFFF"/>
+        </w:rPr>
+      </w:pPr>
+      <w:r>
+        <w:rPr>
+          <w:sz w:val="20"/>
+          <w:szCs w:val="20"/>
+          <w:shd w:val="clear" w:color="auto" w:fill="FFFFFF"/>
+        </w:rPr>
+        <w:t>Sub components of the phonological loop are found. Hence the new proposal by Baddeley is that the phonological loop contains two separate components :</w:t>
+      </w:r>
+    </w:p>
+    <w:p>
+      <w:pPr>
+        <w:ind w:left="720" w:hanging="720"/>
+        <w:rPr>
+          <w:sz w:val="20"/>
+          <w:szCs w:val="20"/>
+          <w:shd w:val="clear" w:color="auto" w:fill="FFFFFF"/>
+        </w:rPr>
+      </w:pPr>
+      <w:r>
+        <w:rPr>
+          <w:b/>
+          <w:bCs/>
+          <w:sz w:val="20"/>
+          <w:szCs w:val="20"/>
+          <w:shd w:val="clear" w:color="auto" w:fill="FFFFFF"/>
+        </w:rPr>
+        <w:t xml:space="preserve">Phonological store : </w:t>
+      </w:r>
+      <w:r>
+        <w:rPr>
+          <w:sz w:val="20"/>
+          <w:szCs w:val="20"/>
+          <w:shd w:val="clear" w:color="auto" w:fill="FFFFFF"/>
+        </w:rPr>
+        <w:t>Stores auditory information</w:t>
+      </w:r>
+    </w:p>
+    <w:p>
+      <w:pPr>
+        <w:ind w:left="720" w:hanging="720"/>
+        <w:rPr>
+          <w:sz w:val="20"/>
+          <w:szCs w:val="20"/>
+          <w:shd w:val="clear" w:color="auto" w:fill="FFFFFF"/>
+        </w:rPr>
+      </w:pPr>
+      <w:r>
+        <w:rPr>
+          <w:b/>
+          <w:bCs/>
+          <w:sz w:val="20"/>
+          <w:szCs w:val="20"/>
+          <w:shd w:val="clear" w:color="auto" w:fill="FFFFFF"/>
+        </w:rPr>
+        <w:t xml:space="preserve">Articulatory control process : </w:t>
+      </w:r>
+      <w:r>
+        <w:rPr>
+          <w:sz w:val="20"/>
+          <w:szCs w:val="20"/>
+          <w:shd w:val="clear" w:color="auto" w:fill="FFFFFF"/>
+        </w:rPr>
+        <w:t>Allowws sub vocal rehearsal of information. Kind of “inner speech” mechanism linked to actual speech production and helps maintain verbal information in the phonological store</w:t>
+      </w:r>
+    </w:p>
+    <w:p>
+      <w:pPr>
+        <w:ind w:left="720" w:hanging="720"/>
+        <w:rPr>
+          <w:b/>
+          <w:bCs/>
+          <w:sz w:val="20"/>
+          <w:szCs w:val="20"/>
+          <w:shd w:val="clear" w:color="auto" w:fill="FFFFFF"/>
+        </w:rPr>
+      </w:pPr>
+    </w:p>
+    <w:p>
+      <w:pPr>
+        <w:ind w:left="720" w:hanging="720"/>
+        <w:rPr>
+          <w:sz w:val="20"/>
+          <w:szCs w:val="20"/>
+          <w:shd w:val="clear" w:color="auto" w:fill="FFFFFF"/>
+        </w:rPr>
+      </w:pPr>
+      <w:r>
+        <w:rPr>
+          <w:sz w:val="20"/>
+          <w:szCs w:val="20"/>
+          <w:shd w:val="clear" w:color="auto" w:fill="FFFFFF"/>
+        </w:rPr>
+        <w:t>Articulatory suppression eliminates the word length effect for visually presented words but not spoken words</w:t>
+      </w:r>
+    </w:p>
+    <w:p>
+      <w:pPr>
+        <w:ind w:left="720" w:hanging="720"/>
+        <w:rPr>
+          <w:sz w:val="20"/>
+          <w:szCs w:val="20"/>
+          <w:shd w:val="clear" w:color="auto" w:fill="FFFFFF"/>
+        </w:rPr>
+      </w:pPr>
+      <w:r>
+        <w:rPr>
+          <w:sz w:val="20"/>
+          <w:szCs w:val="20"/>
+          <w:shd w:val="clear" w:color="auto" w:fill="FFFFFF"/>
+        </w:rPr>
+        <w:t xml:space="preserve">The articulatory control process is requires to register visually presented words and transfer them to phonological store. Where auditorily presented words gain direct access to the phonological store since they already are in the appropriate format </w:t>
+      </w:r>
+    </w:p>
+    <w:p>
+      <w:pPr>
+        <w:ind w:left="720" w:hanging="720"/>
+        <w:rPr>
+          <w:sz w:val="20"/>
+          <w:szCs w:val="20"/>
+          <w:shd w:val="clear" w:color="auto" w:fill="FFFFFF"/>
+        </w:rPr>
+      </w:pPr>
+      <w:r>
+        <w:rPr>
+          <w:sz w:val="20"/>
+          <w:szCs w:val="20"/>
+          <w:shd w:val="clear" w:color="auto" w:fill="FFFFFF"/>
+        </w:rPr>
+        <w:t>Visually presented words use the articulatory control process but auditorily presented words do not</w:t>
+      </w:r>
+    </w:p>
+    <w:p>
+      <w:pPr>
+        <w:ind w:left="720" w:hanging="720"/>
+        <w:rPr>
+          <w:sz w:val="20"/>
+          <w:szCs w:val="20"/>
+          <w:shd w:val="clear" w:color="auto" w:fill="FFFFFF"/>
+        </w:rPr>
+      </w:pPr>
+      <w:r>
+        <w:rPr>
+          <w:sz w:val="20"/>
+          <w:szCs w:val="20"/>
+          <w:shd w:val="clear" w:color="auto" w:fill="FFFFFF"/>
+        </w:rPr>
+        <w:t>Therefore articulatory suppression affects visually presented words not spoken ones</w:t>
+      </w:r>
+    </w:p>
+    <w:p>
+      <w:pPr>
+        <w:ind w:left="720" w:hanging="720"/>
+        <w:rPr>
+          <w:sz w:val="20"/>
+          <w:szCs w:val="20"/>
+          <w:shd w:val="clear" w:color="auto" w:fill="FFFFFF"/>
+        </w:rPr>
+      </w:pPr>
+      <w:r>
+        <w:rPr>
+          <w:sz w:val="20"/>
+          <w:szCs w:val="20"/>
+          <w:shd w:val="clear" w:color="auto" w:fill="FFFFFF"/>
+        </w:rPr>
+        <w:drawing>
+          <wp:inline distT="0" distB="0" distL="0" distR="0" wp14:anchorId="6C3241B2" wp14:editId="5F0F41C6">
+            <wp:extent cx="4324954" cy="2610214"/>
+            <wp:effectExtent l="0" t="0" r="0" b="0"/>
+            <wp:docPr id="9" name="Picture 9" descr="A diagram of a diagram&#10;&#10;Description automatically generated"/>
+            <wp:cNvGraphicFramePr>
+              <a:graphicFrameLocks xmlns:a="http://schemas.openxmlformats.org/drawingml/2006/main" noChangeAspect="1"/>
+            </wp:cNvGraphicFramePr>
+            <a:graphic xmlns:a="http://schemas.openxmlformats.org/drawingml/2006/main">
+              <a:graphicData uri="http://schemas.openxmlformats.org/drawingml/2006/picture">
+                <pic:pic xmlns:pic="http://schemas.openxmlformats.org/drawingml/2006/picture">
+                  <pic:nvPicPr>
+                    <pic:cNvPr id="9" name="Picture 9" descr="A diagram of a diagram&#10;&#10;Description automatically generated"/>
+                    <pic:cNvPicPr/>
+                  </pic:nvPicPr>
+                  <pic:blipFill>
+                    <a:blip r:embed="rId12"/>
+                    <a:stretch>
+                      <a:fillRect/>
+                    </a:stretch>
+                  </pic:blipFill>
+                  <pic:spPr>
+                    <a:xfrm>
+                      <a:off x="0" y="0"/>
+                      <a:ext cx="4324954" cy="2610214"/>
+                    </a:xfrm>
+                    <a:prstGeom prst="rect">
+                      <a:avLst/>
+                    </a:prstGeom>
+                  </pic:spPr>
+                </pic:pic>
+              </a:graphicData>
+            </a:graphic>
+          </wp:inline>
+        </w:drawing>
+      </w:r>
+    </w:p>
+    <w:p>
+      <w:pPr>
+        <w:ind w:left="720" w:hanging="720"/>
+        <w:rPr>
+          <w:sz w:val="20"/>
+          <w:szCs w:val="20"/>
+          <w:shd w:val="clear" w:color="auto" w:fill="FFFFFF"/>
+        </w:rPr>
+      </w:pPr>
+    </w:p>
+    <w:p>
+      <w:pPr>
+        <w:ind w:left="720" w:hanging="720"/>
+        <w:rPr>
+          <w:sz w:val="20"/>
+          <w:szCs w:val="20"/>
+          <w:shd w:val="clear" w:color="auto" w:fill="FFFFFF"/>
+        </w:rPr>
+      </w:pPr>
+      <w:r>
+        <w:rPr>
+          <w:sz w:val="20"/>
+          <w:szCs w:val="20"/>
+          <w:shd w:val="clear" w:color="auto" w:fill="FFFFFF"/>
+        </w:rPr>
+        <w:t>The two components offer an explanation to the irrelevant speech effect, meaning retrieval of a sequence of visually presented items are disrupted by simultaneous presentation of irrelevant spoken material</w:t>
+      </w:r>
+    </w:p>
+    <w:p>
+      <w:pPr>
+        <w:ind w:left="720" w:hanging="720"/>
+        <w:rPr>
+          <w:sz w:val="20"/>
+          <w:szCs w:val="20"/>
+          <w:shd w:val="clear" w:color="auto" w:fill="FFFFFF"/>
+        </w:rPr>
+      </w:pPr>
+      <w:r>
+        <w:rPr>
+          <w:sz w:val="20"/>
+          <w:szCs w:val="20"/>
+          <w:shd w:val="clear" w:color="auto" w:fill="FFFFFF"/>
+        </w:rPr>
+        <w:t xml:space="preserve">Hypothesis that all spoken material automatically enters the phonological store, even </w:t>
+      </w:r>
+      <w:proofErr w:type="spellStart"/>
+      <w:r>
+        <w:rPr>
+          <w:sz w:val="20"/>
+          <w:szCs w:val="20"/>
+          <w:shd w:val="clear" w:color="auto" w:fill="FFFFFF"/>
+        </w:rPr>
+        <w:t>beckground</w:t>
+      </w:r>
+      <w:proofErr w:type="spellEnd"/>
+      <w:r>
+        <w:rPr>
+          <w:sz w:val="20"/>
+          <w:szCs w:val="20"/>
+          <w:shd w:val="clear" w:color="auto" w:fill="FFFFFF"/>
+        </w:rPr>
+        <w:t xml:space="preserve"> speech</w:t>
+      </w:r>
+    </w:p>
+    <w:p>
+      <w:pPr>
+        <w:ind w:left="720" w:hanging="720"/>
+        <w:rPr>
+          <w:sz w:val="20"/>
+          <w:szCs w:val="20"/>
+          <w:shd w:val="clear" w:color="auto" w:fill="FFFFFF"/>
+        </w:rPr>
+      </w:pPr>
+      <w:r>
+        <w:rPr>
+          <w:sz w:val="20"/>
+          <w:szCs w:val="20"/>
+          <w:shd w:val="clear" w:color="auto" w:fill="FFFFFF"/>
+        </w:rPr>
+        <w:lastRenderedPageBreak/>
+        <w:t>Brain injured patients appear to show impairment of either phonological store or articulatory control process in isolation while other sub component remain intact</w:t>
+      </w:r>
+    </w:p>
+    <w:p>
+      <w:pPr>
+        <w:ind w:left="720" w:hanging="720"/>
+        <w:rPr>
           <w:sz w:val="20"/>
           <w:szCs w:val="20"/>
           <w:shd w:val="clear" w:color="auto" w:fill="FFFFFF"/>

--- a/05 Short term memory.docx
+++ b/05 Short term memory.docx
@@ -1050,23 +1050,7 @@
           <w:sz w:val="20"/>
           <w:szCs w:val="20"/>
         </w:rPr>
-        <w:t>The brown-</w:t>
-      </w:r>
-      <w:proofErr w:type="spellStart"/>
-      <w:r>
-        <w:rPr>
-          <w:sz w:val="20"/>
-          <w:szCs w:val="20"/>
-        </w:rPr>
-        <w:t>peterson</w:t>
-      </w:r>
-      <w:proofErr w:type="spellEnd"/>
-      <w:r>
-        <w:rPr>
-          <w:sz w:val="20"/>
-          <w:szCs w:val="20"/>
-        </w:rPr>
-        <w:t xml:space="preserve"> task measuring the duration of STM in normal individuals</w:t>
+        <w:t>The brown-peterson task measuring the duration of STM in normal individuals</w:t>
       </w:r>
     </w:p>
     <w:p>
@@ -1386,17 +1370,8 @@
           <w:sz w:val="20"/>
           <w:szCs w:val="20"/>
         </w:rPr>
-        <w:t xml:space="preserve">Based on the items from the recency section of the serial position curve, </w:t>
-      </w:r>
-      <w:proofErr w:type="spellStart"/>
-      <w:r>
-        <w:rPr>
-          <w:sz w:val="20"/>
-          <w:szCs w:val="20"/>
-        </w:rPr>
-        <w:t>craik</w:t>
-      </w:r>
-      <w:proofErr w:type="spellEnd"/>
+        <w:t>Based on the items from the recency section of the serial position curve, craik</w:t>
+      </w:r>
       <w:r>
         <w:rPr>
           <w:sz w:val="20"/>
@@ -1917,27 +1892,15 @@
           <w:shd w:val="clear" w:color="auto" w:fill="FFFFFF"/>
         </w:rPr>
       </w:pPr>
-      <w:proofErr w:type="spellStart"/>
-      <w:r>
-        <w:rPr>
-          <w:b/>
-          <w:bCs/>
-          <w:sz w:val="20"/>
-          <w:szCs w:val="20"/>
-          <w:shd w:val="clear" w:color="auto" w:fill="FFFFFF"/>
-        </w:rPr>
-        <w:t>Visuo</w:t>
-      </w:r>
-      <w:proofErr w:type="spellEnd"/>
-      <w:r>
-        <w:rPr>
-          <w:b/>
-          <w:bCs/>
-          <w:sz w:val="20"/>
-          <w:szCs w:val="20"/>
-          <w:shd w:val="clear" w:color="auto" w:fill="FFFFFF"/>
-        </w:rPr>
-        <w:t xml:space="preserve"> spatial sketchpad : </w:t>
+      <w:r>
+        <w:rPr>
+          <w:b/>
+          <w:bCs/>
+          <w:sz w:val="20"/>
+          <w:szCs w:val="20"/>
+          <w:shd w:val="clear" w:color="auto" w:fill="FFFFFF"/>
+        </w:rPr>
+        <w:t xml:space="preserve">Visuo spatial sketchpad : </w:t>
       </w:r>
       <w:r>
         <w:rPr>
@@ -2074,25 +2037,7 @@
           <w:szCs w:val="20"/>
           <w:shd w:val="clear" w:color="auto" w:fill="FFFFFF"/>
         </w:rPr>
-        <w:t xml:space="preserve">Subject has to carry two WM tasks at the same time, these </w:t>
-      </w:r>
-      <w:proofErr w:type="spellStart"/>
-      <w:r>
-        <w:rPr>
-          <w:sz w:val="20"/>
-          <w:szCs w:val="20"/>
-          <w:shd w:val="clear" w:color="auto" w:fill="FFFFFF"/>
-        </w:rPr>
-        <w:t>simulatenous</w:t>
-      </w:r>
-      <w:proofErr w:type="spellEnd"/>
-      <w:r>
-        <w:rPr>
-          <w:sz w:val="20"/>
-          <w:szCs w:val="20"/>
-          <w:shd w:val="clear" w:color="auto" w:fill="FFFFFF"/>
-        </w:rPr>
-        <w:t xml:space="preserve"> tasks will disrupt one another severely if both tasks involve the same store</w:t>
+        <w:t>Subject has to carry two WM tasks at the same time, these simulatenous tasks will disrupt one another severely if both tasks involve the same store</w:t>
       </w:r>
     </w:p>
     <w:p>
@@ -2146,25 +2091,7 @@
           <w:szCs w:val="20"/>
           <w:shd w:val="clear" w:color="auto" w:fill="FFFFFF"/>
         </w:rPr>
-        <w:t xml:space="preserve">Warrington and </w:t>
-      </w:r>
-      <w:proofErr w:type="spellStart"/>
-      <w:r>
-        <w:rPr>
-          <w:sz w:val="20"/>
-          <w:szCs w:val="20"/>
-          <w:shd w:val="clear" w:color="auto" w:fill="FFFFFF"/>
-        </w:rPr>
-        <w:t>shallice</w:t>
-      </w:r>
-      <w:proofErr w:type="spellEnd"/>
-      <w:r>
-        <w:rPr>
-          <w:sz w:val="20"/>
-          <w:szCs w:val="20"/>
-          <w:shd w:val="clear" w:color="auto" w:fill="FFFFFF"/>
-        </w:rPr>
-        <w:t xml:space="preserve"> reported that their patient showed severe impairment of recall of spoken items but performed well when items were presented visually</w:t>
+        <w:t>Warrington and shallice reported that their patient showed severe impairment of recall of spoken items but performed well when items were presented visually</w:t>
       </w:r>
     </w:p>
     <w:p>
@@ -2345,25 +2272,7 @@
           <w:szCs w:val="20"/>
           <w:shd w:val="clear" w:color="auto" w:fill="FFFFFF"/>
         </w:rPr>
-        <w:t xml:space="preserve">rtainty if it deals with </w:t>
-      </w:r>
-      <w:proofErr w:type="spellStart"/>
-      <w:r>
-        <w:rPr>
-          <w:sz w:val="20"/>
-          <w:szCs w:val="20"/>
-          <w:shd w:val="clear" w:color="auto" w:fill="FFFFFF"/>
-        </w:rPr>
-        <w:t>non speech</w:t>
-      </w:r>
-      <w:proofErr w:type="spellEnd"/>
-      <w:r>
-        <w:rPr>
-          <w:sz w:val="20"/>
-          <w:szCs w:val="20"/>
-          <w:shd w:val="clear" w:color="auto" w:fill="FFFFFF"/>
-        </w:rPr>
-        <w:t xml:space="preserve"> sounds such as ringing or barking</w:t>
+        <w:t>rtainty if it deals with non speech sounds such as ringing or barking</w:t>
       </w:r>
     </w:p>
     <w:p>
@@ -2441,29 +2350,7 @@
           <w:szCs w:val="20"/>
           <w:shd w:val="clear" w:color="auto" w:fill="FFFFFF"/>
         </w:rPr>
-        <w:t xml:space="preserve">Conclusion is that the exact mechanism involving storage and retrieval of </w:t>
-      </w:r>
-      <w:proofErr w:type="spellStart"/>
-      <w:r>
-        <w:rPr>
-          <w:b/>
-          <w:bCs/>
-          <w:sz w:val="20"/>
-          <w:szCs w:val="20"/>
-          <w:shd w:val="clear" w:color="auto" w:fill="FFFFFF"/>
-        </w:rPr>
-        <w:t>non speech</w:t>
-      </w:r>
-      <w:proofErr w:type="spellEnd"/>
-      <w:r>
-        <w:rPr>
-          <w:b/>
-          <w:bCs/>
-          <w:sz w:val="20"/>
-          <w:szCs w:val="20"/>
-          <w:shd w:val="clear" w:color="auto" w:fill="FFFFFF"/>
-        </w:rPr>
-        <w:t xml:space="preserve"> sounds remain uncertain</w:t>
+        <w:t>Conclusion is that the exact mechanism involving storage and retrieval of non speech sounds remain uncertain</w:t>
       </w:r>
     </w:p>
     <w:p>
@@ -2515,25 +2402,7 @@
           <w:szCs w:val="20"/>
           <w:shd w:val="clear" w:color="auto" w:fill="FFFFFF"/>
         </w:rPr>
-        <w:t xml:space="preserve">Baddeley and </w:t>
-      </w:r>
-      <w:proofErr w:type="spellStart"/>
-      <w:r>
-        <w:rPr>
-          <w:sz w:val="20"/>
-          <w:szCs w:val="20"/>
-          <w:shd w:val="clear" w:color="auto" w:fill="FFFFFF"/>
-        </w:rPr>
-        <w:t>lewis</w:t>
-      </w:r>
-      <w:proofErr w:type="spellEnd"/>
-      <w:r>
-        <w:rPr>
-          <w:sz w:val="20"/>
-          <w:szCs w:val="20"/>
-          <w:shd w:val="clear" w:color="auto" w:fill="FFFFFF"/>
-        </w:rPr>
-        <w:t xml:space="preserve"> found that articulatory suppression interfered with a subjects ability to detect errors of logic or word order in a sentence, suggestion that the function of the phonological loop may to be hold onto a sentence for long enough to analyse it for logic and meaning</w:t>
+        <w:t>Baddeley and lewis found that articulatory suppression interfered with a subjects ability to detect errors of logic or word order in a sentence, suggestion that the function of the phonological loop may to be hold onto a sentence for long enough to analyse it for logic and meaning</w:t>
       </w:r>
     </w:p>
     <w:p>
@@ -2683,29 +2552,7 @@
           <w:szCs w:val="20"/>
           <w:shd w:val="clear" w:color="auto" w:fill="FFFFFF"/>
         </w:rPr>
-        <w:t xml:space="preserve">Evidence for the existence of the </w:t>
-      </w:r>
-      <w:proofErr w:type="spellStart"/>
-      <w:r>
-        <w:rPr>
-          <w:b/>
-          <w:bCs/>
-          <w:sz w:val="20"/>
-          <w:szCs w:val="20"/>
-          <w:shd w:val="clear" w:color="auto" w:fill="FFFFFF"/>
-        </w:rPr>
-        <w:t>visuo</w:t>
-      </w:r>
-      <w:proofErr w:type="spellEnd"/>
-      <w:r>
-        <w:rPr>
-          <w:b/>
-          <w:bCs/>
-          <w:sz w:val="20"/>
-          <w:szCs w:val="20"/>
-          <w:shd w:val="clear" w:color="auto" w:fill="FFFFFF"/>
-        </w:rPr>
-        <w:t xml:space="preserve"> spatial sketchpad </w:t>
+        <w:t xml:space="preserve">Evidence for the existence of the visuo spatial sketchpad </w:t>
       </w:r>
       <w:r>
         <w:rPr>
@@ -2731,25 +2578,7 @@
           <w:szCs w:val="20"/>
           <w:shd w:val="clear" w:color="auto" w:fill="FFFFFF"/>
         </w:rPr>
-        <w:t xml:space="preserve">While driving the car, Baddeley noticed that his steering became erratic when he </w:t>
-      </w:r>
-      <w:proofErr w:type="spellStart"/>
-      <w:r>
-        <w:rPr>
-          <w:sz w:val="20"/>
-          <w:szCs w:val="20"/>
-          <w:shd w:val="clear" w:color="auto" w:fill="FFFFFF"/>
-        </w:rPr>
-        <w:t>attemped</w:t>
-      </w:r>
-      <w:proofErr w:type="spellEnd"/>
-      <w:r>
-        <w:rPr>
-          <w:sz w:val="20"/>
-          <w:szCs w:val="20"/>
-          <w:shd w:val="clear" w:color="auto" w:fill="FFFFFF"/>
-        </w:rPr>
-        <w:t xml:space="preserve"> the visualize the details of a game he was listening on the radio. He decides to switch to a music program</w:t>
+        <w:t>While driving the car, Baddeley noticed that his steering became erratic when he attemped the visualize the details of a game he was listening on the radio. He decides to switch to a music program</w:t>
       </w:r>
     </w:p>
     <w:p>
@@ -2767,23 +2596,13 @@
         </w:rPr>
         <w:br/>
       </w:r>
-      <w:proofErr w:type="spellStart"/>
-      <w:r>
-        <w:rPr>
-          <w:sz w:val="20"/>
-          <w:szCs w:val="20"/>
-          <w:shd w:val="clear" w:color="auto" w:fill="FFFFFF"/>
-        </w:rPr>
-        <w:t>Logie</w:t>
-      </w:r>
-      <w:proofErr w:type="spellEnd"/>
-      <w:r>
-        <w:rPr>
-          <w:sz w:val="20"/>
-          <w:szCs w:val="20"/>
-          <w:shd w:val="clear" w:color="auto" w:fill="FFFFFF"/>
-        </w:rPr>
-        <w:t xml:space="preserve"> (1986) found that the ability to learn words by using</w:t>
+      <w:r>
+        <w:rPr>
+          <w:sz w:val="20"/>
+          <w:szCs w:val="20"/>
+          <w:shd w:val="clear" w:color="auto" w:fill="FFFFFF"/>
+        </w:rPr>
+        <w:t>Logie (1986) found that the ability to learn words by using</w:t>
       </w:r>
       <w:r>
         <w:rPr>
@@ -2831,25 +2650,7 @@
           <w:szCs w:val="20"/>
           <w:shd w:val="clear" w:color="auto" w:fill="FFFFFF"/>
         </w:rPr>
-        <w:t xml:space="preserve">• </w:t>
-      </w:r>
-      <w:proofErr w:type="spellStart"/>
-      <w:r>
-        <w:rPr>
-          <w:sz w:val="20"/>
-          <w:szCs w:val="20"/>
-          <w:shd w:val="clear" w:color="auto" w:fill="FFFFFF"/>
-        </w:rPr>
-        <w:t>Logie</w:t>
-      </w:r>
-      <w:proofErr w:type="spellEnd"/>
-      <w:r>
-        <w:rPr>
-          <w:sz w:val="20"/>
-          <w:szCs w:val="20"/>
-          <w:shd w:val="clear" w:color="auto" w:fill="FFFFFF"/>
-        </w:rPr>
-        <w:t xml:space="preserve"> et al. (1989) reported that performance on a visual</w:t>
+        <w:t>• Logie et al. (1989) reported that performance on a visual</w:t>
       </w:r>
       <w:r>
         <w:rPr>
@@ -2976,43 +2777,7 @@
           <w:szCs w:val="20"/>
           <w:shd w:val="clear" w:color="auto" w:fill="FFFFFF"/>
         </w:rPr>
-        <w:t xml:space="preserve">in which patient has an impairment of </w:t>
-      </w:r>
-      <w:proofErr w:type="spellStart"/>
-      <w:r>
-        <w:rPr>
-          <w:sz w:val="20"/>
-          <w:szCs w:val="20"/>
-          <w:shd w:val="clear" w:color="auto" w:fill="FFFFFF"/>
-        </w:rPr>
-        <w:t>visuo</w:t>
-      </w:r>
-      <w:proofErr w:type="spellEnd"/>
-      <w:r>
-        <w:rPr>
-          <w:sz w:val="20"/>
-          <w:szCs w:val="20"/>
-          <w:shd w:val="clear" w:color="auto" w:fill="FFFFFF"/>
-        </w:rPr>
-        <w:t xml:space="preserve"> spatial processing and </w:t>
-      </w:r>
-      <w:proofErr w:type="spellStart"/>
-      <w:r>
-        <w:rPr>
-          <w:sz w:val="20"/>
-          <w:szCs w:val="20"/>
-          <w:shd w:val="clear" w:color="auto" w:fill="FFFFFF"/>
-        </w:rPr>
-        <w:t>visuo</w:t>
-      </w:r>
-      <w:proofErr w:type="spellEnd"/>
-      <w:r>
-        <w:rPr>
-          <w:sz w:val="20"/>
-          <w:szCs w:val="20"/>
-          <w:shd w:val="clear" w:color="auto" w:fill="FFFFFF"/>
-        </w:rPr>
-        <w:t xml:space="preserve"> spatial loop but normal verbal processing. However they do process impairment of grammatical structure which denote spatial position such as above or below</w:t>
+        <w:t>in which patient has an impairment of visuo spatial processing and visuo spatial loop but normal verbal processing. However they do process impairment of grammatical structure which denote spatial position such as above or below</w:t>
       </w:r>
     </w:p>
     <w:p>
@@ -3226,6 +2991,7 @@
       </w:pPr>
       <w:r>
         <w:rPr>
+          <w:noProof/>
           <w:sz w:val="20"/>
           <w:szCs w:val="20"/>
           <w:shd w:val="clear" w:color="auto" w:fill="FFFFFF"/>
@@ -3310,25 +3076,7 @@
           <w:szCs w:val="20"/>
           <w:shd w:val="clear" w:color="auto" w:fill="FFFFFF"/>
         </w:rPr>
-        <w:t xml:space="preserve">Hypothesis that all spoken material automatically enters the phonological store, even </w:t>
-      </w:r>
-      <w:proofErr w:type="spellStart"/>
-      <w:r>
-        <w:rPr>
-          <w:sz w:val="20"/>
-          <w:szCs w:val="20"/>
-          <w:shd w:val="clear" w:color="auto" w:fill="FFFFFF"/>
-        </w:rPr>
-        <w:t>beckground</w:t>
-      </w:r>
-      <w:proofErr w:type="spellEnd"/>
-      <w:r>
-        <w:rPr>
-          <w:sz w:val="20"/>
-          <w:szCs w:val="20"/>
-          <w:shd w:val="clear" w:color="auto" w:fill="FFFFFF"/>
-        </w:rPr>
-        <w:t xml:space="preserve"> speech</w:t>
+        <w:t>Hypothesis that all spoken material automatically enters the phonological store, even beckground speech</w:t>
       </w:r>
     </w:p>
     <w:p>
@@ -3364,16 +3112,999 @@
       <w:pPr>
         <w:ind w:left="720" w:hanging="720"/>
         <w:rPr>
-          <w:sz w:val="20"/>
-          <w:szCs w:val="20"/>
-          <w:shd w:val="clear" w:color="auto" w:fill="FFFFFF"/>
-        </w:rPr>
-      </w:pPr>
-    </w:p>
-    <w:p>
-      <w:pPr>
-        <w:ind w:left="720" w:hanging="720"/>
-      </w:pPr>
+          <w:b/>
+          <w:bCs/>
+          <w:sz w:val="20"/>
+          <w:szCs w:val="20"/>
+          <w:shd w:val="clear" w:color="auto" w:fill="FFFFFF"/>
+        </w:rPr>
+      </w:pPr>
+      <w:r>
+        <w:rPr>
+          <w:b/>
+          <w:bCs/>
+          <w:sz w:val="20"/>
+          <w:szCs w:val="20"/>
+          <w:shd w:val="clear" w:color="auto" w:fill="FFFFFF"/>
+        </w:rPr>
+        <w:t xml:space="preserve">Sub components of the visuo spatial sketchpad </w:t>
+      </w:r>
+      <w:r>
+        <w:rPr>
+          <w:b/>
+          <w:bCs/>
+          <w:sz w:val="20"/>
+          <w:szCs w:val="20"/>
+          <w:shd w:val="clear" w:color="auto" w:fill="FFFFFF"/>
+        </w:rPr>
+        <w:t>:</w:t>
+      </w:r>
+    </w:p>
+    <w:p>
+      <w:pPr>
+        <w:ind w:left="720" w:hanging="720"/>
+        <w:rPr>
+          <w:sz w:val="20"/>
+          <w:szCs w:val="20"/>
+          <w:shd w:val="clear" w:color="auto" w:fill="FFFFFF"/>
+        </w:rPr>
+      </w:pPr>
+      <w:r>
+        <w:rPr>
+          <w:b/>
+          <w:bCs/>
+          <w:sz w:val="20"/>
+          <w:szCs w:val="20"/>
+          <w:shd w:val="clear" w:color="auto" w:fill="FFFFFF"/>
+        </w:rPr>
+        <w:t xml:space="preserve">Visual cache – </w:t>
+      </w:r>
+      <w:r>
+        <w:rPr>
+          <w:sz w:val="20"/>
+          <w:szCs w:val="20"/>
+          <w:shd w:val="clear" w:color="auto" w:fill="FFFFFF"/>
+        </w:rPr>
+        <w:t>Stores visual information about</w:t>
+      </w:r>
+      <w:r>
+        <w:rPr>
+          <w:sz w:val="20"/>
+          <w:szCs w:val="20"/>
+          <w:shd w:val="clear" w:color="auto" w:fill="FFFFFF"/>
+        </w:rPr>
+        <w:t xml:space="preserve"> shapes and colors</w:t>
+      </w:r>
+    </w:p>
+    <w:p>
+      <w:pPr>
+        <w:ind w:left="720" w:hanging="720"/>
+        <w:rPr>
+          <w:sz w:val="20"/>
+          <w:szCs w:val="20"/>
+          <w:shd w:val="clear" w:color="auto" w:fill="FFFFFF"/>
+        </w:rPr>
+      </w:pPr>
+      <w:r>
+        <w:rPr>
+          <w:b/>
+          <w:bCs/>
+          <w:sz w:val="20"/>
+          <w:szCs w:val="20"/>
+          <w:shd w:val="clear" w:color="auto" w:fill="FFFFFF"/>
+        </w:rPr>
+        <w:t xml:space="preserve">Inner cache -  </w:t>
+      </w:r>
+      <w:r>
+        <w:rPr>
+          <w:sz w:val="20"/>
+          <w:szCs w:val="20"/>
+          <w:shd w:val="clear" w:color="auto" w:fill="FFFFFF"/>
+        </w:rPr>
+        <w:t>holds spatial i</w:t>
+      </w:r>
+      <w:r>
+        <w:rPr>
+          <w:sz w:val="20"/>
+          <w:szCs w:val="20"/>
+          <w:shd w:val="clear" w:color="auto" w:fill="FFFFFF"/>
+        </w:rPr>
+        <w:t>nformation and assists with control of physical actions</w:t>
+      </w:r>
+    </w:p>
+    <w:p>
+      <w:pPr>
+        <w:ind w:left="720" w:hanging="720"/>
+        <w:rPr>
+          <w:sz w:val="20"/>
+          <w:szCs w:val="20"/>
+          <w:shd w:val="clear" w:color="auto" w:fill="FFFFFF"/>
+        </w:rPr>
+      </w:pPr>
+    </w:p>
+    <w:p>
+      <w:pPr>
+        <w:ind w:left="720" w:hanging="720"/>
+        <w:rPr>
+          <w:sz w:val="20"/>
+          <w:szCs w:val="20"/>
+          <w:shd w:val="clear" w:color="auto" w:fill="FFFFFF"/>
+        </w:rPr>
+      </w:pPr>
+      <w:r>
+        <w:rPr>
+          <w:sz w:val="20"/>
+          <w:szCs w:val="20"/>
+          <w:shd w:val="clear" w:color="auto" w:fill="FFFFFF"/>
+        </w:rPr>
+        <w:t>Clinical studies suggest that some brain injured patients show impairment of the visual cache but not the inner cache</w:t>
+      </w:r>
+    </w:p>
+    <w:p>
+      <w:pPr>
+        <w:ind w:left="720" w:hanging="720"/>
+        <w:rPr>
+          <w:sz w:val="20"/>
+          <w:szCs w:val="20"/>
+          <w:shd w:val="clear" w:color="auto" w:fill="FFFFFF"/>
+        </w:rPr>
+      </w:pPr>
+      <w:r>
+        <w:rPr>
+          <w:sz w:val="20"/>
+          <w:szCs w:val="20"/>
+          <w:shd w:val="clear" w:color="auto" w:fill="FFFFFF"/>
+        </w:rPr>
+        <w:t>WM tasks suffer disruption when both tasks are visual, both spatial but show less disruption when simultaneously performing one visual task and one spatial task</w:t>
+      </w:r>
+    </w:p>
+    <w:p>
+      <w:pPr>
+        <w:ind w:left="720" w:hanging="720"/>
+        <w:rPr>
+          <w:sz w:val="20"/>
+          <w:szCs w:val="20"/>
+          <w:shd w:val="clear" w:color="auto" w:fill="FFFFFF"/>
+        </w:rPr>
+      </w:pPr>
+    </w:p>
+    <w:p>
+      <w:pPr>
+        <w:ind w:left="720" w:hanging="720"/>
+        <w:rPr>
+          <w:sz w:val="20"/>
+          <w:szCs w:val="20"/>
+          <w:shd w:val="clear" w:color="auto" w:fill="FFFFFF"/>
+        </w:rPr>
+      </w:pPr>
+      <w:r>
+        <w:rPr>
+          <w:sz w:val="20"/>
+          <w:szCs w:val="20"/>
+          <w:shd w:val="clear" w:color="auto" w:fill="FFFFFF"/>
+        </w:rPr>
+        <w:t>How can information from the visual and phonological loops combined and linked to multi modular information in the LTM?</w:t>
+      </w:r>
+    </w:p>
+    <w:p>
+      <w:pPr>
+        <w:ind w:left="720" w:hanging="720"/>
+        <w:rPr>
+          <w:sz w:val="20"/>
+          <w:szCs w:val="20"/>
+          <w:shd w:val="clear" w:color="auto" w:fill="FFFFFF"/>
+        </w:rPr>
+      </w:pPr>
+      <w:r>
+        <w:rPr>
+          <w:sz w:val="20"/>
+          <w:szCs w:val="20"/>
+          <w:shd w:val="clear" w:color="auto" w:fill="FFFFFF"/>
+        </w:rPr>
+        <w:t xml:space="preserve">Final modification : the </w:t>
+      </w:r>
+      <w:r>
+        <w:rPr>
+          <w:b/>
+          <w:bCs/>
+          <w:sz w:val="20"/>
+          <w:szCs w:val="20"/>
+          <w:shd w:val="clear" w:color="auto" w:fill="FFFFFF"/>
+        </w:rPr>
+        <w:t xml:space="preserve">episodic buffer </w:t>
+      </w:r>
+      <w:r>
+        <w:rPr>
+          <w:sz w:val="20"/>
+          <w:szCs w:val="20"/>
+          <w:shd w:val="clear" w:color="auto" w:fill="FFFFFF"/>
+        </w:rPr>
+        <w:t>component of the working memory which integrates information from difference sense modalities and provide a link with the LTM</w:t>
+      </w:r>
+    </w:p>
+    <w:p>
+      <w:pPr>
+        <w:ind w:left="720" w:hanging="720"/>
+        <w:rPr>
+          <w:sz w:val="20"/>
+          <w:szCs w:val="20"/>
+          <w:shd w:val="clear" w:color="auto" w:fill="FFFFFF"/>
+        </w:rPr>
+      </w:pPr>
+      <w:r>
+        <w:rPr>
+          <w:sz w:val="20"/>
+          <w:szCs w:val="20"/>
+          <w:shd w:val="clear" w:color="auto" w:fill="FFFFFF"/>
+        </w:rPr>
+        <w:t>The episodic buffer also helps explain the finding that some amnesic patients are able to retain lengthy passages for a brief period of time despite having poor retention of prose over long periods</w:t>
+      </w:r>
+    </w:p>
+    <w:p>
+      <w:pPr>
+        <w:ind w:left="720" w:hanging="720"/>
+        <w:rPr>
+          <w:sz w:val="20"/>
+          <w:szCs w:val="20"/>
+          <w:shd w:val="clear" w:color="auto" w:fill="FFFFFF"/>
+        </w:rPr>
+      </w:pPr>
+      <w:r>
+        <w:rPr>
+          <w:sz w:val="20"/>
+          <w:szCs w:val="20"/>
+          <w:shd w:val="clear" w:color="auto" w:fill="FFFFFF"/>
+        </w:rPr>
+        <w:t>Baddeley and Wilson suggest that both normal and amnesic subjects can use the episodic buffer to store such passages for a short period</w:t>
+      </w:r>
+    </w:p>
+    <w:p>
+      <w:pPr>
+        <w:ind w:left="720" w:hanging="720"/>
+        <w:rPr>
+          <w:sz w:val="20"/>
+          <w:szCs w:val="20"/>
+          <w:shd w:val="clear" w:color="auto" w:fill="FFFFFF"/>
+        </w:rPr>
+      </w:pPr>
+      <w:r>
+        <w:rPr>
+          <w:sz w:val="20"/>
+          <w:szCs w:val="20"/>
+          <w:shd w:val="clear" w:color="auto" w:fill="FFFFFF"/>
+        </w:rPr>
+        <w:t>But this capacity for immediate prose recall is not found in Alzheimer patients, suggesting that these patients may have an impairment of the episodic buffer itself</w:t>
+      </w:r>
+    </w:p>
+    <w:p>
+      <w:pPr>
+        <w:ind w:left="720" w:hanging="720"/>
+        <w:rPr>
+          <w:sz w:val="20"/>
+          <w:szCs w:val="20"/>
+          <w:shd w:val="clear" w:color="auto" w:fill="FFFFFF"/>
+        </w:rPr>
+      </w:pPr>
+      <w:r>
+        <w:rPr>
+          <w:sz w:val="20"/>
+          <w:szCs w:val="20"/>
+          <w:shd w:val="clear" w:color="auto" w:fill="FFFFFF"/>
+        </w:rPr>
+        <w:t>It has also been found that Alzheimer patients have a specific impairment of feature binding, as they can retain info of individual features but not integrate and combine them.</w:t>
+      </w:r>
+    </w:p>
+    <w:p>
+      <w:pPr>
+        <w:ind w:left="720" w:hanging="720"/>
+        <w:rPr>
+          <w:sz w:val="20"/>
+          <w:szCs w:val="20"/>
+          <w:shd w:val="clear" w:color="auto" w:fill="FFFFFF"/>
+        </w:rPr>
+      </w:pPr>
+    </w:p>
+    <w:p>
+      <w:pPr>
+        <w:ind w:left="720" w:hanging="720"/>
+        <w:rPr>
+          <w:sz w:val="20"/>
+          <w:szCs w:val="20"/>
+          <w:shd w:val="clear" w:color="auto" w:fill="FFFFFF"/>
+        </w:rPr>
+      </w:pPr>
+      <w:r>
+        <w:rPr>
+          <w:sz w:val="20"/>
+          <w:szCs w:val="20"/>
+          <w:shd w:val="clear" w:color="auto" w:fill="FFFFFF"/>
+        </w:rPr>
+        <w:t>Baddeley suggests that the episodic buffer may be involved in conscious awareness</w:t>
+      </w:r>
+    </w:p>
+    <w:p>
+      <w:pPr>
+        <w:ind w:left="720" w:hanging="720"/>
+        <w:rPr>
+          <w:sz w:val="20"/>
+          <w:szCs w:val="20"/>
+          <w:shd w:val="clear" w:color="auto" w:fill="FFFFFF"/>
+        </w:rPr>
+      </w:pPr>
+      <w:r>
+        <w:rPr>
+          <w:sz w:val="20"/>
+          <w:szCs w:val="20"/>
+          <w:shd w:val="clear" w:color="auto" w:fill="FFFFFF"/>
+        </w:rPr>
+        <w:drawing>
+          <wp:inline distT="0" distB="0" distL="0" distR="0" wp14:anchorId="686ED78A" wp14:editId="7F4FC343">
+            <wp:extent cx="3372321" cy="2210108"/>
+            <wp:effectExtent l="0" t="0" r="0" b="0"/>
+            <wp:docPr id="10" name="Picture 10" descr="Diagram of a diagram of a complex structure&#10;&#10;Description automatically generated with medium confidence"/>
+            <wp:cNvGraphicFramePr>
+              <a:graphicFrameLocks xmlns:a="http://schemas.openxmlformats.org/drawingml/2006/main" noChangeAspect="1"/>
+            </wp:cNvGraphicFramePr>
+            <a:graphic xmlns:a="http://schemas.openxmlformats.org/drawingml/2006/main">
+              <a:graphicData uri="http://schemas.openxmlformats.org/drawingml/2006/picture">
+                <pic:pic xmlns:pic="http://schemas.openxmlformats.org/drawingml/2006/picture">
+                  <pic:nvPicPr>
+                    <pic:cNvPr id="10" name="Picture 10" descr="Diagram of a diagram of a complex structure&#10;&#10;Description automatically generated with medium confidence"/>
+                    <pic:cNvPicPr/>
+                  </pic:nvPicPr>
+                  <pic:blipFill>
+                    <a:blip r:embed="rId13"/>
+                    <a:stretch>
+                      <a:fillRect/>
+                    </a:stretch>
+                  </pic:blipFill>
+                  <pic:spPr>
+                    <a:xfrm>
+                      <a:off x="0" y="0"/>
+                      <a:ext cx="3372321" cy="2210108"/>
+                    </a:xfrm>
+                    <a:prstGeom prst="rect">
+                      <a:avLst/>
+                    </a:prstGeom>
+                  </pic:spPr>
+                </pic:pic>
+              </a:graphicData>
+            </a:graphic>
+          </wp:inline>
+        </w:drawing>
+      </w:r>
+    </w:p>
+    <w:p>
+      <w:pPr>
+        <w:ind w:left="720" w:hanging="720"/>
+        <w:rPr>
+          <w:sz w:val="20"/>
+          <w:szCs w:val="20"/>
+          <w:shd w:val="clear" w:color="auto" w:fill="FFFFFF"/>
+        </w:rPr>
+      </w:pPr>
+    </w:p>
+    <w:p>
+      <w:pPr>
+        <w:ind w:left="720" w:hanging="720"/>
+        <w:rPr>
+          <w:sz w:val="20"/>
+          <w:szCs w:val="20"/>
+        </w:rPr>
+      </w:pPr>
+    </w:p>
+    <w:p>
+      <w:pPr>
+        <w:ind w:left="720" w:hanging="720"/>
+        <w:rPr>
+          <w:b/>
+          <w:bCs/>
+          <w:sz w:val="20"/>
+          <w:szCs w:val="20"/>
+          <w:shd w:val="clear" w:color="auto" w:fill="FFFFFF"/>
+        </w:rPr>
+      </w:pPr>
+      <w:r>
+        <w:rPr>
+          <w:b/>
+          <w:bCs/>
+          <w:sz w:val="20"/>
+          <w:szCs w:val="20"/>
+          <w:shd w:val="clear" w:color="auto" w:fill="FFFFFF"/>
+        </w:rPr>
+        <w:lastRenderedPageBreak/>
+        <w:t>5.5 The central executive</w:t>
+      </w:r>
+    </w:p>
+    <w:p>
+      <w:pPr>
+        <w:ind w:left="720" w:hanging="720"/>
+        <w:rPr>
+          <w:sz w:val="20"/>
+          <w:szCs w:val="20"/>
+          <w:shd w:val="clear" w:color="auto" w:fill="FFFFFF"/>
+        </w:rPr>
+      </w:pPr>
+      <w:r>
+        <w:rPr>
+          <w:sz w:val="20"/>
+          <w:szCs w:val="20"/>
+          <w:shd w:val="clear" w:color="auto" w:fill="FFFFFF"/>
+        </w:rPr>
+        <w:t>The central executive is thought to have overall control of cognitive processing, focus on conscious awareness and control the phonological and visuo spatial loops</w:t>
+      </w:r>
+    </w:p>
+    <w:p>
+      <w:pPr>
+        <w:ind w:left="720" w:hanging="720"/>
+        <w:rPr>
+          <w:sz w:val="20"/>
+          <w:szCs w:val="20"/>
+          <w:shd w:val="clear" w:color="auto" w:fill="FFFFFF"/>
+        </w:rPr>
+      </w:pPr>
+      <w:r>
+        <w:rPr>
+          <w:sz w:val="20"/>
+          <w:szCs w:val="20"/>
+          <w:shd w:val="clear" w:color="auto" w:fill="FFFFFF"/>
+        </w:rPr>
+        <w:t>First proposal was a single control system</w:t>
+      </w:r>
+    </w:p>
+    <w:p>
+      <w:pPr>
+        <w:ind w:left="720" w:hanging="720"/>
+        <w:rPr>
+          <w:sz w:val="20"/>
+          <w:szCs w:val="20"/>
+          <w:shd w:val="clear" w:color="auto" w:fill="FFFFFF"/>
+        </w:rPr>
+      </w:pPr>
+      <w:r>
+        <w:rPr>
+          <w:sz w:val="20"/>
+          <w:szCs w:val="20"/>
+          <w:shd w:val="clear" w:color="auto" w:fill="FFFFFF"/>
+        </w:rPr>
+        <w:t>More recent searches shown that it actually performs several functions :</w:t>
+      </w:r>
+    </w:p>
+    <w:p>
+      <w:pPr>
+        <w:ind w:left="720" w:hanging="720"/>
+        <w:rPr>
+          <w:b/>
+          <w:bCs/>
+          <w:sz w:val="20"/>
+          <w:szCs w:val="20"/>
+          <w:shd w:val="clear" w:color="auto" w:fill="FFFFFF"/>
+        </w:rPr>
+      </w:pPr>
+      <w:r>
+        <w:rPr>
+          <w:b/>
+          <w:bCs/>
+          <w:sz w:val="20"/>
+          <w:szCs w:val="20"/>
+          <w:shd w:val="clear" w:color="auto" w:fill="FFFFFF"/>
+        </w:rPr>
+        <w:t>Inhibition : Suppression of dominant response</w:t>
+      </w:r>
+    </w:p>
+    <w:p>
+      <w:pPr>
+        <w:ind w:left="720" w:hanging="720"/>
+        <w:rPr>
+          <w:b/>
+          <w:bCs/>
+          <w:sz w:val="20"/>
+          <w:szCs w:val="20"/>
+          <w:shd w:val="clear" w:color="auto" w:fill="FFFFFF"/>
+        </w:rPr>
+      </w:pPr>
+      <w:r>
+        <w:rPr>
+          <w:b/>
+          <w:bCs/>
+          <w:sz w:val="20"/>
+          <w:szCs w:val="20"/>
+          <w:shd w:val="clear" w:color="auto" w:fill="FFFFFF"/>
+        </w:rPr>
+        <w:t>Shifting : Switching attention between different tasks</w:t>
+      </w:r>
+    </w:p>
+    <w:p>
+      <w:pPr>
+        <w:ind w:left="720" w:hanging="720"/>
+        <w:rPr>
+          <w:b/>
+          <w:bCs/>
+          <w:sz w:val="20"/>
+          <w:szCs w:val="20"/>
+          <w:shd w:val="clear" w:color="auto" w:fill="FFFFFF"/>
+        </w:rPr>
+      </w:pPr>
+      <w:r>
+        <w:rPr>
+          <w:b/>
+          <w:bCs/>
+          <w:sz w:val="20"/>
+          <w:szCs w:val="20"/>
+          <w:shd w:val="clear" w:color="auto" w:fill="FFFFFF"/>
+        </w:rPr>
+        <w:t>Updating : Monitoring stored information and new input</w:t>
+      </w:r>
+    </w:p>
+    <w:p>
+      <w:pPr>
+        <w:ind w:left="720" w:hanging="720"/>
+        <w:rPr>
+          <w:b/>
+          <w:bCs/>
+          <w:sz w:val="20"/>
+          <w:szCs w:val="20"/>
+          <w:shd w:val="clear" w:color="auto" w:fill="FFFFFF"/>
+        </w:rPr>
+      </w:pPr>
+    </w:p>
+    <w:p>
+      <w:pPr>
+        <w:ind w:left="720" w:hanging="720"/>
+        <w:rPr>
+          <w:sz w:val="20"/>
+          <w:szCs w:val="20"/>
+          <w:shd w:val="clear" w:color="auto" w:fill="FFFFFF"/>
+        </w:rPr>
+      </w:pPr>
+      <w:r>
+        <w:rPr>
+          <w:sz w:val="20"/>
+          <w:szCs w:val="20"/>
+          <w:shd w:val="clear" w:color="auto" w:fill="FFFFFF"/>
+        </w:rPr>
+        <w:t>Impairment of central executive function : Frontal lobe lesions</w:t>
+      </w:r>
+    </w:p>
+    <w:p>
+      <w:pPr>
+        <w:ind w:left="720" w:hanging="720"/>
+        <w:rPr>
+          <w:sz w:val="20"/>
+          <w:szCs w:val="20"/>
+          <w:shd w:val="clear" w:color="auto" w:fill="FFFFFF"/>
+        </w:rPr>
+      </w:pPr>
+      <w:r>
+        <w:rPr>
+          <w:b/>
+          <w:bCs/>
+          <w:sz w:val="20"/>
+          <w:szCs w:val="20"/>
+          <w:shd w:val="clear" w:color="auto" w:fill="FFFFFF"/>
+        </w:rPr>
+        <w:t xml:space="preserve">Dysexecutive syndrome : </w:t>
+      </w:r>
+      <w:r>
+        <w:rPr>
+          <w:sz w:val="20"/>
+          <w:szCs w:val="20"/>
+          <w:shd w:val="clear" w:color="auto" w:fill="FFFFFF"/>
+        </w:rPr>
+        <w:t>Difficulty in producing controlled and flexible responses</w:t>
+      </w:r>
+    </w:p>
+    <w:p>
+      <w:pPr>
+        <w:ind w:left="720" w:hanging="720"/>
+        <w:rPr>
+          <w:sz w:val="20"/>
+          <w:szCs w:val="20"/>
+          <w:shd w:val="clear" w:color="auto" w:fill="FFFFFF"/>
+        </w:rPr>
+      </w:pPr>
+      <w:r>
+        <w:rPr>
+          <w:sz w:val="20"/>
+          <w:szCs w:val="20"/>
+          <w:shd w:val="clear" w:color="auto" w:fill="FFFFFF"/>
+        </w:rPr>
+        <w:t>Relying on automatic processing</w:t>
+      </w:r>
+    </w:p>
+    <w:p>
+      <w:pPr>
+        <w:ind w:left="720" w:hanging="720"/>
+        <w:rPr>
+          <w:sz w:val="20"/>
+          <w:szCs w:val="20"/>
+          <w:shd w:val="clear" w:color="auto" w:fill="FFFFFF"/>
+        </w:rPr>
+      </w:pPr>
+      <w:r>
+        <w:rPr>
+          <w:sz w:val="20"/>
+          <w:szCs w:val="20"/>
+          <w:shd w:val="clear" w:color="auto" w:fill="FFFFFF"/>
+        </w:rPr>
+        <w:t>Described in different conditions including alzheimers disease, Tourette syndrome, autism, ADHD</w:t>
+      </w:r>
+    </w:p>
+    <w:p>
+      <w:pPr>
+        <w:ind w:left="720" w:hanging="720"/>
+        <w:rPr>
+          <w:sz w:val="20"/>
+          <w:szCs w:val="20"/>
+          <w:shd w:val="clear" w:color="auto" w:fill="FFFFFF"/>
+        </w:rPr>
+      </w:pPr>
+    </w:p>
+    <w:p>
+      <w:pPr>
+        <w:ind w:left="720" w:hanging="720"/>
+        <w:rPr>
+          <w:sz w:val="20"/>
+          <w:szCs w:val="20"/>
+          <w:shd w:val="clear" w:color="auto" w:fill="FFFFFF"/>
+        </w:rPr>
+      </w:pPr>
+      <w:r>
+        <w:rPr>
+          <w:b/>
+          <w:bCs/>
+          <w:sz w:val="20"/>
+          <w:szCs w:val="20"/>
+          <w:shd w:val="clear" w:color="auto" w:fill="FFFFFF"/>
+        </w:rPr>
+        <w:t xml:space="preserve">Dysexecutive syndrome </w:t>
+      </w:r>
+      <w:r>
+        <w:rPr>
+          <w:sz w:val="20"/>
+          <w:szCs w:val="20"/>
+          <w:shd w:val="clear" w:color="auto" w:fill="FFFFFF"/>
+        </w:rPr>
+        <w:t>is a collection of deificits observed in frontal lobe patients which may include impaired concentration, impaired concept formation, disinhibition, inflexibility, perseveration, impaired cognitive estimate and impaired strategy formation</w:t>
+      </w:r>
+    </w:p>
+    <w:p>
+      <w:pPr>
+        <w:ind w:left="720" w:hanging="720"/>
+        <w:rPr>
+          <w:sz w:val="20"/>
+          <w:szCs w:val="20"/>
+        </w:rPr>
+      </w:pPr>
+    </w:p>
+    <w:p>
+      <w:pPr>
+        <w:ind w:left="720" w:hanging="720"/>
+        <w:rPr>
+          <w:b/>
+          <w:bCs/>
+          <w:sz w:val="20"/>
+          <w:szCs w:val="20"/>
+          <w:shd w:val="clear" w:color="auto" w:fill="FFFFFF"/>
+        </w:rPr>
+      </w:pPr>
+      <w:r>
+        <w:rPr>
+          <w:b/>
+          <w:bCs/>
+          <w:sz w:val="20"/>
+          <w:szCs w:val="20"/>
+          <w:shd w:val="clear" w:color="auto" w:fill="FFFFFF"/>
+        </w:rPr>
+        <w:t>5.6 Other working memory theories</w:t>
+      </w:r>
+    </w:p>
+    <w:p>
+      <w:pPr>
+        <w:ind w:left="720" w:hanging="720"/>
+        <w:rPr>
+          <w:b/>
+          <w:bCs/>
+          <w:sz w:val="20"/>
+          <w:szCs w:val="20"/>
+          <w:shd w:val="clear" w:color="auto" w:fill="FFFFFF"/>
+        </w:rPr>
+      </w:pPr>
+    </w:p>
+    <w:p>
+      <w:pPr>
+        <w:ind w:left="720" w:hanging="720"/>
+        <w:rPr>
+          <w:sz w:val="20"/>
+          <w:szCs w:val="20"/>
+          <w:shd w:val="clear" w:color="auto" w:fill="FFFFFF"/>
+        </w:rPr>
+      </w:pPr>
+      <w:r>
+        <w:rPr>
+          <w:b/>
+          <w:bCs/>
+          <w:sz w:val="20"/>
+          <w:szCs w:val="20"/>
+          <w:shd w:val="clear" w:color="auto" w:fill="FFFFFF"/>
+        </w:rPr>
+        <w:t xml:space="preserve">The feature model of memory </w:t>
+      </w:r>
+      <w:r>
+        <w:rPr>
+          <w:sz w:val="20"/>
+          <w:szCs w:val="20"/>
+          <w:shd w:val="clear" w:color="auto" w:fill="FFFFFF"/>
+        </w:rPr>
+        <w:t xml:space="preserve">: WM model was continuously modified to practically impossible to falfisy. </w:t>
+      </w:r>
+    </w:p>
+    <w:p>
+      <w:pPr>
+        <w:ind w:left="720" w:hanging="720"/>
+        <w:rPr>
+          <w:sz w:val="20"/>
+          <w:szCs w:val="20"/>
+          <w:shd w:val="clear" w:color="auto" w:fill="FFFFFF"/>
+        </w:rPr>
+      </w:pPr>
+      <w:r>
+        <w:rPr>
+          <w:sz w:val="20"/>
+          <w:szCs w:val="20"/>
+          <w:shd w:val="clear" w:color="auto" w:fill="FFFFFF"/>
+        </w:rPr>
+        <w:t>Dual store model nor multiple storage loop are not justified</w:t>
+      </w:r>
+    </w:p>
+    <w:p>
+      <w:pPr>
+        <w:ind w:left="720" w:hanging="720"/>
+        <w:rPr>
+          <w:sz w:val="20"/>
+          <w:szCs w:val="20"/>
+          <w:shd w:val="clear" w:color="auto" w:fill="FFFFFF"/>
+        </w:rPr>
+      </w:pPr>
+      <w:r>
+        <w:rPr>
+          <w:sz w:val="20"/>
+          <w:szCs w:val="20"/>
+          <w:shd w:val="clear" w:color="auto" w:fill="FFFFFF"/>
+        </w:rPr>
+        <w:t>Research findings can be equally well explained by a single memory store</w:t>
+      </w:r>
+    </w:p>
+    <w:p>
+      <w:pPr>
+        <w:ind w:left="720" w:hanging="720"/>
+        <w:rPr>
+          <w:sz w:val="20"/>
+          <w:szCs w:val="20"/>
+          <w:shd w:val="clear" w:color="auto" w:fill="FFFFFF"/>
+        </w:rPr>
+      </w:pPr>
+    </w:p>
+    <w:p>
+      <w:pPr>
+        <w:ind w:left="720" w:hanging="720"/>
+        <w:rPr>
+          <w:sz w:val="20"/>
+          <w:szCs w:val="20"/>
+          <w:shd w:val="clear" w:color="auto" w:fill="FFFFFF"/>
+        </w:rPr>
+      </w:pPr>
+      <w:r>
+        <w:rPr>
+          <w:sz w:val="20"/>
+          <w:szCs w:val="20"/>
+          <w:shd w:val="clear" w:color="auto" w:fill="FFFFFF"/>
+        </w:rPr>
+        <w:t xml:space="preserve">WM retrieval depends on matching the features of a WM trace with those of an LTM trace. </w:t>
+      </w:r>
+    </w:p>
+    <w:p>
+      <w:pPr>
+        <w:ind w:left="720" w:hanging="720"/>
+        <w:rPr>
+          <w:sz w:val="20"/>
+          <w:szCs w:val="20"/>
+          <w:shd w:val="clear" w:color="auto" w:fill="FFFFFF"/>
+        </w:rPr>
+      </w:pPr>
+      <w:r>
+        <w:rPr>
+          <w:b/>
+          <w:bCs/>
+          <w:sz w:val="20"/>
+          <w:szCs w:val="20"/>
+          <w:shd w:val="clear" w:color="auto" w:fill="FFFFFF"/>
+        </w:rPr>
+        <w:t xml:space="preserve">The embedded processes theory (cowan) </w:t>
+      </w:r>
+      <w:r>
+        <w:rPr>
+          <w:sz w:val="20"/>
+          <w:szCs w:val="20"/>
+          <w:shd w:val="clear" w:color="auto" w:fill="FFFFFF"/>
+        </w:rPr>
+        <w:t>:</w:t>
+      </w:r>
+    </w:p>
+    <w:p>
+      <w:pPr>
+        <w:ind w:left="720" w:hanging="720"/>
+        <w:rPr>
+          <w:sz w:val="20"/>
+          <w:szCs w:val="20"/>
+          <w:shd w:val="clear" w:color="auto" w:fill="FFFFFF"/>
+        </w:rPr>
+      </w:pPr>
+      <w:r>
+        <w:rPr>
+          <w:sz w:val="20"/>
+          <w:szCs w:val="20"/>
+          <w:shd w:val="clear" w:color="auto" w:fill="FFFFFF"/>
+        </w:rPr>
+        <w:t>WM is simply the part of the LTM which happens to be activated at a particular moment, not a totally separate memory system.</w:t>
+      </w:r>
+    </w:p>
+    <w:p>
+      <w:pPr>
+        <w:ind w:left="720" w:hanging="720"/>
+        <w:rPr>
+          <w:sz w:val="20"/>
+          <w:szCs w:val="20"/>
+          <w:shd w:val="clear" w:color="auto" w:fill="FFFFFF"/>
+        </w:rPr>
+      </w:pPr>
+      <w:r>
+        <w:rPr>
+          <w:sz w:val="20"/>
+          <w:szCs w:val="20"/>
+          <w:shd w:val="clear" w:color="auto" w:fill="FFFFFF"/>
+        </w:rPr>
+        <w:t>Depends on which part of the LTM we are directing our attention to.</w:t>
+      </w:r>
+    </w:p>
+    <w:p>
+      <w:pPr>
+        <w:ind w:left="720" w:hanging="720"/>
+        <w:rPr>
+          <w:sz w:val="20"/>
+          <w:szCs w:val="20"/>
+          <w:shd w:val="clear" w:color="auto" w:fill="FFFFFF"/>
+        </w:rPr>
+      </w:pPr>
+      <w:r>
+        <w:rPr>
+          <w:sz w:val="20"/>
+          <w:szCs w:val="20"/>
+          <w:shd w:val="clear" w:color="auto" w:fill="FFFFFF"/>
+        </w:rPr>
+        <w:t xml:space="preserve">It is sometimes described as the </w:t>
+      </w:r>
+      <w:r>
+        <w:rPr>
+          <w:b/>
+          <w:bCs/>
+          <w:sz w:val="20"/>
+          <w:szCs w:val="20"/>
+          <w:shd w:val="clear" w:color="auto" w:fill="FFFFFF"/>
+        </w:rPr>
+        <w:t xml:space="preserve">controlled attention theory </w:t>
+      </w:r>
+    </w:p>
+    <w:p>
+      <w:pPr>
+        <w:ind w:left="720" w:hanging="720"/>
+        <w:rPr>
+          <w:sz w:val="20"/>
+          <w:szCs w:val="20"/>
+          <w:shd w:val="clear" w:color="auto" w:fill="FFFFFF"/>
+        </w:rPr>
+      </w:pPr>
+      <w:r>
+        <w:rPr>
+          <w:sz w:val="20"/>
+          <w:szCs w:val="20"/>
+          <w:shd w:val="clear" w:color="auto" w:fill="FFFFFF"/>
+        </w:rPr>
+        <w:t>Organic amnesics have an impairment of their WM control processes such as articulation, which prevents them from storing new information in LTM despite having an intact WM</w:t>
+      </w:r>
+    </w:p>
+    <w:p>
+      <w:pPr>
+        <w:ind w:left="720" w:hanging="720"/>
+        <w:rPr>
+          <w:sz w:val="20"/>
+          <w:szCs w:val="20"/>
+          <w:shd w:val="clear" w:color="auto" w:fill="FFFFFF"/>
+        </w:rPr>
+      </w:pPr>
+      <w:r>
+        <w:rPr>
+          <w:sz w:val="20"/>
+          <w:szCs w:val="20"/>
+          <w:shd w:val="clear" w:color="auto" w:fill="FFFFFF"/>
+        </w:rPr>
+        <w:t>But no clear evidence  at present to support this hypothesis</w:t>
+      </w:r>
+    </w:p>
+    <w:p>
+      <w:pPr>
+        <w:ind w:left="720" w:hanging="720"/>
+        <w:rPr>
+          <w:sz w:val="20"/>
+          <w:szCs w:val="20"/>
+          <w:shd w:val="clear" w:color="auto" w:fill="FFFFFF"/>
+        </w:rPr>
+      </w:pPr>
+      <w:r>
+        <w:rPr>
+          <w:sz w:val="20"/>
+          <w:szCs w:val="20"/>
+          <w:shd w:val="clear" w:color="auto" w:fill="FFFFFF"/>
+        </w:rPr>
+        <w:t>WM and LTM tasks do appear to activate in the same areas of the cortex (temporal lobe)</w:t>
+      </w:r>
+    </w:p>
+    <w:p>
+      <w:pPr>
+        <w:ind w:left="720" w:hanging="720"/>
+        <w:rPr>
+          <w:sz w:val="20"/>
+          <w:szCs w:val="20"/>
+          <w:shd w:val="clear" w:color="auto" w:fill="FFFFFF"/>
+        </w:rPr>
+      </w:pPr>
+    </w:p>
+    <w:p>
+      <w:pPr>
+        <w:ind w:left="720" w:hanging="720"/>
+        <w:rPr>
+          <w:sz w:val="20"/>
+          <w:szCs w:val="20"/>
+          <w:shd w:val="clear" w:color="auto" w:fill="FFFFFF"/>
+        </w:rPr>
+      </w:pPr>
+      <w:r>
+        <w:rPr>
+          <w:sz w:val="20"/>
+          <w:szCs w:val="20"/>
+          <w:shd w:val="clear" w:color="auto" w:fill="FFFFFF"/>
+        </w:rPr>
+        <w:lastRenderedPageBreak/>
+        <w:t>Cowan focuses on attention and control mechanisms while WM model focuses on storage systems which support them</w:t>
+      </w:r>
+    </w:p>
+    <w:p>
+      <w:pPr>
+        <w:ind w:left="720" w:hanging="720"/>
+        <w:rPr>
+          <w:sz w:val="20"/>
+          <w:szCs w:val="20"/>
+          <w:shd w:val="clear" w:color="auto" w:fill="FFFFFF"/>
+        </w:rPr>
+      </w:pPr>
+      <w:r>
+        <w:rPr>
+          <w:b/>
+          <w:bCs/>
+          <w:sz w:val="20"/>
+          <w:szCs w:val="20"/>
+          <w:shd w:val="clear" w:color="auto" w:fill="FFFFFF"/>
+        </w:rPr>
+        <w:t xml:space="preserve">Operational span </w:t>
+      </w:r>
+      <w:r>
+        <w:rPr>
+          <w:sz w:val="20"/>
+          <w:szCs w:val="20"/>
+          <w:shd w:val="clear" w:color="auto" w:fill="FFFFFF"/>
+        </w:rPr>
+        <w:t>includes</w:t>
+      </w:r>
     </w:p>
     <w:p>
       <w:pPr>

--- a/05 Short term memory.docx
+++ b/05 Short term memory.docx
@@ -1050,7 +1050,23 @@
           <w:sz w:val="20"/>
           <w:szCs w:val="20"/>
         </w:rPr>
-        <w:t>The brown-peterson task measuring the duration of STM in normal individuals</w:t>
+        <w:t>The brown-</w:t>
+      </w:r>
+      <w:proofErr w:type="spellStart"/>
+      <w:r>
+        <w:rPr>
+          <w:sz w:val="20"/>
+          <w:szCs w:val="20"/>
+        </w:rPr>
+        <w:t>peterson</w:t>
+      </w:r>
+      <w:proofErr w:type="spellEnd"/>
+      <w:r>
+        <w:rPr>
+          <w:sz w:val="20"/>
+          <w:szCs w:val="20"/>
+        </w:rPr>
+        <w:t xml:space="preserve"> task measuring the duration of STM in normal individuals</w:t>
       </w:r>
     </w:p>
     <w:p>
@@ -1370,8 +1386,17 @@
           <w:sz w:val="20"/>
           <w:szCs w:val="20"/>
         </w:rPr>
-        <w:t>Based on the items from the recency section of the serial position curve, craik</w:t>
-      </w:r>
+        <w:t xml:space="preserve">Based on the items from the recency section of the serial position curve, </w:t>
+      </w:r>
+      <w:proofErr w:type="spellStart"/>
+      <w:r>
+        <w:rPr>
+          <w:sz w:val="20"/>
+          <w:szCs w:val="20"/>
+        </w:rPr>
+        <w:t>craik</w:t>
+      </w:r>
+      <w:proofErr w:type="spellEnd"/>
       <w:r>
         <w:rPr>
           <w:sz w:val="20"/>
@@ -1714,7 +1739,25 @@
           <w:szCs w:val="20"/>
           <w:shd w:val="clear" w:color="auto" w:fill="FFFFFF"/>
         </w:rPr>
-        <w:t xml:space="preserve">STM is more than temporary storage space, its an active </w:t>
+        <w:t xml:space="preserve">STM is more than temporary storage space, </w:t>
+      </w:r>
+      <w:proofErr w:type="spellStart"/>
+      <w:r>
+        <w:rPr>
+          <w:sz w:val="20"/>
+          <w:szCs w:val="20"/>
+          <w:shd w:val="clear" w:color="auto" w:fill="FFFFFF"/>
+        </w:rPr>
+        <w:t>its</w:t>
+      </w:r>
+      <w:proofErr w:type="spellEnd"/>
+      <w:r>
+        <w:rPr>
+          <w:sz w:val="20"/>
+          <w:szCs w:val="20"/>
+          <w:shd w:val="clear" w:color="auto" w:fill="FFFFFF"/>
+        </w:rPr>
+        <w:t xml:space="preserve"> an active </w:t>
       </w:r>
       <w:r>
         <w:rPr>
@@ -1892,15 +1935,27 @@
           <w:shd w:val="clear" w:color="auto" w:fill="FFFFFF"/>
         </w:rPr>
       </w:pPr>
-      <w:r>
-        <w:rPr>
-          <w:b/>
-          <w:bCs/>
-          <w:sz w:val="20"/>
-          <w:szCs w:val="20"/>
-          <w:shd w:val="clear" w:color="auto" w:fill="FFFFFF"/>
-        </w:rPr>
-        <w:t xml:space="preserve">Visuo spatial sketchpad : </w:t>
+      <w:proofErr w:type="spellStart"/>
+      <w:r>
+        <w:rPr>
+          <w:b/>
+          <w:bCs/>
+          <w:sz w:val="20"/>
+          <w:szCs w:val="20"/>
+          <w:shd w:val="clear" w:color="auto" w:fill="FFFFFF"/>
+        </w:rPr>
+        <w:t>Visuo</w:t>
+      </w:r>
+      <w:proofErr w:type="spellEnd"/>
+      <w:r>
+        <w:rPr>
+          <w:b/>
+          <w:bCs/>
+          <w:sz w:val="20"/>
+          <w:szCs w:val="20"/>
+          <w:shd w:val="clear" w:color="auto" w:fill="FFFFFF"/>
+        </w:rPr>
+        <w:t xml:space="preserve"> spatial sketchpad : </w:t>
       </w:r>
       <w:r>
         <w:rPr>
@@ -2037,7 +2092,25 @@
           <w:szCs w:val="20"/>
           <w:shd w:val="clear" w:color="auto" w:fill="FFFFFF"/>
         </w:rPr>
-        <w:t>Subject has to carry two WM tasks at the same time, these simulatenous tasks will disrupt one another severely if both tasks involve the same store</w:t>
+        <w:t xml:space="preserve">Subject has to carry two WM tasks at the same time, these </w:t>
+      </w:r>
+      <w:proofErr w:type="spellStart"/>
+      <w:r>
+        <w:rPr>
+          <w:sz w:val="20"/>
+          <w:szCs w:val="20"/>
+          <w:shd w:val="clear" w:color="auto" w:fill="FFFFFF"/>
+        </w:rPr>
+        <w:t>simulatenous</w:t>
+      </w:r>
+      <w:proofErr w:type="spellEnd"/>
+      <w:r>
+        <w:rPr>
+          <w:sz w:val="20"/>
+          <w:szCs w:val="20"/>
+          <w:shd w:val="clear" w:color="auto" w:fill="FFFFFF"/>
+        </w:rPr>
+        <w:t xml:space="preserve"> tasks will disrupt one another severely if both tasks involve the same store</w:t>
       </w:r>
     </w:p>
     <w:p>
@@ -2091,7 +2164,25 @@
           <w:szCs w:val="20"/>
           <w:shd w:val="clear" w:color="auto" w:fill="FFFFFF"/>
         </w:rPr>
-        <w:t>Warrington and shallice reported that their patient showed severe impairment of recall of spoken items but performed well when items were presented visually</w:t>
+        <w:t xml:space="preserve">Warrington and </w:t>
+      </w:r>
+      <w:proofErr w:type="spellStart"/>
+      <w:r>
+        <w:rPr>
+          <w:sz w:val="20"/>
+          <w:szCs w:val="20"/>
+          <w:shd w:val="clear" w:color="auto" w:fill="FFFFFF"/>
+        </w:rPr>
+        <w:t>shallice</w:t>
+      </w:r>
+      <w:proofErr w:type="spellEnd"/>
+      <w:r>
+        <w:rPr>
+          <w:sz w:val="20"/>
+          <w:szCs w:val="20"/>
+          <w:shd w:val="clear" w:color="auto" w:fill="FFFFFF"/>
+        </w:rPr>
+        <w:t xml:space="preserve"> reported that their patient showed severe impairment of recall of spoken items but performed well when items were presented visually</w:t>
       </w:r>
     </w:p>
     <w:p>
@@ -2272,7 +2363,25 @@
           <w:szCs w:val="20"/>
           <w:shd w:val="clear" w:color="auto" w:fill="FFFFFF"/>
         </w:rPr>
-        <w:t>rtainty if it deals with non speech sounds such as ringing or barking</w:t>
+        <w:t xml:space="preserve">rtainty if it deals with </w:t>
+      </w:r>
+      <w:proofErr w:type="spellStart"/>
+      <w:r>
+        <w:rPr>
+          <w:sz w:val="20"/>
+          <w:szCs w:val="20"/>
+          <w:shd w:val="clear" w:color="auto" w:fill="FFFFFF"/>
+        </w:rPr>
+        <w:t>non speech</w:t>
+      </w:r>
+      <w:proofErr w:type="spellEnd"/>
+      <w:r>
+        <w:rPr>
+          <w:sz w:val="20"/>
+          <w:szCs w:val="20"/>
+          <w:shd w:val="clear" w:color="auto" w:fill="FFFFFF"/>
+        </w:rPr>
+        <w:t xml:space="preserve"> sounds such as ringing or barking</w:t>
       </w:r>
     </w:p>
     <w:p>
@@ -2350,7 +2459,29 @@
           <w:szCs w:val="20"/>
           <w:shd w:val="clear" w:color="auto" w:fill="FFFFFF"/>
         </w:rPr>
-        <w:t>Conclusion is that the exact mechanism involving storage and retrieval of non speech sounds remain uncertain</w:t>
+        <w:t xml:space="preserve">Conclusion is that the exact mechanism involving storage and retrieval of </w:t>
+      </w:r>
+      <w:proofErr w:type="spellStart"/>
+      <w:r>
+        <w:rPr>
+          <w:b/>
+          <w:bCs/>
+          <w:sz w:val="20"/>
+          <w:szCs w:val="20"/>
+          <w:shd w:val="clear" w:color="auto" w:fill="FFFFFF"/>
+        </w:rPr>
+        <w:t>non speech</w:t>
+      </w:r>
+      <w:proofErr w:type="spellEnd"/>
+      <w:r>
+        <w:rPr>
+          <w:b/>
+          <w:bCs/>
+          <w:sz w:val="20"/>
+          <w:szCs w:val="20"/>
+          <w:shd w:val="clear" w:color="auto" w:fill="FFFFFF"/>
+        </w:rPr>
+        <w:t xml:space="preserve"> sounds remain uncertain</w:t>
       </w:r>
     </w:p>
     <w:p>
@@ -2402,7 +2533,25 @@
           <w:szCs w:val="20"/>
           <w:shd w:val="clear" w:color="auto" w:fill="FFFFFF"/>
         </w:rPr>
-        <w:t>Baddeley and lewis found that articulatory suppression interfered with a subjects ability to detect errors of logic or word order in a sentence, suggestion that the function of the phonological loop may to be hold onto a sentence for long enough to analyse it for logic and meaning</w:t>
+        <w:t xml:space="preserve">Baddeley and </w:t>
+      </w:r>
+      <w:proofErr w:type="spellStart"/>
+      <w:r>
+        <w:rPr>
+          <w:sz w:val="20"/>
+          <w:szCs w:val="20"/>
+          <w:shd w:val="clear" w:color="auto" w:fill="FFFFFF"/>
+        </w:rPr>
+        <w:t>lewis</w:t>
+      </w:r>
+      <w:proofErr w:type="spellEnd"/>
+      <w:r>
+        <w:rPr>
+          <w:sz w:val="20"/>
+          <w:szCs w:val="20"/>
+          <w:shd w:val="clear" w:color="auto" w:fill="FFFFFF"/>
+        </w:rPr>
+        <w:t xml:space="preserve"> found that articulatory suppression interfered with a subjects ability to detect errors of logic or word order in a sentence, suggestion that the function of the phonological loop may to be hold onto a sentence for long enough to analyse it for logic and meaning</w:t>
       </w:r>
     </w:p>
     <w:p>
@@ -2552,7 +2701,29 @@
           <w:szCs w:val="20"/>
           <w:shd w:val="clear" w:color="auto" w:fill="FFFFFF"/>
         </w:rPr>
-        <w:t xml:space="preserve">Evidence for the existence of the visuo spatial sketchpad </w:t>
+        <w:t xml:space="preserve">Evidence for the existence of the </w:t>
+      </w:r>
+      <w:proofErr w:type="spellStart"/>
+      <w:r>
+        <w:rPr>
+          <w:b/>
+          <w:bCs/>
+          <w:sz w:val="20"/>
+          <w:szCs w:val="20"/>
+          <w:shd w:val="clear" w:color="auto" w:fill="FFFFFF"/>
+        </w:rPr>
+        <w:t>visuo</w:t>
+      </w:r>
+      <w:proofErr w:type="spellEnd"/>
+      <w:r>
+        <w:rPr>
+          <w:b/>
+          <w:bCs/>
+          <w:sz w:val="20"/>
+          <w:szCs w:val="20"/>
+          <w:shd w:val="clear" w:color="auto" w:fill="FFFFFF"/>
+        </w:rPr>
+        <w:t xml:space="preserve"> spatial sketchpad </w:t>
       </w:r>
       <w:r>
         <w:rPr>
@@ -2578,7 +2749,25 @@
           <w:szCs w:val="20"/>
           <w:shd w:val="clear" w:color="auto" w:fill="FFFFFF"/>
         </w:rPr>
-        <w:t>While driving the car, Baddeley noticed that his steering became erratic when he attemped the visualize the details of a game he was listening on the radio. He decides to switch to a music program</w:t>
+        <w:t xml:space="preserve">While driving the car, Baddeley noticed that his steering became erratic when he </w:t>
+      </w:r>
+      <w:proofErr w:type="spellStart"/>
+      <w:r>
+        <w:rPr>
+          <w:sz w:val="20"/>
+          <w:szCs w:val="20"/>
+          <w:shd w:val="clear" w:color="auto" w:fill="FFFFFF"/>
+        </w:rPr>
+        <w:t>attemped</w:t>
+      </w:r>
+      <w:proofErr w:type="spellEnd"/>
+      <w:r>
+        <w:rPr>
+          <w:sz w:val="20"/>
+          <w:szCs w:val="20"/>
+          <w:shd w:val="clear" w:color="auto" w:fill="FFFFFF"/>
+        </w:rPr>
+        <w:t xml:space="preserve"> the visualize the details of a game he was listening on the radio. He decides to switch to a music program</w:t>
       </w:r>
     </w:p>
     <w:p>
@@ -2596,13 +2785,23 @@
         </w:rPr>
         <w:br/>
       </w:r>
-      <w:r>
-        <w:rPr>
-          <w:sz w:val="20"/>
-          <w:szCs w:val="20"/>
-          <w:shd w:val="clear" w:color="auto" w:fill="FFFFFF"/>
-        </w:rPr>
-        <w:t>Logie (1986) found that the ability to learn words by using</w:t>
+      <w:proofErr w:type="spellStart"/>
+      <w:r>
+        <w:rPr>
+          <w:sz w:val="20"/>
+          <w:szCs w:val="20"/>
+          <w:shd w:val="clear" w:color="auto" w:fill="FFFFFF"/>
+        </w:rPr>
+        <w:t>Logie</w:t>
+      </w:r>
+      <w:proofErr w:type="spellEnd"/>
+      <w:r>
+        <w:rPr>
+          <w:sz w:val="20"/>
+          <w:szCs w:val="20"/>
+          <w:shd w:val="clear" w:color="auto" w:fill="FFFFFF"/>
+        </w:rPr>
+        <w:t xml:space="preserve"> (1986) found that the ability to learn words by using</w:t>
       </w:r>
       <w:r>
         <w:rPr>
@@ -2650,7 +2849,25 @@
           <w:szCs w:val="20"/>
           <w:shd w:val="clear" w:color="auto" w:fill="FFFFFF"/>
         </w:rPr>
-        <w:t>• Logie et al. (1989) reported that performance on a visual</w:t>
+        <w:t xml:space="preserve">• </w:t>
+      </w:r>
+      <w:proofErr w:type="spellStart"/>
+      <w:r>
+        <w:rPr>
+          <w:sz w:val="20"/>
+          <w:szCs w:val="20"/>
+          <w:shd w:val="clear" w:color="auto" w:fill="FFFFFF"/>
+        </w:rPr>
+        <w:t>Logie</w:t>
+      </w:r>
+      <w:proofErr w:type="spellEnd"/>
+      <w:r>
+        <w:rPr>
+          <w:sz w:val="20"/>
+          <w:szCs w:val="20"/>
+          <w:shd w:val="clear" w:color="auto" w:fill="FFFFFF"/>
+        </w:rPr>
+        <w:t xml:space="preserve"> et al. (1989) reported that performance on a visual</w:t>
       </w:r>
       <w:r>
         <w:rPr>
@@ -2777,7 +2994,43 @@
           <w:szCs w:val="20"/>
           <w:shd w:val="clear" w:color="auto" w:fill="FFFFFF"/>
         </w:rPr>
-        <w:t>in which patient has an impairment of visuo spatial processing and visuo spatial loop but normal verbal processing. However they do process impairment of grammatical structure which denote spatial position such as above or below</w:t>
+        <w:t xml:space="preserve">in which patient has an impairment of </w:t>
+      </w:r>
+      <w:proofErr w:type="spellStart"/>
+      <w:r>
+        <w:rPr>
+          <w:sz w:val="20"/>
+          <w:szCs w:val="20"/>
+          <w:shd w:val="clear" w:color="auto" w:fill="FFFFFF"/>
+        </w:rPr>
+        <w:t>visuo</w:t>
+      </w:r>
+      <w:proofErr w:type="spellEnd"/>
+      <w:r>
+        <w:rPr>
+          <w:sz w:val="20"/>
+          <w:szCs w:val="20"/>
+          <w:shd w:val="clear" w:color="auto" w:fill="FFFFFF"/>
+        </w:rPr>
+        <w:t xml:space="preserve"> spatial processing and </w:t>
+      </w:r>
+      <w:proofErr w:type="spellStart"/>
+      <w:r>
+        <w:rPr>
+          <w:sz w:val="20"/>
+          <w:szCs w:val="20"/>
+          <w:shd w:val="clear" w:color="auto" w:fill="FFFFFF"/>
+        </w:rPr>
+        <w:t>visuo</w:t>
+      </w:r>
+      <w:proofErr w:type="spellEnd"/>
+      <w:r>
+        <w:rPr>
+          <w:sz w:val="20"/>
+          <w:szCs w:val="20"/>
+          <w:shd w:val="clear" w:color="auto" w:fill="FFFFFF"/>
+        </w:rPr>
+        <w:t xml:space="preserve"> spatial loop but normal verbal processing. However they do process impairment of grammatical structure which denote spatial position such as above or below</w:t>
       </w:r>
     </w:p>
     <w:p>
@@ -3076,7 +3329,25 @@
           <w:szCs w:val="20"/>
           <w:shd w:val="clear" w:color="auto" w:fill="FFFFFF"/>
         </w:rPr>
-        <w:t>Hypothesis that all spoken material automatically enters the phonological store, even beckground speech</w:t>
+        <w:t xml:space="preserve">Hypothesis that all spoken material automatically enters the phonological store, even </w:t>
+      </w:r>
+      <w:proofErr w:type="spellStart"/>
+      <w:r>
+        <w:rPr>
+          <w:sz w:val="20"/>
+          <w:szCs w:val="20"/>
+          <w:shd w:val="clear" w:color="auto" w:fill="FFFFFF"/>
+        </w:rPr>
+        <w:t>beckground</w:t>
+      </w:r>
+      <w:proofErr w:type="spellEnd"/>
+      <w:r>
+        <w:rPr>
+          <w:sz w:val="20"/>
+          <w:szCs w:val="20"/>
+          <w:shd w:val="clear" w:color="auto" w:fill="FFFFFF"/>
+        </w:rPr>
+        <w:t xml:space="preserve"> speech</w:t>
       </w:r>
     </w:p>
     <w:p>
@@ -3127,7 +3398,29 @@
           <w:szCs w:val="20"/>
           <w:shd w:val="clear" w:color="auto" w:fill="FFFFFF"/>
         </w:rPr>
-        <w:t xml:space="preserve">Sub components of the visuo spatial sketchpad </w:t>
+        <w:t xml:space="preserve">Sub components of the </w:t>
+      </w:r>
+      <w:proofErr w:type="spellStart"/>
+      <w:r>
+        <w:rPr>
+          <w:b/>
+          <w:bCs/>
+          <w:sz w:val="20"/>
+          <w:szCs w:val="20"/>
+          <w:shd w:val="clear" w:color="auto" w:fill="FFFFFF"/>
+        </w:rPr>
+        <w:t>visuo</w:t>
+      </w:r>
+      <w:proofErr w:type="spellEnd"/>
+      <w:r>
+        <w:rPr>
+          <w:b/>
+          <w:bCs/>
+          <w:sz w:val="20"/>
+          <w:szCs w:val="20"/>
+          <w:shd w:val="clear" w:color="auto" w:fill="FFFFFF"/>
+        </w:rPr>
+        <w:t xml:space="preserve"> spatial sketchpad </w:t>
       </w:r>
       <w:r>
         <w:rPr>
@@ -3173,8 +3466,18 @@
           <w:szCs w:val="20"/>
           <w:shd w:val="clear" w:color="auto" w:fill="FFFFFF"/>
         </w:rPr>
-        <w:t xml:space="preserve"> shapes and colors</w:t>
-      </w:r>
+        <w:t xml:space="preserve"> shapes and </w:t>
+      </w:r>
+      <w:proofErr w:type="spellStart"/>
+      <w:r>
+        <w:rPr>
+          <w:sz w:val="20"/>
+          <w:szCs w:val="20"/>
+          <w:shd w:val="clear" w:color="auto" w:fill="FFFFFF"/>
+        </w:rPr>
+        <w:t>colors</w:t>
+      </w:r>
+      <w:proofErr w:type="spellEnd"/>
     </w:p>
     <w:p>
       <w:pPr>
@@ -3433,6 +3736,7 @@
       </w:pPr>
       <w:r>
         <w:rPr>
+          <w:noProof/>
           <w:sz w:val="20"/>
           <w:szCs w:val="20"/>
           <w:shd w:val="clear" w:color="auto" w:fill="FFFFFF"/>
@@ -3531,7 +3835,25 @@
           <w:szCs w:val="20"/>
           <w:shd w:val="clear" w:color="auto" w:fill="FFFFFF"/>
         </w:rPr>
-        <w:t>The central executive is thought to have overall control of cognitive processing, focus on conscious awareness and control the phonological and visuo spatial loops</w:t>
+        <w:t xml:space="preserve">The central executive is thought to have overall control of cognitive processing, focus on conscious awareness and control the phonological and </w:t>
+      </w:r>
+      <w:proofErr w:type="spellStart"/>
+      <w:r>
+        <w:rPr>
+          <w:sz w:val="20"/>
+          <w:szCs w:val="20"/>
+          <w:shd w:val="clear" w:color="auto" w:fill="FFFFFF"/>
+        </w:rPr>
+        <w:t>visuo</w:t>
+      </w:r>
+      <w:proofErr w:type="spellEnd"/>
+      <w:r>
+        <w:rPr>
+          <w:sz w:val="20"/>
+          <w:szCs w:val="20"/>
+          <w:shd w:val="clear" w:color="auto" w:fill="FFFFFF"/>
+        </w:rPr>
+        <w:t xml:space="preserve"> spatial loops</w:t>
       </w:r>
     </w:p>
     <w:p>
@@ -3727,7 +4049,25 @@
           <w:szCs w:val="20"/>
           <w:shd w:val="clear" w:color="auto" w:fill="FFFFFF"/>
         </w:rPr>
-        <w:t>Described in different conditions including alzheimers disease, Tourette syndrome, autism, ADHD</w:t>
+        <w:t xml:space="preserve">Described in different conditions including </w:t>
+      </w:r>
+      <w:proofErr w:type="spellStart"/>
+      <w:r>
+        <w:rPr>
+          <w:sz w:val="20"/>
+          <w:szCs w:val="20"/>
+          <w:shd w:val="clear" w:color="auto" w:fill="FFFFFF"/>
+        </w:rPr>
+        <w:t>alzheimers</w:t>
+      </w:r>
+      <w:proofErr w:type="spellEnd"/>
+      <w:r>
+        <w:rPr>
+          <w:sz w:val="20"/>
+          <w:szCs w:val="20"/>
+          <w:shd w:val="clear" w:color="auto" w:fill="FFFFFF"/>
+        </w:rPr>
+        <w:t xml:space="preserve"> disease, Tourette syndrome, autism, ADHD</w:t>
       </w:r>
     </w:p>
     <w:p>
@@ -3765,7 +4105,25 @@
           <w:szCs w:val="20"/>
           <w:shd w:val="clear" w:color="auto" w:fill="FFFFFF"/>
         </w:rPr>
-        <w:t>is a collection of deificits observed in frontal lobe patients which may include impaired concentration, impaired concept formation, disinhibition, inflexibility, perseveration, impaired cognitive estimate and impaired strategy formation</w:t>
+        <w:t xml:space="preserve">is a collection of </w:t>
+      </w:r>
+      <w:proofErr w:type="spellStart"/>
+      <w:r>
+        <w:rPr>
+          <w:sz w:val="20"/>
+          <w:szCs w:val="20"/>
+          <w:shd w:val="clear" w:color="auto" w:fill="FFFFFF"/>
+        </w:rPr>
+        <w:t>deificits</w:t>
+      </w:r>
+      <w:proofErr w:type="spellEnd"/>
+      <w:r>
+        <w:rPr>
+          <w:sz w:val="20"/>
+          <w:szCs w:val="20"/>
+          <w:shd w:val="clear" w:color="auto" w:fill="FFFFFF"/>
+        </w:rPr>
+        <w:t xml:space="preserve"> observed in frontal lobe patients which may include impaired concentration, impaired concept formation, disinhibition, inflexibility, perseveration, impaired cognitive estimate and impaired strategy formation</w:t>
       </w:r>
     </w:p>
     <w:p>
@@ -3836,7 +4194,23 @@
           <w:szCs w:val="20"/>
           <w:shd w:val="clear" w:color="auto" w:fill="FFFFFF"/>
         </w:rPr>
-        <w:t xml:space="preserve">: WM model was continuously modified to practically impossible to falfisy. </w:t>
+        <w:t>: WM model was continuously modified to practically impossible to fal</w:t>
+      </w:r>
+      <w:r>
+        <w:rPr>
+          <w:sz w:val="20"/>
+          <w:szCs w:val="20"/>
+          <w:shd w:val="clear" w:color="auto" w:fill="FFFFFF"/>
+        </w:rPr>
+        <w:t>sify</w:t>
+      </w:r>
+      <w:r>
+        <w:rPr>
+          <w:sz w:val="20"/>
+          <w:szCs w:val="20"/>
+          <w:shd w:val="clear" w:color="auto" w:fill="FFFFFF"/>
+        </w:rPr>
+        <w:t xml:space="preserve">. </w:t>
       </w:r>
     </w:p>
     <w:p>
@@ -4010,7 +4384,25 @@
           <w:szCs w:val="20"/>
           <w:shd w:val="clear" w:color="auto" w:fill="FFFFFF"/>
         </w:rPr>
-        <w:t>Organic amnesics have an impairment of their WM control processes such as articulation, which prevents them from storing new information in LTM despite having an intact WM</w:t>
+        <w:t xml:space="preserve">Organic </w:t>
+      </w:r>
+      <w:proofErr w:type="spellStart"/>
+      <w:r>
+        <w:rPr>
+          <w:sz w:val="20"/>
+          <w:szCs w:val="20"/>
+          <w:shd w:val="clear" w:color="auto" w:fill="FFFFFF"/>
+        </w:rPr>
+        <w:t>amnesics</w:t>
+      </w:r>
+      <w:proofErr w:type="spellEnd"/>
+      <w:r>
+        <w:rPr>
+          <w:sz w:val="20"/>
+          <w:szCs w:val="20"/>
+          <w:shd w:val="clear" w:color="auto" w:fill="FFFFFF"/>
+        </w:rPr>
+        <w:t xml:space="preserve"> have an impairment of their WM control processes such as articulation, which prevents them from storing new information in LTM despite having an intact WM</w:t>
       </w:r>
     </w:p>
     <w:p>
@@ -4103,17 +4495,375 @@
           <w:szCs w:val="20"/>
           <w:shd w:val="clear" w:color="auto" w:fill="FFFFFF"/>
         </w:rPr>
-        <w:t>includes</w:t>
-      </w:r>
-    </w:p>
-    <w:p>
-      <w:pPr>
-        <w:ind w:left="720" w:hanging="720"/>
-        <w:rPr>
-          <w:sz w:val="20"/>
-          <w:szCs w:val="20"/>
-        </w:rPr>
-      </w:pPr>
+        <w:t>tasks have been found to correlate with language comprehension, fluid intelligence, academic performance</w:t>
+      </w:r>
+    </w:p>
+    <w:p>
+      <w:pPr>
+        <w:ind w:left="720" w:hanging="720"/>
+        <w:rPr>
+          <w:sz w:val="20"/>
+          <w:szCs w:val="20"/>
+          <w:shd w:val="clear" w:color="auto" w:fill="FFFFFF"/>
+        </w:rPr>
+      </w:pPr>
+      <w:r>
+        <w:rPr>
+          <w:sz w:val="20"/>
+          <w:szCs w:val="20"/>
+          <w:shd w:val="clear" w:color="auto" w:fill="FFFFFF"/>
+        </w:rPr>
+        <w:t>Possible explanation is that the main feature of WM performance predicting cognitive skills is the ability to control the contents of consciousness</w:t>
+      </w:r>
+    </w:p>
+    <w:p>
+      <w:pPr>
+        <w:ind w:left="720" w:hanging="720"/>
+        <w:rPr>
+          <w:sz w:val="20"/>
+          <w:szCs w:val="20"/>
+          <w:shd w:val="clear" w:color="auto" w:fill="FFFFFF"/>
+        </w:rPr>
+      </w:pPr>
+      <w:r>
+        <w:rPr>
+          <w:sz w:val="20"/>
+          <w:szCs w:val="20"/>
+          <w:shd w:val="clear" w:color="auto" w:fill="FFFFFF"/>
+        </w:rPr>
+        <w:t>A low span indicates poor control of attention and inability to suppress unwanted items</w:t>
+      </w:r>
+    </w:p>
+    <w:p>
+      <w:pPr>
+        <w:ind w:left="720" w:hanging="720"/>
+        <w:rPr>
+          <w:sz w:val="20"/>
+          <w:szCs w:val="20"/>
+          <w:shd w:val="clear" w:color="auto" w:fill="FFFFFF"/>
+        </w:rPr>
+      </w:pPr>
+      <w:r>
+        <w:rPr>
+          <w:sz w:val="20"/>
+          <w:szCs w:val="20"/>
+          <w:shd w:val="clear" w:color="auto" w:fill="FFFFFF"/>
+        </w:rPr>
+        <w:t>WM measures an predict if an individual will be successful in supressing intrusive thoughts</w:t>
+      </w:r>
+    </w:p>
+    <w:p>
+      <w:pPr>
+        <w:ind w:left="720" w:hanging="720"/>
+        <w:rPr>
+          <w:sz w:val="20"/>
+          <w:szCs w:val="20"/>
+          <w:shd w:val="clear" w:color="auto" w:fill="FFFFFF"/>
+        </w:rPr>
+      </w:pPr>
+    </w:p>
+    <w:p>
+      <w:pPr>
+        <w:ind w:left="720" w:hanging="720"/>
+        <w:rPr>
+          <w:sz w:val="20"/>
+          <w:szCs w:val="20"/>
+          <w:shd w:val="clear" w:color="auto" w:fill="FFFFFF"/>
+        </w:rPr>
+      </w:pPr>
+      <w:r>
+        <w:rPr>
+          <w:sz w:val="20"/>
+          <w:szCs w:val="20"/>
+          <w:shd w:val="clear" w:color="auto" w:fill="FFFFFF"/>
+        </w:rPr>
+        <w:t xml:space="preserve">Several measures of central executive performance correlate with behaviour in real life settings such as ability to control cognitive processes, level of </w:t>
+      </w:r>
+      <w:proofErr w:type="spellStart"/>
+      <w:r>
+        <w:rPr>
+          <w:sz w:val="20"/>
+          <w:szCs w:val="20"/>
+          <w:shd w:val="clear" w:color="auto" w:fill="FFFFFF"/>
+        </w:rPr>
+        <w:t>self control</w:t>
+      </w:r>
+      <w:proofErr w:type="spellEnd"/>
+      <w:r>
+        <w:rPr>
+          <w:sz w:val="20"/>
+          <w:szCs w:val="20"/>
+          <w:shd w:val="clear" w:color="auto" w:fill="FFFFFF"/>
+        </w:rPr>
+        <w:t xml:space="preserve"> and will power</w:t>
+      </w:r>
+    </w:p>
+    <w:p>
+      <w:pPr>
+        <w:ind w:left="720" w:hanging="720"/>
+        <w:rPr>
+          <w:sz w:val="20"/>
+          <w:szCs w:val="20"/>
+          <w:shd w:val="clear" w:color="auto" w:fill="FFFFFF"/>
+        </w:rPr>
+      </w:pPr>
+    </w:p>
+    <w:p>
+      <w:pPr>
+        <w:ind w:left="720" w:hanging="720"/>
+        <w:rPr>
+          <w:sz w:val="20"/>
+          <w:szCs w:val="20"/>
+          <w:shd w:val="clear" w:color="auto" w:fill="FFFFFF"/>
+        </w:rPr>
+      </w:pPr>
+      <w:r>
+        <w:rPr>
+          <w:sz w:val="20"/>
+          <w:szCs w:val="20"/>
+          <w:shd w:val="clear" w:color="auto" w:fill="FFFFFF"/>
+        </w:rPr>
+        <w:t xml:space="preserve">WM training involve WM training tasks, typically computer based, hold or </w:t>
+      </w:r>
+      <w:proofErr w:type="spellStart"/>
+      <w:r>
+        <w:rPr>
+          <w:sz w:val="20"/>
+          <w:szCs w:val="20"/>
+          <w:shd w:val="clear" w:color="auto" w:fill="FFFFFF"/>
+        </w:rPr>
+        <w:t>manupilate</w:t>
+      </w:r>
+      <w:proofErr w:type="spellEnd"/>
+      <w:r>
+        <w:rPr>
+          <w:sz w:val="20"/>
+          <w:szCs w:val="20"/>
+          <w:shd w:val="clear" w:color="auto" w:fill="FFFFFF"/>
+        </w:rPr>
+        <w:t xml:space="preserve"> an increasing number of items in WM and repeatedly pushing to reach their maximum WM capacity</w:t>
+      </w:r>
+    </w:p>
+    <w:p>
+      <w:pPr>
+        <w:ind w:left="720" w:hanging="720"/>
+        <w:rPr>
+          <w:sz w:val="20"/>
+          <w:szCs w:val="20"/>
+          <w:shd w:val="clear" w:color="auto" w:fill="FFFFFF"/>
+        </w:rPr>
+      </w:pPr>
+      <w:r>
+        <w:rPr>
+          <w:sz w:val="20"/>
+          <w:szCs w:val="20"/>
+          <w:shd w:val="clear" w:color="auto" w:fill="FFFFFF"/>
+        </w:rPr>
+        <w:t>However there is no convincing evidence that improves WM performance</w:t>
+      </w:r>
+    </w:p>
+    <w:p>
+      <w:pPr>
+        <w:ind w:left="720" w:hanging="720"/>
+        <w:rPr>
+          <w:sz w:val="20"/>
+          <w:szCs w:val="20"/>
+          <w:shd w:val="clear" w:color="auto" w:fill="FFFFFF"/>
+        </w:rPr>
+      </w:pPr>
+    </w:p>
+    <w:p>
+      <w:pPr>
+        <w:ind w:left="720" w:hanging="720"/>
+        <w:rPr>
+          <w:b/>
+          <w:bCs/>
+          <w:sz w:val="20"/>
+          <w:szCs w:val="20"/>
+          <w:shd w:val="clear" w:color="auto" w:fill="FFFFFF"/>
+        </w:rPr>
+      </w:pPr>
+      <w:r>
+        <w:rPr>
+          <w:b/>
+          <w:bCs/>
+          <w:sz w:val="20"/>
+          <w:szCs w:val="20"/>
+          <w:shd w:val="clear" w:color="auto" w:fill="FFFFFF"/>
+        </w:rPr>
+        <w:t>5.7 Neuroimaging studies and working memory</w:t>
+      </w:r>
+    </w:p>
+    <w:p>
+      <w:pPr>
+        <w:ind w:left="720" w:hanging="720"/>
+        <w:rPr>
+          <w:b/>
+          <w:bCs/>
+          <w:sz w:val="20"/>
+          <w:szCs w:val="20"/>
+          <w:shd w:val="clear" w:color="auto" w:fill="FFFFFF"/>
+        </w:rPr>
+      </w:pPr>
+    </w:p>
+    <w:p>
+      <w:pPr>
+        <w:ind w:left="720" w:hanging="720"/>
+        <w:rPr>
+          <w:sz w:val="20"/>
+          <w:szCs w:val="20"/>
+        </w:rPr>
+      </w:pPr>
+      <w:r>
+        <w:rPr>
+          <w:sz w:val="20"/>
+          <w:szCs w:val="20"/>
+        </w:rPr>
+        <w:drawing>
+          <wp:inline distT="0" distB="0" distL="0" distR="0" wp14:anchorId="69259A02" wp14:editId="62922EBE">
+            <wp:extent cx="3162741" cy="2038635"/>
+            <wp:effectExtent l="0" t="0" r="0" b="0"/>
+            <wp:docPr id="11" name="Picture 11" descr="A diagram of the brain&#10;&#10;Description automatically generated"/>
+            <wp:cNvGraphicFramePr>
+              <a:graphicFrameLocks xmlns:a="http://schemas.openxmlformats.org/drawingml/2006/main" noChangeAspect="1"/>
+            </wp:cNvGraphicFramePr>
+            <a:graphic xmlns:a="http://schemas.openxmlformats.org/drawingml/2006/main">
+              <a:graphicData uri="http://schemas.openxmlformats.org/drawingml/2006/picture">
+                <pic:pic xmlns:pic="http://schemas.openxmlformats.org/drawingml/2006/picture">
+                  <pic:nvPicPr>
+                    <pic:cNvPr id="11" name="Picture 11" descr="A diagram of the brain&#10;&#10;Description automatically generated"/>
+                    <pic:cNvPicPr/>
+                  </pic:nvPicPr>
+                  <pic:blipFill>
+                    <a:blip r:embed="rId14"/>
+                    <a:stretch>
+                      <a:fillRect/>
+                    </a:stretch>
+                  </pic:blipFill>
+                  <pic:spPr>
+                    <a:xfrm>
+                      <a:off x="0" y="0"/>
+                      <a:ext cx="3162741" cy="2038635"/>
+                    </a:xfrm>
+                    <a:prstGeom prst="rect">
+                      <a:avLst/>
+                    </a:prstGeom>
+                  </pic:spPr>
+                </pic:pic>
+              </a:graphicData>
+            </a:graphic>
+          </wp:inline>
+        </w:drawing>
+      </w:r>
+    </w:p>
+    <w:p>
+      <w:pPr>
+        <w:ind w:left="720" w:hanging="720"/>
+        <w:rPr>
+          <w:b/>
+          <w:bCs/>
+          <w:sz w:val="20"/>
+          <w:szCs w:val="20"/>
+        </w:rPr>
+      </w:pPr>
+      <w:r>
+        <w:rPr>
+          <w:sz w:val="20"/>
+          <w:szCs w:val="20"/>
+        </w:rPr>
+        <w:t xml:space="preserve">Phonological loop leads to activation of the left parietal lobe called the </w:t>
+      </w:r>
+      <w:r>
+        <w:rPr>
+          <w:b/>
+          <w:bCs/>
+          <w:sz w:val="20"/>
+          <w:szCs w:val="20"/>
+        </w:rPr>
+        <w:t>Supramarginal gyrus</w:t>
+      </w:r>
+      <w:r>
+        <w:rPr>
+          <w:b/>
+          <w:bCs/>
+          <w:sz w:val="20"/>
+          <w:szCs w:val="20"/>
+        </w:rPr>
+        <w:t xml:space="preserve"> </w:t>
+      </w:r>
+      <w:r>
+        <w:rPr>
+          <w:b/>
+          <w:bCs/>
+          <w:sz w:val="20"/>
+          <w:szCs w:val="20"/>
+        </w:rPr>
+        <w:t>(</w:t>
+      </w:r>
+      <w:r>
+        <w:rPr>
+          <w:b/>
+          <w:bCs/>
+          <w:sz w:val="20"/>
+          <w:szCs w:val="20"/>
+        </w:rPr>
+        <w:t>Language comprehension)</w:t>
+      </w:r>
+    </w:p>
+    <w:p>
+      <w:pPr>
+        <w:ind w:left="720" w:hanging="720"/>
+        <w:rPr>
+          <w:sz w:val="20"/>
+          <w:szCs w:val="20"/>
+        </w:rPr>
+      </w:pPr>
+      <w:r>
+        <w:rPr>
+          <w:sz w:val="20"/>
+          <w:szCs w:val="20"/>
+        </w:rPr>
+        <w:t>Most central executive tasks tend to involve activation of the prefrontal cortex together with the parietal lobes in certain specific CE tasks</w:t>
+      </w:r>
+    </w:p>
+    <w:p>
+      <w:pPr>
+        <w:ind w:left="720" w:hanging="720"/>
+        <w:rPr>
+          <w:sz w:val="20"/>
+          <w:szCs w:val="20"/>
+        </w:rPr>
+      </w:pPr>
+      <w:r>
+        <w:rPr>
+          <w:sz w:val="20"/>
+          <w:szCs w:val="20"/>
+        </w:rPr>
+        <w:t>Frontal lobes during tasks involving episodic buffer and feature binding</w:t>
+      </w:r>
+    </w:p>
+    <w:p>
+      <w:pPr>
+        <w:ind w:left="720" w:hanging="720"/>
+        <w:rPr>
+          <w:sz w:val="20"/>
+          <w:szCs w:val="20"/>
+        </w:rPr>
+      </w:pPr>
+      <w:r>
+        <w:rPr>
+          <w:sz w:val="20"/>
+          <w:szCs w:val="20"/>
+        </w:rPr>
+        <w:t>Some recent evidence that WM traces</w:t>
+      </w:r>
+      <w:r>
+        <w:rPr>
+          <w:sz w:val="20"/>
+          <w:szCs w:val="20"/>
+        </w:rPr>
+        <w:t xml:space="preserve"> can be held in silent form without any neural activity, Wm can involve some form of temporary synaptic charge rather than firing neurons. </w:t>
+      </w:r>
     </w:p>
     <w:sectPr>
       <w:pgSz w:w="11906" w:h="16838"/>

--- a/05 Short term memory.docx
+++ b/05 Short term memory.docx
@@ -2589,6 +2589,14 @@
         </w:rPr>
         <w:t>Reduced phonological memory performance in children with language problems and normal children with poor linguistic ability</w:t>
       </w:r>
+      <w:r>
+        <w:rPr>
+          <w:sz w:val="20"/>
+          <w:szCs w:val="20"/>
+          <w:shd w:val="clear" w:color="auto" w:fill="FFFFFF"/>
+        </w:rPr>
+        <w:t xml:space="preserve"> </w:t>
+      </w:r>
     </w:p>
     <w:p>
       <w:pPr>
@@ -4716,6 +4724,7 @@
       </w:pPr>
       <w:r>
         <w:rPr>
+          <w:noProof/>
           <w:sz w:val="20"/>
           <w:szCs w:val="20"/>
         </w:rPr>
